--- a/docs/Campus Update Backend API Contract.docx
+++ b/docs/Campus Update Backend API Contract.docx
@@ -175,7 +175,13 @@
         <w:pStyle w:val="Small"/>
       </w:pPr>
       <w:r>
-        <w:t>Documentation revision: 18 October 2026</w:t>
+        <w:t xml:space="preserve">Documentation revision: </w:t>
+      </w:r>
+      <w:r>
+        <w:t>30</w:t>
+      </w:r>
+      <w:r>
+        <w:t xml:space="preserve"> October 2026</w:t>
       </w:r>
     </w:p>
     <w:p>
@@ -831,9 +837,6 @@
     <w:p>
       <w:pPr>
         <w:pStyle w:val="Endpoint"/>
-        <w:rPr>
-          <w:rFonts w:hint="eastAsia"/>
-        </w:rPr>
       </w:pPr>
       <w:r>
         <w:t>GET /health</w:t>
@@ -1223,6 +1226,7 @@
       <w:tr>
         <w:trPr>
           <w:cantSplit/>
+          <w:trHeight w:val="810"/>
         </w:trPr>
         <w:tc>
           <w:tcPr>
@@ -2457,7 +2461,7 @@
               <w:rPr>
                 <w:sz w:val="17"/>
               </w:rPr>
-              <w:t>PUT</w:t>
+              <w:t>POST</w:t>
             </w:r>
           </w:p>
         </w:tc>
@@ -2475,7 +2479,7 @@
               <w:rPr>
                 <w:sz w:val="17"/>
               </w:rPr>
-              <w:t>/api/v1/content/{id}</w:t>
+              <w:t>/api/v1/content/json</w:t>
             </w:r>
           </w:p>
         </w:tc>
@@ -2534,7 +2538,7 @@
               <w:rPr>
                 <w:sz w:val="17"/>
               </w:rPr>
-              <w:t>PATCH</w:t>
+              <w:t>PUT</w:t>
             </w:r>
           </w:p>
         </w:tc>
@@ -2552,7 +2556,7 @@
               <w:rPr>
                 <w:sz w:val="17"/>
               </w:rPr>
-              <w:t>/api/v1/content/{id}/status</w:t>
+              <w:t>/api/v1/content/{id}</w:t>
             </w:r>
           </w:p>
         </w:tc>
@@ -2611,7 +2615,7 @@
               <w:rPr>
                 <w:sz w:val="17"/>
               </w:rPr>
-              <w:t>DELETE</w:t>
+              <w:t>PATCH</w:t>
             </w:r>
           </w:p>
         </w:tc>
@@ -2629,7 +2633,7 @@
               <w:rPr>
                 <w:sz w:val="17"/>
               </w:rPr>
-              <w:t>/api/v1/content/{id}</w:t>
+              <w:t>/api/v1/content/{id}/status</w:t>
             </w:r>
           </w:p>
         </w:tc>
@@ -2688,7 +2692,7 @@
               <w:rPr>
                 <w:sz w:val="17"/>
               </w:rPr>
-              <w:t>GET</w:t>
+              <w:t>DELETE</w:t>
             </w:r>
           </w:p>
         </w:tc>
@@ -2706,7 +2710,7 @@
               <w:rPr>
                 <w:sz w:val="17"/>
               </w:rPr>
-              <w:t>/api/v1/calendar</w:t>
+              <w:t>/api/v1/content/{id}</w:t>
             </w:r>
           </w:p>
         </w:tc>
@@ -2724,7 +2728,7 @@
               <w:rPr>
                 <w:sz w:val="17"/>
               </w:rPr>
-              <w:t>Bearer</w:t>
+              <w:t>Admin</w:t>
             </w:r>
           </w:p>
         </w:tc>
@@ -2742,7 +2746,7 @@
               <w:rPr>
                 <w:sz w:val="17"/>
               </w:rPr>
-              <w:t>10</w:t>
+              <w:t>9</w:t>
             </w:r>
           </w:p>
         </w:tc>
@@ -2783,7 +2787,7 @@
               <w:rPr>
                 <w:sz w:val="17"/>
               </w:rPr>
-              <w:t>/api/v1/calendar/latest</w:t>
+              <w:t>/api/v1/calendar</w:t>
             </w:r>
           </w:p>
         </w:tc>
@@ -2842,7 +2846,7 @@
               <w:rPr>
                 <w:sz w:val="17"/>
               </w:rPr>
-              <w:t>POST</w:t>
+              <w:t>GET</w:t>
             </w:r>
           </w:p>
         </w:tc>
@@ -2860,7 +2864,7 @@
               <w:rPr>
                 <w:sz w:val="17"/>
               </w:rPr>
-              <w:t>/api/v1/calendar</w:t>
+              <w:t>/api/v1/calendar/latest</w:t>
             </w:r>
           </w:p>
         </w:tc>
@@ -2878,7 +2882,7 @@
               <w:rPr>
                 <w:sz w:val="17"/>
               </w:rPr>
-              <w:t>Admin</w:t>
+              <w:t>Bearer</w:t>
             </w:r>
           </w:p>
         </w:tc>
@@ -2919,7 +2923,7 @@
               <w:rPr>
                 <w:sz w:val="17"/>
               </w:rPr>
-              <w:t>PUT</w:t>
+              <w:t>POST</w:t>
             </w:r>
           </w:p>
         </w:tc>
@@ -2937,7 +2941,7 @@
               <w:rPr>
                 <w:sz w:val="17"/>
               </w:rPr>
-              <w:t>/api/v1/calendar/{id}</w:t>
+              <w:t>/api/v1/calendar</w:t>
             </w:r>
           </w:p>
         </w:tc>
@@ -3014,7 +3018,7 @@
               <w:rPr>
                 <w:sz w:val="17"/>
               </w:rPr>
-              <w:t>/api/v1/admin/schools</w:t>
+              <w:t>/api/v1/calendar/json</w:t>
             </w:r>
           </w:p>
         </w:tc>
@@ -3032,7 +3036,7 @@
               <w:rPr>
                 <w:sz w:val="17"/>
               </w:rPr>
-              <w:t>SuperAdmin</w:t>
+              <w:t>Admin</w:t>
             </w:r>
           </w:p>
         </w:tc>
@@ -3050,7 +3054,7 @@
               <w:rPr>
                 <w:sz w:val="17"/>
               </w:rPr>
-              <w:t>11</w:t>
+              <w:t>10</w:t>
             </w:r>
           </w:p>
         </w:tc>
@@ -3070,7 +3074,10 @@
               <w:spacing w:after="0" w:line="240" w:lineRule="auto"/>
             </w:pPr>
             <w:r>
-              <w:t>GET</w:t>
+              <w:rPr>
+                <w:sz w:val="17"/>
+              </w:rPr>
+              <w:t>PUT</w:t>
             </w:r>
           </w:p>
         </w:tc>
@@ -3085,7 +3092,10 @@
               <w:spacing w:after="0" w:line="240" w:lineRule="auto"/>
             </w:pPr>
             <w:r>
-              <w:t>/api/v1/admin/schools/{id}</w:t>
+              <w:rPr>
+                <w:sz w:val="17"/>
+              </w:rPr>
+              <w:t>/api/v1/calendar/{id}</w:t>
             </w:r>
           </w:p>
         </w:tc>
@@ -3100,7 +3110,10 @@
               <w:spacing w:after="0" w:line="240" w:lineRule="auto"/>
             </w:pPr>
             <w:r>
-              <w:t>SuperAdmin</w:t>
+              <w:rPr>
+                <w:sz w:val="17"/>
+              </w:rPr>
+              <w:t>Admin</w:t>
             </w:r>
           </w:p>
         </w:tc>
@@ -3115,7 +3128,10 @@
               <w:spacing w:after="0" w:line="240" w:lineRule="auto"/>
             </w:pPr>
             <w:r>
-              <w:t>11</w:t>
+              <w:rPr>
+                <w:sz w:val="17"/>
+              </w:rPr>
+              <w:t>10</w:t>
             </w:r>
           </w:p>
         </w:tc>
@@ -3135,7 +3151,10 @@
               <w:spacing w:after="0" w:line="240" w:lineRule="auto"/>
             </w:pPr>
             <w:r>
-              <w:t>GET</w:t>
+              <w:rPr>
+                <w:sz w:val="17"/>
+              </w:rPr>
+              <w:t>POST</w:t>
             </w:r>
           </w:p>
         </w:tc>
@@ -3150,7 +3169,10 @@
               <w:spacing w:after="0" w:line="240" w:lineRule="auto"/>
             </w:pPr>
             <w:r>
-              <w:t>/api/v1/admin/audit</w:t>
+              <w:rPr>
+                <w:sz w:val="17"/>
+              </w:rPr>
+              <w:t>/api/v1/admin/schools</w:t>
             </w:r>
           </w:p>
         </w:tc>
@@ -3165,6 +3187,9 @@
               <w:spacing w:after="0" w:line="240" w:lineRule="auto"/>
             </w:pPr>
             <w:r>
+              <w:rPr>
+                <w:sz w:val="17"/>
+              </w:rPr>
               <w:t>SuperAdmin</w:t>
             </w:r>
           </w:p>
@@ -3180,6 +3205,9 @@
               <w:spacing w:after="0" w:line="240" w:lineRule="auto"/>
             </w:pPr>
             <w:r>
+              <w:rPr>
+                <w:sz w:val="17"/>
+              </w:rPr>
               <w:t>11</w:t>
             </w:r>
           </w:p>
@@ -3200,10 +3228,7 @@
               <w:spacing w:after="0" w:line="240" w:lineRule="auto"/>
             </w:pPr>
             <w:r>
-              <w:rPr>
-                <w:sz w:val="17"/>
-              </w:rPr>
-              <w:t>POST</w:t>
+              <w:t>GET</w:t>
             </w:r>
           </w:p>
         </w:tc>
@@ -3218,10 +3243,7 @@
               <w:spacing w:after="0" w:line="240" w:lineRule="auto"/>
             </w:pPr>
             <w:r>
-              <w:rPr>
-                <w:sz w:val="17"/>
-              </w:rPr>
-              <w:t>/api/v1/admin/users</w:t>
+              <w:t>/api/v1/admin/schools/{id}</w:t>
             </w:r>
           </w:p>
         </w:tc>
@@ -3236,9 +3258,6 @@
               <w:spacing w:after="0" w:line="240" w:lineRule="auto"/>
             </w:pPr>
             <w:r>
-              <w:rPr>
-                <w:sz w:val="17"/>
-              </w:rPr>
               <w:t>SuperAdmin</w:t>
             </w:r>
           </w:p>
@@ -3254,9 +3273,6 @@
               <w:spacing w:after="0" w:line="240" w:lineRule="auto"/>
             </w:pPr>
             <w:r>
-              <w:rPr>
-                <w:sz w:val="17"/>
-              </w:rPr>
               <w:t>11</w:t>
             </w:r>
           </w:p>
@@ -3277,10 +3293,7 @@
               <w:spacing w:after="0" w:line="240" w:lineRule="auto"/>
             </w:pPr>
             <w:r>
-              <w:rPr>
-                <w:sz w:val="17"/>
-              </w:rPr>
-              <w:t>PATCH</w:t>
+              <w:t>GET</w:t>
             </w:r>
           </w:p>
         </w:tc>
@@ -3295,10 +3308,7 @@
               <w:spacing w:after="0" w:line="240" w:lineRule="auto"/>
             </w:pPr>
             <w:r>
-              <w:rPr>
-                <w:sz w:val="17"/>
-              </w:rPr>
-              <w:t>/api/v1/admin/users/{id}</w:t>
+              <w:t>/api/v1/admin/audit</w:t>
             </w:r>
           </w:p>
         </w:tc>
@@ -3313,9 +3323,6 @@
               <w:spacing w:after="0" w:line="240" w:lineRule="auto"/>
             </w:pPr>
             <w:r>
-              <w:rPr>
-                <w:sz w:val="17"/>
-              </w:rPr>
               <w:t>SuperAdmin</w:t>
             </w:r>
           </w:p>
@@ -3331,9 +3338,6 @@
               <w:spacing w:after="0" w:line="240" w:lineRule="auto"/>
             </w:pPr>
             <w:r>
-              <w:rPr>
-                <w:sz w:val="17"/>
-              </w:rPr>
               <w:t>11</w:t>
             </w:r>
           </w:p>
@@ -3375,7 +3379,7 @@
               <w:rPr>
                 <w:sz w:val="17"/>
               </w:rPr>
-              <w:t>/api/v1/media/content/{contentId}</w:t>
+              <w:t>/api/v1/admin/users</w:t>
             </w:r>
           </w:p>
         </w:tc>
@@ -3393,7 +3397,7 @@
               <w:rPr>
                 <w:sz w:val="17"/>
               </w:rPr>
-              <w:t>Admin</w:t>
+              <w:t>SuperAdmin</w:t>
             </w:r>
           </w:p>
         </w:tc>
@@ -3411,7 +3415,49 @@
               <w:rPr>
                 <w:sz w:val="17"/>
               </w:rPr>
-              <w:t>12</w:t>
+              <w:t>11</w:t>
+            </w:r>
+          </w:p>
+        </w:tc>
+      </w:tr>
+      <w:tr>
+        <w:tc>
+          <w:tcPr>
+            <w:tcW w:w="1000" w:type="dxa"/>
+          </w:tcPr>
+          <w:p>
+            <w:r>
+              <w:t>POST</w:t>
+            </w:r>
+          </w:p>
+        </w:tc>
+        <w:tc>
+          <w:tcPr>
+            <w:tcW w:w="5420" w:type="dxa"/>
+          </w:tcPr>
+          <w:p>
+            <w:r>
+              <w:t>/api/v1/admin/lead-administrators</w:t>
+            </w:r>
+          </w:p>
+        </w:tc>
+        <w:tc>
+          <w:tcPr>
+            <w:tcW w:w="1740" w:type="dxa"/>
+          </w:tcPr>
+          <w:p>
+            <w:r>
+              <w:t>SuperAdmin</w:t>
+            </w:r>
+          </w:p>
+        </w:tc>
+        <w:tc>
+          <w:tcPr>
+            <w:tcW w:w="1200" w:type="dxa"/>
+          </w:tcPr>
+          <w:p>
+            <w:r>
+              <w:t>11</w:t>
             </w:r>
           </w:p>
         </w:tc>
@@ -3434,7 +3480,7 @@
               <w:rPr>
                 <w:sz w:val="17"/>
               </w:rPr>
-              <w:t>GET</w:t>
+              <w:t>PATCH</w:t>
             </w:r>
           </w:p>
         </w:tc>
@@ -3452,7 +3498,7 @@
               <w:rPr>
                 <w:sz w:val="17"/>
               </w:rPr>
-              <w:t>/api/v1/media/{attachmentId}</w:t>
+              <w:t>/api/v1/admin/users/{id}</w:t>
             </w:r>
           </w:p>
         </w:tc>
@@ -3470,7 +3516,7 @@
               <w:rPr>
                 <w:sz w:val="17"/>
               </w:rPr>
-              <w:t>Bearer*</w:t>
+              <w:t>SuperAdmin</w:t>
             </w:r>
           </w:p>
         </w:tc>
@@ -3488,7 +3534,7 @@
               <w:rPr>
                 <w:sz w:val="17"/>
               </w:rPr>
-              <w:t>12</w:t>
+              <w:t>11</w:t>
             </w:r>
           </w:p>
         </w:tc>
@@ -3508,6 +3554,10 @@
               <w:spacing w:after="0" w:line="240" w:lineRule="auto"/>
             </w:pPr>
             <w:r>
+              <w:rPr>
+                <w:sz w:val="17"/>
+              </w:rPr>
+              <w:lastRenderedPageBreak/>
               <w:t>POST</w:t>
             </w:r>
           </w:p>
@@ -3521,9 +3571,16 @@
             <w:pPr>
               <w:pStyle w:val="TableText"/>
               <w:spacing w:after="0" w:line="240" w:lineRule="auto"/>
-            </w:pPr>
-            <w:r>
-              <w:t>/api/v1/auth/google</w:t>
+              <w:rPr>
+                <w:lang w:val="it-IT"/>
+              </w:rPr>
+            </w:pPr>
+            <w:r>
+              <w:rPr>
+                <w:sz w:val="17"/>
+                <w:lang w:val="it-IT"/>
+              </w:rPr>
+              <w:t>/api/v1/media/content/{contentId}</w:t>
             </w:r>
           </w:p>
         </w:tc>
@@ -3538,7 +3595,10 @@
               <w:spacing w:after="0" w:line="240" w:lineRule="auto"/>
             </w:pPr>
             <w:r>
-              <w:t>Public</w:t>
+              <w:rPr>
+                <w:sz w:val="17"/>
+              </w:rPr>
+              <w:t>Admin</w:t>
             </w:r>
           </w:p>
         </w:tc>
@@ -3553,7 +3613,10 @@
               <w:spacing w:after="0" w:line="240" w:lineRule="auto"/>
             </w:pPr>
             <w:r>
-              <w:t>5</w:t>
+              <w:rPr>
+                <w:sz w:val="17"/>
+              </w:rPr>
+              <w:t>12</w:t>
             </w:r>
           </w:p>
         </w:tc>
@@ -3571,8 +3634,14 @@
             <w:pPr>
               <w:pStyle w:val="TableText"/>
               <w:spacing w:after="0" w:line="240" w:lineRule="auto"/>
-            </w:pPr>
-            <w:r>
+              <w:rPr>
+                <w:sz w:val="17"/>
+              </w:rPr>
+            </w:pPr>
+            <w:r>
+              <w:rPr>
+                <w:sz w:val="17"/>
+              </w:rPr>
               <w:t>POST</w:t>
             </w:r>
           </w:p>
@@ -3586,9 +3655,17 @@
             <w:pPr>
               <w:pStyle w:val="TableText"/>
               <w:spacing w:after="0" w:line="240" w:lineRule="auto"/>
-            </w:pPr>
-            <w:r>
-              <w:t>/api/v1/auth/verification/request</w:t>
+              <w:rPr>
+                <w:sz w:val="17"/>
+                <w:lang w:val="it-IT"/>
+              </w:rPr>
+            </w:pPr>
+            <w:r>
+              <w:rPr>
+                <w:sz w:val="17"/>
+                <w:lang w:val="it-IT"/>
+              </w:rPr>
+              <w:t>/api/v1/calendar/{id}/media</w:t>
             </w:r>
           </w:p>
         </w:tc>
@@ -3598,12 +3675,8 @@
             <w:vAlign w:val="center"/>
           </w:tcPr>
           <w:p>
-            <w:pPr>
-              <w:pStyle w:val="TableText"/>
-              <w:spacing w:after="0" w:line="240" w:lineRule="auto"/>
-            </w:pPr>
-            <w:r>
-              <w:t>Public</w:t>
+            <w:r>
+              <w:t>Admin</w:t>
             </w:r>
           </w:p>
         </w:tc>
@@ -3613,12 +3686,8 @@
             <w:vAlign w:val="center"/>
           </w:tcPr>
           <w:p>
-            <w:pPr>
-              <w:pStyle w:val="TableText"/>
-              <w:spacing w:after="0" w:line="240" w:lineRule="auto"/>
-            </w:pPr>
-            <w:r>
-              <w:t>5</w:t>
+            <w:r>
+              <w:t>12</w:t>
             </w:r>
           </w:p>
         </w:tc>
@@ -3638,7 +3707,10 @@
               <w:spacing w:after="0" w:line="240" w:lineRule="auto"/>
             </w:pPr>
             <w:r>
-              <w:t>POST</w:t>
+              <w:rPr>
+                <w:sz w:val="17"/>
+              </w:rPr>
+              <w:t>GET</w:t>
             </w:r>
           </w:p>
         </w:tc>
@@ -3653,7 +3725,10 @@
               <w:spacing w:after="0" w:line="240" w:lineRule="auto"/>
             </w:pPr>
             <w:r>
-              <w:t>/api/v1/auth/verification/confirm</w:t>
+              <w:rPr>
+                <w:sz w:val="17"/>
+              </w:rPr>
+              <w:t>/api/v1/media/{attachmentId}</w:t>
             </w:r>
           </w:p>
         </w:tc>
@@ -3668,7 +3743,10 @@
               <w:spacing w:after="0" w:line="240" w:lineRule="auto"/>
             </w:pPr>
             <w:r>
-              <w:t>Public</w:t>
+              <w:rPr>
+                <w:sz w:val="17"/>
+              </w:rPr>
+              <w:t>Bearer*</w:t>
             </w:r>
           </w:p>
         </w:tc>
@@ -3683,7 +3761,10 @@
               <w:spacing w:after="0" w:line="240" w:lineRule="auto"/>
             </w:pPr>
             <w:r>
-              <w:t>5</w:t>
+              <w:rPr>
+                <w:sz w:val="17"/>
+              </w:rPr>
+              <w:t>12</w:t>
             </w:r>
           </w:p>
         </w:tc>
@@ -3703,7 +3784,7 @@
               <w:spacing w:after="0" w:line="240" w:lineRule="auto"/>
             </w:pPr>
             <w:r>
-              <w:t>GET</w:t>
+              <w:t>POST</w:t>
             </w:r>
           </w:p>
         </w:tc>
@@ -3718,7 +3799,7 @@
               <w:spacing w:after="0" w:line="240" w:lineRule="auto"/>
             </w:pPr>
             <w:r>
-              <w:t>/api/v1/calendar/current</w:t>
+              <w:t>/api/v1/auth/google</w:t>
             </w:r>
           </w:p>
         </w:tc>
@@ -3733,7 +3814,7 @@
               <w:spacing w:after="0" w:line="240" w:lineRule="auto"/>
             </w:pPr>
             <w:r>
-              <w:t>Bearer</w:t>
+              <w:t>Public</w:t>
             </w:r>
           </w:p>
         </w:tc>
@@ -3748,7 +3829,7 @@
               <w:spacing w:after="0" w:line="240" w:lineRule="auto"/>
             </w:pPr>
             <w:r>
-              <w:t>10</w:t>
+              <w:t>5</w:t>
             </w:r>
           </w:p>
         </w:tc>
@@ -3783,7 +3864,7 @@
               <w:spacing w:after="0" w:line="240" w:lineRule="auto"/>
             </w:pPr>
             <w:r>
-              <w:t>/api/v1/calendar/upload</w:t>
+              <w:t>/api/v1/auth/verification/request</w:t>
             </w:r>
           </w:p>
         </w:tc>
@@ -3798,7 +3879,7 @@
               <w:spacing w:after="0" w:line="240" w:lineRule="auto"/>
             </w:pPr>
             <w:r>
-              <w:t>Admin</w:t>
+              <w:t>Public</w:t>
             </w:r>
           </w:p>
         </w:tc>
@@ -3813,7 +3894,7 @@
               <w:spacing w:after="0" w:line="240" w:lineRule="auto"/>
             </w:pPr>
             <w:r>
-              <w:t>10</w:t>
+              <w:t>5</w:t>
             </w:r>
           </w:p>
         </w:tc>
@@ -3833,7 +3914,7 @@
               <w:spacing w:after="0" w:line="240" w:lineRule="auto"/>
             </w:pPr>
             <w:r>
-              <w:t>GET</w:t>
+              <w:t>POST</w:t>
             </w:r>
           </w:p>
         </w:tc>
@@ -3848,7 +3929,7 @@
               <w:spacing w:after="0" w:line="240" w:lineRule="auto"/>
             </w:pPr>
             <w:r>
-              <w:t>/api/v1/admin/content/pending</w:t>
+              <w:t>/api/v1/auth/verification/confirm</w:t>
             </w:r>
           </w:p>
         </w:tc>
@@ -3863,7 +3944,7 @@
               <w:spacing w:after="0" w:line="240" w:lineRule="auto"/>
             </w:pPr>
             <w:r>
-              <w:t>SuperAdmin</w:t>
+              <w:t>Public</w:t>
             </w:r>
           </w:p>
         </w:tc>
@@ -3878,7 +3959,7 @@
               <w:spacing w:after="0" w:line="240" w:lineRule="auto"/>
             </w:pPr>
             <w:r>
-              <w:t>11</w:t>
+              <w:t>5</w:t>
             </w:r>
           </w:p>
         </w:tc>
@@ -3913,7 +3994,7 @@
               <w:spacing w:after="0" w:line="240" w:lineRule="auto"/>
             </w:pPr>
             <w:r>
-              <w:t>/api/v1/admin/analytics</w:t>
+              <w:t>/api/v1/calendar/current</w:t>
             </w:r>
           </w:p>
         </w:tc>
@@ -3928,7 +4009,7 @@
               <w:spacing w:after="0" w:line="240" w:lineRule="auto"/>
             </w:pPr>
             <w:r>
-              <w:t>SuperAdmin</w:t>
+              <w:t>Bearer</w:t>
             </w:r>
           </w:p>
         </w:tc>
@@ -3943,7 +4024,7 @@
               <w:spacing w:after="0" w:line="240" w:lineRule="auto"/>
             </w:pPr>
             <w:r>
-              <w:t>13</w:t>
+              <w:t>10</w:t>
             </w:r>
           </w:p>
         </w:tc>
@@ -3963,7 +4044,7 @@
               <w:spacing w:after="0" w:line="240" w:lineRule="auto"/>
             </w:pPr>
             <w:r>
-              <w:t>POST</w:t>
+              <w:t>GET</w:t>
             </w:r>
           </w:p>
         </w:tc>
@@ -3976,9 +4057,15 @@
             <w:pPr>
               <w:pStyle w:val="TableText"/>
               <w:spacing w:after="0" w:line="240" w:lineRule="auto"/>
-            </w:pPr>
-            <w:r>
-              <w:t>/api/v1/admin/notifications/retry</w:t>
+              <w:rPr>
+                <w:lang w:val="it-IT"/>
+              </w:rPr>
+            </w:pPr>
+            <w:r>
+              <w:rPr>
+                <w:lang w:val="it-IT"/>
+              </w:rPr>
+              <w:t>/api/v1/calendar/{id}/media</w:t>
             </w:r>
           </w:p>
         </w:tc>
@@ -3993,7 +4080,7 @@
               <w:spacing w:after="0" w:line="240" w:lineRule="auto"/>
             </w:pPr>
             <w:r>
-              <w:t>SuperAdmin</w:t>
+              <w:t>Bearer</w:t>
             </w:r>
           </w:p>
         </w:tc>
@@ -4008,7 +4095,7 @@
               <w:spacing w:after="0" w:line="240" w:lineRule="auto"/>
             </w:pPr>
             <w:r>
-              <w:t>13</w:t>
+              <w:t>10</w:t>
             </w:r>
           </w:p>
         </w:tc>
@@ -4028,7 +4115,7 @@
               <w:spacing w:after="0" w:line="240" w:lineRule="auto"/>
             </w:pPr>
             <w:r>
-              <w:t>POST</w:t>
+              <w:t>GET</w:t>
             </w:r>
           </w:p>
         </w:tc>
@@ -4043,7 +4130,7 @@
               <w:spacing w:after="0" w:line="240" w:lineRule="auto"/>
             </w:pPr>
             <w:r>
-              <w:t>/api/v1/devices</w:t>
+              <w:t>/api/v1/admin/content/pending</w:t>
             </w:r>
           </w:p>
         </w:tc>
@@ -4058,7 +4145,7 @@
               <w:spacing w:after="0" w:line="240" w:lineRule="auto"/>
             </w:pPr>
             <w:r>
-              <w:t>Bearer</w:t>
+              <w:t>SuperAdmin</w:t>
             </w:r>
           </w:p>
         </w:tc>
@@ -4073,7 +4160,7 @@
               <w:spacing w:after="0" w:line="240" w:lineRule="auto"/>
             </w:pPr>
             <w:r>
-              <w:t>13</w:t>
+              <w:t>11</w:t>
             </w:r>
           </w:p>
         </w:tc>
@@ -4093,7 +4180,7 @@
               <w:spacing w:after="0" w:line="240" w:lineRule="auto"/>
             </w:pPr>
             <w:r>
-              <w:t>DELETE</w:t>
+              <w:t>GET</w:t>
             </w:r>
           </w:p>
         </w:tc>
@@ -4108,7 +4195,7 @@
               <w:spacing w:after="0" w:line="240" w:lineRule="auto"/>
             </w:pPr>
             <w:r>
-              <w:t>/api/v1/devices/{id}</w:t>
+              <w:t>/api/v1/admin/analytics</w:t>
             </w:r>
           </w:p>
         </w:tc>
@@ -4123,7 +4210,7 @@
               <w:spacing w:after="0" w:line="240" w:lineRule="auto"/>
             </w:pPr>
             <w:r>
-              <w:t>Bearer</w:t>
+              <w:t>SuperAdmin</w:t>
             </w:r>
           </w:p>
         </w:tc>
@@ -4158,7 +4245,7 @@
               <w:spacing w:after="0" w:line="240" w:lineRule="auto"/>
             </w:pPr>
             <w:r>
-              <w:t>GET</w:t>
+              <w:t>POST</w:t>
             </w:r>
           </w:p>
         </w:tc>
@@ -4173,7 +4260,7 @@
               <w:spacing w:after="0" w:line="240" w:lineRule="auto"/>
             </w:pPr>
             <w:r>
-              <w:t>/api/v1/notifications</w:t>
+              <w:t>/api/v1/admin/notifications/retry</w:t>
             </w:r>
           </w:p>
         </w:tc>
@@ -4188,7 +4275,7 @@
               <w:spacing w:after="0" w:line="240" w:lineRule="auto"/>
             </w:pPr>
             <w:r>
-              <w:t>Bearer</w:t>
+              <w:t>SuperAdmin</w:t>
             </w:r>
           </w:p>
         </w:tc>
@@ -4223,7 +4310,7 @@
               <w:spacing w:after="0" w:line="240" w:lineRule="auto"/>
             </w:pPr>
             <w:r>
-              <w:t>PATCH</w:t>
+              <w:t>POST</w:t>
             </w:r>
           </w:p>
         </w:tc>
@@ -4238,7 +4325,7 @@
               <w:spacing w:after="0" w:line="240" w:lineRule="auto"/>
             </w:pPr>
             <w:r>
-              <w:t>/api/v1/notifications/{id}/read</w:t>
+              <w:t>/api/v1/devices</w:t>
             </w:r>
           </w:p>
         </w:tc>
@@ -4288,7 +4375,7 @@
               <w:spacing w:after="0" w:line="240" w:lineRule="auto"/>
             </w:pPr>
             <w:r>
-              <w:t>POST</w:t>
+              <w:t>DELETE</w:t>
             </w:r>
           </w:p>
         </w:tc>
@@ -4303,7 +4390,7 @@
               <w:spacing w:after="0" w:line="240" w:lineRule="auto"/>
             </w:pPr>
             <w:r>
-              <w:t>/api/v1/notifications/{id}/ack</w:t>
+              <w:t>/api/v1/devices/{id}</w:t>
             </w:r>
           </w:p>
         </w:tc>
@@ -4368,7 +4455,7 @@
               <w:spacing w:after="0" w:line="240" w:lineRule="auto"/>
             </w:pPr>
             <w:r>
-              <w:t>/api/v1/internal/notifications/retry</w:t>
+              <w:t>/api/v1/notifications</w:t>
             </w:r>
           </w:p>
         </w:tc>
@@ -4383,7 +4470,7 @@
               <w:spacing w:after="0" w:line="240" w:lineRule="auto"/>
             </w:pPr>
             <w:r>
-              <w:t>CRON_SECRET</w:t>
+              <w:t>Bearer</w:t>
             </w:r>
           </w:p>
         </w:tc>
@@ -4398,7 +4485,7 @@
               <w:spacing w:after="0" w:line="240" w:lineRule="auto"/>
             </w:pPr>
             <w:r>
-              <w:t>15</w:t>
+              <w:t>13</w:t>
             </w:r>
           </w:p>
         </w:tc>
@@ -4418,7 +4505,7 @@
               <w:spacing w:after="0" w:line="240" w:lineRule="auto"/>
             </w:pPr>
             <w:r>
-              <w:t>POST</w:t>
+              <w:t>PATCH</w:t>
             </w:r>
           </w:p>
         </w:tc>
@@ -4433,7 +4520,7 @@
               <w:spacing w:after="0" w:line="240" w:lineRule="auto"/>
             </w:pPr>
             <w:r>
-              <w:t>/api/v1/payments/initialize</w:t>
+              <w:t>/api/v1/notifications/{id}/read</w:t>
             </w:r>
           </w:p>
         </w:tc>
@@ -4483,6 +4570,201 @@
               <w:spacing w:after="0" w:line="240" w:lineRule="auto"/>
             </w:pPr>
             <w:r>
+              <w:t>POST</w:t>
+            </w:r>
+          </w:p>
+        </w:tc>
+        <w:tc>
+          <w:tcPr>
+            <w:tcW w:w="5420" w:type="dxa"/>
+            <w:vAlign w:val="center"/>
+          </w:tcPr>
+          <w:p>
+            <w:pPr>
+              <w:pStyle w:val="TableText"/>
+              <w:spacing w:after="0" w:line="240" w:lineRule="auto"/>
+            </w:pPr>
+            <w:r>
+              <w:t>/api/v1/notifications/{id}/ack</w:t>
+            </w:r>
+          </w:p>
+        </w:tc>
+        <w:tc>
+          <w:tcPr>
+            <w:tcW w:w="1740" w:type="dxa"/>
+            <w:vAlign w:val="center"/>
+          </w:tcPr>
+          <w:p>
+            <w:pPr>
+              <w:pStyle w:val="TableText"/>
+              <w:spacing w:after="0" w:line="240" w:lineRule="auto"/>
+            </w:pPr>
+            <w:r>
+              <w:t>Bearer</w:t>
+            </w:r>
+          </w:p>
+        </w:tc>
+        <w:tc>
+          <w:tcPr>
+            <w:tcW w:w="1200" w:type="dxa"/>
+            <w:vAlign w:val="center"/>
+          </w:tcPr>
+          <w:p>
+            <w:pPr>
+              <w:pStyle w:val="TableText"/>
+              <w:spacing w:after="0" w:line="240" w:lineRule="auto"/>
+            </w:pPr>
+            <w:r>
+              <w:t>13</w:t>
+            </w:r>
+          </w:p>
+        </w:tc>
+      </w:tr>
+      <w:tr>
+        <w:trPr>
+          <w:cantSplit/>
+        </w:trPr>
+        <w:tc>
+          <w:tcPr>
+            <w:tcW w:w="1000" w:type="dxa"/>
+            <w:vAlign w:val="center"/>
+          </w:tcPr>
+          <w:p>
+            <w:pPr>
+              <w:pStyle w:val="TableText"/>
+              <w:spacing w:after="0" w:line="240" w:lineRule="auto"/>
+            </w:pPr>
+            <w:r>
+              <w:t>GET</w:t>
+            </w:r>
+          </w:p>
+        </w:tc>
+        <w:tc>
+          <w:tcPr>
+            <w:tcW w:w="5420" w:type="dxa"/>
+            <w:vAlign w:val="center"/>
+          </w:tcPr>
+          <w:p>
+            <w:pPr>
+              <w:pStyle w:val="TableText"/>
+              <w:spacing w:after="0" w:line="240" w:lineRule="auto"/>
+            </w:pPr>
+            <w:r>
+              <w:t>/api/v1/internal/notifications/retry</w:t>
+            </w:r>
+          </w:p>
+        </w:tc>
+        <w:tc>
+          <w:tcPr>
+            <w:tcW w:w="1740" w:type="dxa"/>
+            <w:vAlign w:val="center"/>
+          </w:tcPr>
+          <w:p>
+            <w:pPr>
+              <w:pStyle w:val="TableText"/>
+              <w:spacing w:after="0" w:line="240" w:lineRule="auto"/>
+            </w:pPr>
+            <w:r>
+              <w:t>CRON_SECRET</w:t>
+            </w:r>
+          </w:p>
+        </w:tc>
+        <w:tc>
+          <w:tcPr>
+            <w:tcW w:w="1200" w:type="dxa"/>
+            <w:vAlign w:val="center"/>
+          </w:tcPr>
+          <w:p>
+            <w:pPr>
+              <w:pStyle w:val="TableText"/>
+              <w:spacing w:after="0" w:line="240" w:lineRule="auto"/>
+            </w:pPr>
+            <w:r>
+              <w:t>15</w:t>
+            </w:r>
+          </w:p>
+        </w:tc>
+      </w:tr>
+      <w:tr>
+        <w:trPr>
+          <w:cantSplit/>
+        </w:trPr>
+        <w:tc>
+          <w:tcPr>
+            <w:tcW w:w="1000" w:type="dxa"/>
+            <w:vAlign w:val="center"/>
+          </w:tcPr>
+          <w:p>
+            <w:pPr>
+              <w:pStyle w:val="TableText"/>
+              <w:spacing w:after="0" w:line="240" w:lineRule="auto"/>
+            </w:pPr>
+            <w:r>
+              <w:t>POST</w:t>
+            </w:r>
+          </w:p>
+        </w:tc>
+        <w:tc>
+          <w:tcPr>
+            <w:tcW w:w="5420" w:type="dxa"/>
+            <w:vAlign w:val="center"/>
+          </w:tcPr>
+          <w:p>
+            <w:pPr>
+              <w:pStyle w:val="TableText"/>
+              <w:spacing w:after="0" w:line="240" w:lineRule="auto"/>
+            </w:pPr>
+            <w:r>
+              <w:t>/api/v1/payments/initialize</w:t>
+            </w:r>
+          </w:p>
+        </w:tc>
+        <w:tc>
+          <w:tcPr>
+            <w:tcW w:w="1740" w:type="dxa"/>
+            <w:vAlign w:val="center"/>
+          </w:tcPr>
+          <w:p>
+            <w:pPr>
+              <w:pStyle w:val="TableText"/>
+              <w:spacing w:after="0" w:line="240" w:lineRule="auto"/>
+            </w:pPr>
+            <w:r>
+              <w:t>Bearer</w:t>
+            </w:r>
+          </w:p>
+        </w:tc>
+        <w:tc>
+          <w:tcPr>
+            <w:tcW w:w="1200" w:type="dxa"/>
+            <w:vAlign w:val="center"/>
+          </w:tcPr>
+          <w:p>
+            <w:pPr>
+              <w:pStyle w:val="TableText"/>
+              <w:spacing w:after="0" w:line="240" w:lineRule="auto"/>
+            </w:pPr>
+            <w:r>
+              <w:t>13</w:t>
+            </w:r>
+          </w:p>
+        </w:tc>
+      </w:tr>
+      <w:tr>
+        <w:trPr>
+          <w:cantSplit/>
+        </w:trPr>
+        <w:tc>
+          <w:tcPr>
+            <w:tcW w:w="1000" w:type="dxa"/>
+            <w:vAlign w:val="center"/>
+          </w:tcPr>
+          <w:p>
+            <w:pPr>
+              <w:pStyle w:val="TableText"/>
+              <w:spacing w:after="0" w:line="240" w:lineRule="auto"/>
+            </w:pPr>
+            <w:r>
               <w:t>GET</w:t>
             </w:r>
           </w:p>
@@ -4554,6 +4836,7 @@
         <w:pageBreakBefore/>
       </w:pPr>
       <w:r>
+        <w:lastRenderedPageBreak/>
         <w:t>4. Enum reference</w:t>
       </w:r>
     </w:p>
@@ -5124,6 +5407,7 @@
         <w:pageBreakBefore/>
       </w:pPr>
       <w:r>
+        <w:lastRenderedPageBreak/>
         <w:t>5. Authentication contracts</w:t>
       </w:r>
     </w:p>
@@ -5138,9 +5422,6 @@
     <w:p>
       <w:pPr>
         <w:pStyle w:val="Endpoint"/>
-        <w:rPr>
-          <w:rFonts w:hint="eastAsia"/>
-        </w:rPr>
       </w:pPr>
       <w:r>
         <w:t>POST /api/v1/auth/register</w:t>
@@ -5173,9 +5454,6 @@
         <w:keepNext/>
         <w:keepLines/>
         <w:shd w:val="clear" w:color="auto" w:fill="F2F5F9"/>
-        <w:rPr>
-          <w:rFonts w:hint="eastAsia"/>
-        </w:rPr>
       </w:pPr>
       <w:r>
         <w:t>{</w:t>
@@ -5187,9 +5465,6 @@
         <w:keepNext/>
         <w:keepLines/>
         <w:shd w:val="clear" w:color="auto" w:fill="F2F5F9"/>
-        <w:rPr>
-          <w:rFonts w:hint="eastAsia"/>
-        </w:rPr>
       </w:pPr>
       <w:r>
         <w:t xml:space="preserve">  "email": "student@example.com",</w:t>
@@ -5201,9 +5476,6 @@
         <w:keepNext/>
         <w:keepLines/>
         <w:shd w:val="clear" w:color="auto" w:fill="F2F5F9"/>
-        <w:rPr>
-          <w:rFonts w:hint="eastAsia"/>
-        </w:rPr>
       </w:pPr>
       <w:r>
         <w:t xml:space="preserve">  "password": "SecurePassword123!",</w:t>
@@ -5215,9 +5487,6 @@
         <w:keepNext/>
         <w:keepLines/>
         <w:shd w:val="clear" w:color="auto" w:fill="F2F5F9"/>
-        <w:rPr>
-          <w:rFonts w:hint="eastAsia"/>
-        </w:rPr>
       </w:pPr>
       <w:r>
         <w:t xml:space="preserve">  "firstName": "John",</w:t>
@@ -5229,9 +5498,6 @@
         <w:keepNext/>
         <w:keepLines/>
         <w:shd w:val="clear" w:color="auto" w:fill="F2F5F9"/>
-        <w:rPr>
-          <w:rFonts w:hint="eastAsia"/>
-        </w:rPr>
       </w:pPr>
       <w:r>
         <w:t xml:space="preserve">  "lastName": "Doe",</w:t>
@@ -5243,9 +5509,6 @@
         <w:keepNext/>
         <w:keepLines/>
         <w:shd w:val="clear" w:color="auto" w:fill="F2F5F9"/>
-        <w:rPr>
-          <w:rFonts w:hint="eastAsia"/>
-        </w:rPr>
       </w:pPr>
       <w:r>
         <w:t xml:space="preserve">  "role": "Student",</w:t>
@@ -5257,9 +5520,6 @@
         <w:keepNext/>
         <w:keepLines/>
         <w:shd w:val="clear" w:color="auto" w:fill="F2F5F9"/>
-        <w:rPr>
-          <w:rFonts w:hint="eastAsia"/>
-        </w:rPr>
       </w:pPr>
       <w:r>
         <w:t xml:space="preserve">  "institutionId": "11111111-1111-4111-8111-111111111111",</w:t>
@@ -5271,9 +5531,6 @@
         <w:keepNext/>
         <w:keepLines/>
         <w:shd w:val="clear" w:color="auto" w:fill="F2F5F9"/>
-        <w:rPr>
-          <w:rFonts w:hint="eastAsia"/>
-        </w:rPr>
       </w:pPr>
       <w:r>
         <w:t xml:space="preserve">  "facultyId": "22222222-2222-4222-8222-222222222222",</w:t>
@@ -5285,9 +5542,6 @@
         <w:keepNext/>
         <w:keepLines/>
         <w:shd w:val="clear" w:color="auto" w:fill="F2F5F9"/>
-        <w:rPr>
-          <w:rFonts w:hint="eastAsia"/>
-        </w:rPr>
       </w:pPr>
       <w:r>
         <w:t xml:space="preserve">  "departmentId": "33333333-3333-4333-8333-333333333333",</w:t>
@@ -5299,9 +5553,6 @@
         <w:keepNext/>
         <w:keepLines/>
         <w:shd w:val="clear" w:color="auto" w:fill="F2F5F9"/>
-        <w:rPr>
-          <w:rFonts w:hint="eastAsia"/>
-        </w:rPr>
       </w:pPr>
       <w:r>
         <w:t xml:space="preserve">  "programmeId": "44444444-4444-4444-8444-444444444444",</w:t>
@@ -5313,9 +5564,6 @@
         <w:keepNext/>
         <w:keepLines/>
         <w:shd w:val="clear" w:color="auto" w:fill="F2F5F9"/>
-        <w:rPr>
-          <w:rFonts w:hint="eastAsia"/>
-        </w:rPr>
       </w:pPr>
       <w:r>
         <w:t xml:space="preserve">  "academicLevelId": "55555555-5555-4555-8555-555555555555",</w:t>
@@ -5327,9 +5575,6 @@
         <w:keepNext/>
         <w:keepLines/>
         <w:shd w:val="clear" w:color="auto" w:fill="F2F5F9"/>
-        <w:rPr>
-          <w:rFonts w:hint="eastAsia"/>
-        </w:rPr>
       </w:pPr>
       <w:r>
         <w:t xml:space="preserve">  "matriculationOrStaffNumber": "UU/CSC/21/0001"</w:t>
@@ -5341,9 +5586,6 @@
         <w:keepLines/>
         <w:shd w:val="clear" w:color="auto" w:fill="F2F5F9"/>
         <w:spacing w:after="160"/>
-        <w:rPr>
-          <w:rFonts w:hint="eastAsia"/>
-        </w:rPr>
       </w:pPr>
       <w:r>
         <w:t>}</w:t>
@@ -5363,9 +5605,6 @@
         <w:keepNext/>
         <w:keepLines/>
         <w:shd w:val="clear" w:color="auto" w:fill="F2F5F9"/>
-        <w:rPr>
-          <w:rFonts w:hint="eastAsia"/>
-        </w:rPr>
       </w:pPr>
       <w:r>
         <w:t>{</w:t>
@@ -5377,9 +5616,6 @@
         <w:keepNext/>
         <w:keepLines/>
         <w:shd w:val="clear" w:color="auto" w:fill="F2F5F9"/>
-        <w:rPr>
-          <w:rFonts w:hint="eastAsia"/>
-        </w:rPr>
       </w:pPr>
       <w:r>
         <w:t xml:space="preserve">  "email": "staff@example.com",</w:t>
@@ -5391,9 +5627,6 @@
         <w:keepNext/>
         <w:keepLines/>
         <w:shd w:val="clear" w:color="auto" w:fill="F2F5F9"/>
-        <w:rPr>
-          <w:rFonts w:hint="eastAsia"/>
-        </w:rPr>
       </w:pPr>
       <w:r>
         <w:t xml:space="preserve">  "password": "SecurePassword123!",</w:t>
@@ -5405,9 +5638,6 @@
         <w:keepNext/>
         <w:keepLines/>
         <w:shd w:val="clear" w:color="auto" w:fill="F2F5F9"/>
-        <w:rPr>
-          <w:rFonts w:hint="eastAsia"/>
-        </w:rPr>
       </w:pPr>
       <w:r>
         <w:t xml:space="preserve">  "firstName": "Jane",</w:t>
@@ -5419,9 +5649,6 @@
         <w:keepNext/>
         <w:keepLines/>
         <w:shd w:val="clear" w:color="auto" w:fill="F2F5F9"/>
-        <w:rPr>
-          <w:rFonts w:hint="eastAsia"/>
-        </w:rPr>
       </w:pPr>
       <w:r>
         <w:t xml:space="preserve">  "lastName": "Smith",</w:t>
@@ -5433,9 +5660,6 @@
         <w:keepNext/>
         <w:keepLines/>
         <w:shd w:val="clear" w:color="auto" w:fill="F2F5F9"/>
-        <w:rPr>
-          <w:rFonts w:hint="eastAsia"/>
-        </w:rPr>
       </w:pPr>
       <w:r>
         <w:t xml:space="preserve">  "role": "Staff",</w:t>
@@ -5447,9 +5671,6 @@
         <w:keepNext/>
         <w:keepLines/>
         <w:shd w:val="clear" w:color="auto" w:fill="F2F5F9"/>
-        <w:rPr>
-          <w:rFonts w:hint="eastAsia"/>
-        </w:rPr>
       </w:pPr>
       <w:r>
         <w:t xml:space="preserve">  "institutionId": "11111111-1111-4111-8111-111111111111",</w:t>
@@ -5461,9 +5682,6 @@
         <w:keepNext/>
         <w:keepLines/>
         <w:shd w:val="clear" w:color="auto" w:fill="F2F5F9"/>
-        <w:rPr>
-          <w:rFonts w:hint="eastAsia"/>
-        </w:rPr>
       </w:pPr>
       <w:r>
         <w:t xml:space="preserve">  "facultyId": "22222222-2222-4222-8222-222222222222",</w:t>
@@ -5475,9 +5693,6 @@
         <w:keepNext/>
         <w:keepLines/>
         <w:shd w:val="clear" w:color="auto" w:fill="F2F5F9"/>
-        <w:rPr>
-          <w:rFonts w:hint="eastAsia"/>
-        </w:rPr>
       </w:pPr>
       <w:r>
         <w:t xml:space="preserve">  "departmentId": "33333333-3333-4333-8333-333333333333",</w:t>
@@ -5489,9 +5704,6 @@
         <w:keepNext/>
         <w:keepLines/>
         <w:shd w:val="clear" w:color="auto" w:fill="F2F5F9"/>
-        <w:rPr>
-          <w:rFonts w:hint="eastAsia"/>
-        </w:rPr>
       </w:pPr>
       <w:r>
         <w:t xml:space="preserve">  "programmeId": null,</w:t>
@@ -5503,9 +5715,6 @@
         <w:keepNext/>
         <w:keepLines/>
         <w:shd w:val="clear" w:color="auto" w:fill="F2F5F9"/>
-        <w:rPr>
-          <w:rFonts w:hint="eastAsia"/>
-        </w:rPr>
       </w:pPr>
       <w:r>
         <w:t xml:space="preserve">  "academicLevelId": null,</w:t>
@@ -5517,9 +5726,6 @@
         <w:keepNext/>
         <w:keepLines/>
         <w:shd w:val="clear" w:color="auto" w:fill="F2F5F9"/>
-        <w:rPr>
-          <w:rFonts w:hint="eastAsia"/>
-        </w:rPr>
       </w:pPr>
       <w:r>
         <w:t xml:space="preserve">  "matriculationOrStaffNumber": "STAFF-0042"</w:t>
@@ -5531,9 +5737,6 @@
         <w:keepLines/>
         <w:shd w:val="clear" w:color="auto" w:fill="F2F5F9"/>
         <w:spacing w:after="160"/>
-        <w:rPr>
-          <w:rFonts w:hint="eastAsia"/>
-        </w:rPr>
       </w:pPr>
       <w:r>
         <w:t>}</w:t>
@@ -5549,6 +5752,7 @@
         <w:pStyle w:val="Heading2"/>
       </w:pPr>
       <w:r>
+        <w:lastRenderedPageBreak/>
         <w:t>Authentication response</w:t>
       </w:r>
     </w:p>
@@ -5558,9 +5762,6 @@
         <w:keepNext/>
         <w:keepLines/>
         <w:shd w:val="clear" w:color="auto" w:fill="F2F5F9"/>
-        <w:rPr>
-          <w:rFonts w:hint="eastAsia"/>
-        </w:rPr>
       </w:pPr>
       <w:r>
         <w:t>{</w:t>
@@ -5572,9 +5773,6 @@
         <w:keepNext/>
         <w:keepLines/>
         <w:shd w:val="clear" w:color="auto" w:fill="F2F5F9"/>
-        <w:rPr>
-          <w:rFonts w:hint="eastAsia"/>
-        </w:rPr>
       </w:pPr>
       <w:r>
         <w:t xml:space="preserve">  "userId": "66666666-6666-4666-8666-666666666666",</w:t>
@@ -5586,9 +5784,6 @@
         <w:keepNext/>
         <w:keepLines/>
         <w:shd w:val="clear" w:color="auto" w:fill="F2F5F9"/>
-        <w:rPr>
-          <w:rFonts w:hint="eastAsia"/>
-        </w:rPr>
       </w:pPr>
       <w:r>
         <w:t xml:space="preserve">  "accessToken": "ACCESS_TOKEN",</w:t>
@@ -5600,9 +5795,6 @@
         <w:keepNext/>
         <w:keepLines/>
         <w:shd w:val="clear" w:color="auto" w:fill="F2F5F9"/>
-        <w:rPr>
-          <w:rFonts w:hint="eastAsia"/>
-        </w:rPr>
       </w:pPr>
       <w:r>
         <w:t xml:space="preserve">  "refreshToken": "REFRESH_TOKEN",</w:t>
@@ -5614,9 +5806,6 @@
         <w:keepNext/>
         <w:keepLines/>
         <w:shd w:val="clear" w:color="auto" w:fill="F2F5F9"/>
-        <w:rPr>
-          <w:rFonts w:hint="eastAsia"/>
-        </w:rPr>
       </w:pPr>
       <w:r>
         <w:t xml:space="preserve">  "expiresAt": "2026-09-26T12:15:00Z"</w:t>
@@ -5628,9 +5817,6 @@
         <w:keepLines/>
         <w:shd w:val="clear" w:color="auto" w:fill="F2F5F9"/>
         <w:spacing w:after="160"/>
-        <w:rPr>
-          <w:rFonts w:hint="eastAsia"/>
-        </w:rPr>
       </w:pPr>
       <w:r>
         <w:t>}</w:t>
@@ -5647,9 +5833,6 @@
     <w:p>
       <w:pPr>
         <w:pStyle w:val="Endpoint"/>
-        <w:rPr>
-          <w:rFonts w:hint="eastAsia"/>
-        </w:rPr>
       </w:pPr>
       <w:r>
         <w:t>POST /api/v1/auth/login</w:t>
@@ -5669,9 +5852,6 @@
         <w:keepNext/>
         <w:keepLines/>
         <w:shd w:val="clear" w:color="auto" w:fill="F2F5F9"/>
-        <w:rPr>
-          <w:rFonts w:hint="eastAsia"/>
-        </w:rPr>
       </w:pPr>
       <w:r>
         <w:t>{</w:t>
@@ -5683,9 +5863,6 @@
         <w:keepNext/>
         <w:keepLines/>
         <w:shd w:val="clear" w:color="auto" w:fill="F2F5F9"/>
-        <w:rPr>
-          <w:rFonts w:hint="eastAsia"/>
-        </w:rPr>
       </w:pPr>
       <w:r>
         <w:t xml:space="preserve">  "email": "student@example.com",</w:t>
@@ -5697,9 +5874,6 @@
         <w:keepNext/>
         <w:keepLines/>
         <w:shd w:val="clear" w:color="auto" w:fill="F2F5F9"/>
-        <w:rPr>
-          <w:rFonts w:hint="eastAsia"/>
-        </w:rPr>
       </w:pPr>
       <w:r>
         <w:t xml:space="preserve">  "password": "SecurePassword123!"</w:t>
@@ -5711,9 +5885,6 @@
         <w:keepLines/>
         <w:shd w:val="clear" w:color="auto" w:fill="F2F5F9"/>
         <w:spacing w:after="160"/>
-        <w:rPr>
-          <w:rFonts w:hint="eastAsia"/>
-        </w:rPr>
       </w:pPr>
       <w:r>
         <w:t>}</w:t>
@@ -5735,9 +5906,6 @@
     <w:p>
       <w:pPr>
         <w:pStyle w:val="Endpoint"/>
-        <w:rPr>
-          <w:rFonts w:hint="eastAsia"/>
-        </w:rPr>
       </w:pPr>
       <w:r>
         <w:t>POST /api/v1/auth/verification/request</w:t>
@@ -5757,9 +5925,6 @@
         <w:keepNext/>
         <w:keepLines/>
         <w:shd w:val="clear" w:color="auto" w:fill="F2F5F9"/>
-        <w:rPr>
-          <w:rFonts w:hint="eastAsia"/>
-        </w:rPr>
       </w:pPr>
       <w:r>
         <w:t>{"email":"student@example.com"}</w:t>
@@ -5773,9 +5938,6 @@
     <w:p>
       <w:pPr>
         <w:pStyle w:val="Endpoint"/>
-        <w:rPr>
-          <w:rFonts w:hint="eastAsia"/>
-        </w:rPr>
       </w:pPr>
       <w:r>
         <w:t>POST /api/v1/auth/verification/confirm</w:t>
@@ -5795,9 +5957,6 @@
         <w:keepNext/>
         <w:keepLines/>
         <w:shd w:val="clear" w:color="auto" w:fill="F2F5F9"/>
-        <w:rPr>
-          <w:rFonts w:hint="eastAsia"/>
-        </w:rPr>
       </w:pPr>
       <w:r>
         <w:t>{"email":"student@example.com","code":"123456"}</w:t>
@@ -5819,9 +5978,6 @@
     <w:p>
       <w:pPr>
         <w:pStyle w:val="Endpoint"/>
-        <w:rPr>
-          <w:rFonts w:hint="eastAsia"/>
-        </w:rPr>
       </w:pPr>
       <w:r>
         <w:t>POST /api/v1/auth/google</w:t>
@@ -5841,11 +5997,9 @@
         <w:keepNext/>
         <w:keepLines/>
         <w:shd w:val="clear" w:color="auto" w:fill="F2F5F9"/>
-        <w:rPr>
-          <w:rFonts w:hint="eastAsia"/>
-        </w:rPr>
-      </w:pPr>
-      <w:r>
+      </w:pPr>
+      <w:r>
+        <w:lastRenderedPageBreak/>
         <w:t>{"idToken":"&lt;Google ID token&gt;","firstName":"Jane","lastName":"Doe","role":"Student","institutionId":"&lt;institution UUID&gt;","facultyId":null,"departmentId":null,"programmeId":null,"academicLevelId":null,"matriculationOrStaffNumber":null}</w:t>
       </w:r>
     </w:p>
@@ -5865,9 +6019,6 @@
     <w:p>
       <w:pPr>
         <w:pStyle w:val="Endpoint"/>
-        <w:rPr>
-          <w:rFonts w:hint="eastAsia"/>
-        </w:rPr>
       </w:pPr>
       <w:r>
         <w:t>POST /api/v1/auth/refresh</w:t>
@@ -5887,9 +6038,6 @@
         <w:keepNext/>
         <w:keepLines/>
         <w:shd w:val="clear" w:color="auto" w:fill="F2F5F9"/>
-        <w:rPr>
-          <w:rFonts w:hint="eastAsia"/>
-        </w:rPr>
       </w:pPr>
       <w:r>
         <w:t>{</w:t>
@@ -5901,9 +6049,6 @@
         <w:keepNext/>
         <w:keepLines/>
         <w:shd w:val="clear" w:color="auto" w:fill="F2F5F9"/>
-        <w:rPr>
-          <w:rFonts w:hint="eastAsia"/>
-        </w:rPr>
       </w:pPr>
       <w:r>
         <w:t xml:space="preserve">  "refreshToken": "CURRENT_REFRESH_TOKEN"</w:t>
@@ -5915,9 +6060,6 @@
         <w:keepLines/>
         <w:shd w:val="clear" w:color="auto" w:fill="F2F5F9"/>
         <w:spacing w:after="160"/>
-        <w:rPr>
-          <w:rFonts w:hint="eastAsia"/>
-        </w:rPr>
       </w:pPr>
       <w:r>
         <w:t>}</w:t>
@@ -5960,33 +6102,21 @@
       </w:r>
     </w:p>
     <w:p>
-      <w:pPr>
-        <w:pStyle w:val="Normal"/>
-      </w:pPr>
       <w:r>
         <w:t>POST /api/v1/auth/forgot-password | Access: Public | Success: 200 generic message</w:t>
       </w:r>
     </w:p>
     <w:p>
-      <w:pPr>
-        <w:pStyle w:val="Normal"/>
-      </w:pPr>
       <w:r>
         <w:t>{"email":"student@example.com"}</w:t>
       </w:r>
     </w:p>
     <w:p>
-      <w:pPr>
-        <w:pStyle w:val="Normal"/>
-      </w:pPr>
       <w:r>
         <w:t>The API emails an eight-digit code valid for 15 minutes. Requests are limited to one per account per minute. The response is the same whether the account exists or not.</w:t>
       </w:r>
     </w:p>
     <w:p>
-      <w:pPr>
-        <w:pStyle w:val="Normal"/>
-      </w:pPr>
       <w:r>
         <w:t>200 OK response: {"message":"If an active account exists for that email, a password reset code has been sent."}</w:t>
       </w:r>
@@ -6000,33 +6130,22 @@
       </w:r>
     </w:p>
     <w:p>
-      <w:pPr>
-        <w:pStyle w:val="Normal"/>
-      </w:pPr>
       <w:r>
         <w:t>POST /api/v1/auth/reset-password | Access: Public | Success: 204</w:t>
       </w:r>
     </w:p>
     <w:p>
-      <w:pPr>
-        <w:pStyle w:val="Normal"/>
-      </w:pPr>
       <w:r>
         <w:t>{"email":"student@example.com","code":"12345678","newPassword":"NewPassword123!"}</w:t>
       </w:r>
     </w:p>
     <w:p>
-      <w:pPr>
-        <w:pStyle w:val="Normal"/>
-      </w:pPr>
-      <w:r>
+      <w:r>
+        <w:lastRenderedPageBreak/>
         <w:t>A code is single-use and allows five attempts. Success changes the password and revokes the stored refresh token; previously issued access tokens expire normally. Invalid, expired or exhausted codes return 400.</w:t>
       </w:r>
     </w:p>
     <w:p>
-      <w:pPr>
-        <w:pStyle w:val="Normal"/>
-      </w:pPr>
       <w:r>
         <w:t>204 No Content response: empty body.</w:t>
       </w:r>
@@ -6055,6 +6174,7 @@
         <w:pageBreakBefore/>
       </w:pPr>
       <w:r>
+        <w:lastRenderedPageBreak/>
         <w:t>6. Profile and academic settings</w:t>
       </w:r>
     </w:p>
@@ -6069,9 +6189,6 @@
     <w:p>
       <w:pPr>
         <w:pStyle w:val="Endpoint"/>
-        <w:rPr>
-          <w:rFonts w:hint="eastAsia"/>
-        </w:rPr>
       </w:pPr>
       <w:r>
         <w:t>GET /api/v1/auth/profile</w:t>
@@ -6091,9 +6208,6 @@
         <w:keepNext/>
         <w:keepLines/>
         <w:shd w:val="clear" w:color="auto" w:fill="F2F5F9"/>
-        <w:rPr>
-          <w:rFonts w:hint="eastAsia"/>
-        </w:rPr>
       </w:pPr>
       <w:r>
         <w:t>{</w:t>
@@ -6105,9 +6219,6 @@
         <w:keepNext/>
         <w:keepLines/>
         <w:shd w:val="clear" w:color="auto" w:fill="F2F5F9"/>
-        <w:rPr>
-          <w:rFonts w:hint="eastAsia"/>
-        </w:rPr>
       </w:pPr>
       <w:r>
         <w:t xml:space="preserve">  "id": "66666666-6666-4666-8666-666666666666",</w:t>
@@ -6119,9 +6230,6 @@
         <w:keepNext/>
         <w:keepLines/>
         <w:shd w:val="clear" w:color="auto" w:fill="F2F5F9"/>
-        <w:rPr>
-          <w:rFonts w:hint="eastAsia"/>
-        </w:rPr>
       </w:pPr>
       <w:r>
         <w:t xml:space="preserve">  "email": "student@example.com",</w:t>
@@ -6133,9 +6241,6 @@
         <w:keepNext/>
         <w:keepLines/>
         <w:shd w:val="clear" w:color="auto" w:fill="F2F5F9"/>
-        <w:rPr>
-          <w:rFonts w:hint="eastAsia"/>
-        </w:rPr>
       </w:pPr>
       <w:r>
         <w:t xml:space="preserve">  "firstName": "John",</w:t>
@@ -6147,9 +6252,6 @@
         <w:keepNext/>
         <w:keepLines/>
         <w:shd w:val="clear" w:color="auto" w:fill="F2F5F9"/>
-        <w:rPr>
-          <w:rFonts w:hint="eastAsia"/>
-        </w:rPr>
       </w:pPr>
       <w:r>
         <w:t xml:space="preserve">  "lastName": "Doe",</w:t>
@@ -6161,9 +6263,6 @@
         <w:keepNext/>
         <w:keepLines/>
         <w:shd w:val="clear" w:color="auto" w:fill="F2F5F9"/>
-        <w:rPr>
-          <w:rFonts w:hint="eastAsia"/>
-        </w:rPr>
       </w:pPr>
       <w:r>
         <w:t xml:space="preserve">  "role": "Student",</w:t>
@@ -6175,9 +6274,6 @@
         <w:keepNext/>
         <w:keepLines/>
         <w:shd w:val="clear" w:color="auto" w:fill="F2F5F9"/>
-        <w:rPr>
-          <w:rFonts w:hint="eastAsia"/>
-        </w:rPr>
       </w:pPr>
       <w:r>
         <w:t xml:space="preserve">  "matriculationOrStaffNumber": "UU/CSC/21/0001",</w:t>
@@ -6189,9 +6285,6 @@
         <w:keepNext/>
         <w:keepLines/>
         <w:shd w:val="clear" w:color="auto" w:fill="F2F5F9"/>
-        <w:rPr>
-          <w:rFonts w:hint="eastAsia"/>
-        </w:rPr>
       </w:pPr>
       <w:r>
         <w:t xml:space="preserve">  "institutionId": "11111111-1111-4111-8111-111111111111",</w:t>
@@ -6203,9 +6296,6 @@
         <w:keepNext/>
         <w:keepLines/>
         <w:shd w:val="clear" w:color="auto" w:fill="F2F5F9"/>
-        <w:rPr>
-          <w:rFonts w:hint="eastAsia"/>
-        </w:rPr>
       </w:pPr>
       <w:r>
         <w:t xml:space="preserve">  "facultyId": "22222222-2222-4222-8222-222222222222",</w:t>
@@ -6217,9 +6307,6 @@
         <w:keepNext/>
         <w:keepLines/>
         <w:shd w:val="clear" w:color="auto" w:fill="F2F5F9"/>
-        <w:rPr>
-          <w:rFonts w:hint="eastAsia"/>
-        </w:rPr>
       </w:pPr>
       <w:r>
         <w:t xml:space="preserve">  "departmentId": "33333333-3333-4333-8333-333333333333",</w:t>
@@ -6231,9 +6318,6 @@
         <w:keepNext/>
         <w:keepLines/>
         <w:shd w:val="clear" w:color="auto" w:fill="F2F5F9"/>
-        <w:rPr>
-          <w:rFonts w:hint="eastAsia"/>
-        </w:rPr>
       </w:pPr>
       <w:r>
         <w:t xml:space="preserve">  "programmeId": "44444444-4444-4444-8444-444444444444",</w:t>
@@ -6245,9 +6329,6 @@
         <w:keepNext/>
         <w:keepLines/>
         <w:shd w:val="clear" w:color="auto" w:fill="F2F5F9"/>
-        <w:rPr>
-          <w:rFonts w:hint="eastAsia"/>
-        </w:rPr>
       </w:pPr>
       <w:r>
         <w:t xml:space="preserve">  "academicLevelId": "55555555-5555-4555-8555-555555555555",</w:t>
@@ -6259,9 +6340,6 @@
         <w:keepNext/>
         <w:keepLines/>
         <w:shd w:val="clear" w:color="auto" w:fill="F2F5F9"/>
-        <w:rPr>
-          <w:rFonts w:hint="eastAsia"/>
-        </w:rPr>
       </w:pPr>
       <w:r>
         <w:t xml:space="preserve">  "newsEnabled": true,</w:t>
@@ -6273,9 +6351,6 @@
         <w:keepNext/>
         <w:keepLines/>
         <w:shd w:val="clear" w:color="auto" w:fill="F2F5F9"/>
-        <w:rPr>
-          <w:rFonts w:hint="eastAsia"/>
-        </w:rPr>
       </w:pPr>
       <w:r>
         <w:t xml:space="preserve">  "announcementsEnabled": true,</w:t>
@@ -6287,9 +6362,6 @@
         <w:keepNext/>
         <w:keepLines/>
         <w:shd w:val="clear" w:color="auto" w:fill="F2F5F9"/>
-        <w:rPr>
-          <w:rFonts w:hint="eastAsia"/>
-        </w:rPr>
       </w:pPr>
       <w:r>
         <w:t xml:space="preserve">  "eventsEnabled": true,</w:t>
@@ -6301,9 +6373,6 @@
         <w:keepNext/>
         <w:keepLines/>
         <w:shd w:val="clear" w:color="auto" w:fill="F2F5F9"/>
-        <w:rPr>
-          <w:rFonts w:hint="eastAsia"/>
-        </w:rPr>
       </w:pPr>
       <w:r>
         <w:t xml:space="preserve">  "advertisementsEnabled": true,</w:t>
@@ -6315,9 +6384,6 @@
         <w:keepNext/>
         <w:keepLines/>
         <w:shd w:val="clear" w:color="auto" w:fill="F2F5F9"/>
-        <w:rPr>
-          <w:rFonts w:hint="eastAsia"/>
-        </w:rPr>
       </w:pPr>
       <w:r>
         <w:t xml:space="preserve">  "pushNotificationsEnabled": true,</w:t>
@@ -6329,9 +6395,6 @@
         <w:keepNext/>
         <w:keepLines/>
         <w:shd w:val="clear" w:color="auto" w:fill="F2F5F9"/>
-        <w:rPr>
-          <w:rFonts w:hint="eastAsia"/>
-        </w:rPr>
       </w:pPr>
       <w:r>
         <w:t xml:space="preserve">  "allCampusFeed": false</w:t>
@@ -6343,9 +6406,6 @@
         <w:keepLines/>
         <w:shd w:val="clear" w:color="auto" w:fill="F2F5F9"/>
         <w:spacing w:after="160"/>
-        <w:rPr>
-          <w:rFonts w:hint="eastAsia"/>
-        </w:rPr>
       </w:pPr>
       <w:r>
         <w:t>}</w:t>
@@ -6362,9 +6422,6 @@
     <w:p>
       <w:pPr>
         <w:pStyle w:val="Endpoint"/>
-        <w:rPr>
-          <w:rFonts w:hint="eastAsia"/>
-        </w:rPr>
       </w:pPr>
       <w:r>
         <w:t>PUT /api/v1/auth/profile</w:t>
@@ -6384,9 +6441,6 @@
         <w:keepNext/>
         <w:keepLines/>
         <w:shd w:val="clear" w:color="auto" w:fill="F2F5F9"/>
-        <w:rPr>
-          <w:rFonts w:hint="eastAsia"/>
-        </w:rPr>
       </w:pPr>
       <w:r>
         <w:t>{</w:t>
@@ -6398,9 +6452,6 @@
         <w:keepNext/>
         <w:keepLines/>
         <w:shd w:val="clear" w:color="auto" w:fill="F2F5F9"/>
-        <w:rPr>
-          <w:rFonts w:hint="eastAsia"/>
-        </w:rPr>
       </w:pPr>
       <w:r>
         <w:t xml:space="preserve">  "firstName": "John",</w:t>
@@ -6412,9 +6463,6 @@
         <w:keepNext/>
         <w:keepLines/>
         <w:shd w:val="clear" w:color="auto" w:fill="F2F5F9"/>
-        <w:rPr>
-          <w:rFonts w:hint="eastAsia"/>
-        </w:rPr>
       </w:pPr>
       <w:r>
         <w:t xml:space="preserve">  "lastName": "Doe",</w:t>
@@ -6426,9 +6474,6 @@
         <w:keepNext/>
         <w:keepLines/>
         <w:shd w:val="clear" w:color="auto" w:fill="F2F5F9"/>
-        <w:rPr>
-          <w:rFonts w:hint="eastAsia"/>
-        </w:rPr>
       </w:pPr>
       <w:r>
         <w:t xml:space="preserve">  "matriculationOrStaffNumber": "UU/CSC/21/0001"</w:t>
@@ -6440,9 +6485,6 @@
         <w:keepLines/>
         <w:shd w:val="clear" w:color="auto" w:fill="F2F5F9"/>
         <w:spacing w:after="160"/>
-        <w:rPr>
-          <w:rFonts w:hint="eastAsia"/>
-        </w:rPr>
       </w:pPr>
       <w:r>
         <w:t>}</w:t>
@@ -6464,9 +6506,6 @@
     <w:p>
       <w:pPr>
         <w:pStyle w:val="Endpoint"/>
-        <w:rPr>
-          <w:rFonts w:hint="eastAsia"/>
-        </w:rPr>
       </w:pPr>
       <w:r>
         <w:t>PUT /api/v1/auth/academic-settings</w:t>
@@ -6486,11 +6525,9 @@
         <w:keepNext/>
         <w:keepLines/>
         <w:shd w:val="clear" w:color="auto" w:fill="F2F5F9"/>
-        <w:rPr>
-          <w:rFonts w:hint="eastAsia"/>
-        </w:rPr>
-      </w:pPr>
-      <w:r>
+      </w:pPr>
+      <w:r>
+        <w:lastRenderedPageBreak/>
         <w:t>{</w:t>
       </w:r>
     </w:p>
@@ -6500,9 +6537,6 @@
         <w:keepNext/>
         <w:keepLines/>
         <w:shd w:val="clear" w:color="auto" w:fill="F2F5F9"/>
-        <w:rPr>
-          <w:rFonts w:hint="eastAsia"/>
-        </w:rPr>
       </w:pPr>
       <w:r>
         <w:t xml:space="preserve">  "institutionId": "11111111-1111-4111-8111-111111111111",</w:t>
@@ -6514,9 +6548,6 @@
         <w:keepNext/>
         <w:keepLines/>
         <w:shd w:val="clear" w:color="auto" w:fill="F2F5F9"/>
-        <w:rPr>
-          <w:rFonts w:hint="eastAsia"/>
-        </w:rPr>
       </w:pPr>
       <w:r>
         <w:t xml:space="preserve">  "facultyId": "22222222-2222-4222-8222-222222222222",</w:t>
@@ -6528,9 +6559,6 @@
         <w:keepNext/>
         <w:keepLines/>
         <w:shd w:val="clear" w:color="auto" w:fill="F2F5F9"/>
-        <w:rPr>
-          <w:rFonts w:hint="eastAsia"/>
-        </w:rPr>
       </w:pPr>
       <w:r>
         <w:t xml:space="preserve">  "departmentId": "33333333-3333-4333-8333-333333333333",</w:t>
@@ -6542,9 +6570,6 @@
         <w:keepNext/>
         <w:keepLines/>
         <w:shd w:val="clear" w:color="auto" w:fill="F2F5F9"/>
-        <w:rPr>
-          <w:rFonts w:hint="eastAsia"/>
-        </w:rPr>
       </w:pPr>
       <w:r>
         <w:t xml:space="preserve">  "programmeId": "44444444-4444-4444-8444-444444444444",</w:t>
@@ -6556,9 +6581,6 @@
         <w:keepNext/>
         <w:keepLines/>
         <w:shd w:val="clear" w:color="auto" w:fill="F2F5F9"/>
-        <w:rPr>
-          <w:rFonts w:hint="eastAsia"/>
-        </w:rPr>
       </w:pPr>
       <w:r>
         <w:t xml:space="preserve">  "academicLevelId": "55555555-5555-4555-8555-555555555555",</w:t>
@@ -6570,9 +6592,6 @@
         <w:keepNext/>
         <w:keepLines/>
         <w:shd w:val="clear" w:color="auto" w:fill="F2F5F9"/>
-        <w:rPr>
-          <w:rFonts w:hint="eastAsia"/>
-        </w:rPr>
       </w:pPr>
       <w:r>
         <w:t xml:space="preserve">  "newsEnabled": true,</w:t>
@@ -6584,9 +6603,6 @@
         <w:keepNext/>
         <w:keepLines/>
         <w:shd w:val="clear" w:color="auto" w:fill="F2F5F9"/>
-        <w:rPr>
-          <w:rFonts w:hint="eastAsia"/>
-        </w:rPr>
       </w:pPr>
       <w:r>
         <w:t xml:space="preserve">  "announcementsEnabled": true,</w:t>
@@ -6598,9 +6614,6 @@
         <w:keepNext/>
         <w:keepLines/>
         <w:shd w:val="clear" w:color="auto" w:fill="F2F5F9"/>
-        <w:rPr>
-          <w:rFonts w:hint="eastAsia"/>
-        </w:rPr>
       </w:pPr>
       <w:r>
         <w:t xml:space="preserve">  "eventsEnabled": true,</w:t>
@@ -6612,9 +6625,6 @@
         <w:keepNext/>
         <w:keepLines/>
         <w:shd w:val="clear" w:color="auto" w:fill="F2F5F9"/>
-        <w:rPr>
-          <w:rFonts w:hint="eastAsia"/>
-        </w:rPr>
       </w:pPr>
       <w:r>
         <w:t xml:space="preserve">  "advertisementsEnabled": true,</w:t>
@@ -6626,9 +6636,6 @@
         <w:keepNext/>
         <w:keepLines/>
         <w:shd w:val="clear" w:color="auto" w:fill="F2F5F9"/>
-        <w:rPr>
-          <w:rFonts w:hint="eastAsia"/>
-        </w:rPr>
       </w:pPr>
       <w:r>
         <w:t xml:space="preserve">  "pushNotificationsEnabled": true,</w:t>
@@ -6640,9 +6647,6 @@
         <w:keepNext/>
         <w:keepLines/>
         <w:shd w:val="clear" w:color="auto" w:fill="F2F5F9"/>
-        <w:rPr>
-          <w:rFonts w:hint="eastAsia"/>
-        </w:rPr>
       </w:pPr>
       <w:r>
         <w:t xml:space="preserve">  "allCampusFeed": false</w:t>
@@ -6654,9 +6658,6 @@
         <w:keepLines/>
         <w:shd w:val="clear" w:color="auto" w:fill="F2F5F9"/>
         <w:spacing w:after="160"/>
-        <w:rPr>
-          <w:rFonts w:hint="eastAsia"/>
-        </w:rPr>
       </w:pPr>
       <w:r>
         <w:t>}</w:t>
@@ -6678,6 +6679,7 @@
         <w:pageBreakBefore/>
       </w:pPr>
       <w:r>
+        <w:lastRenderedPageBreak/>
         <w:t>7. Schools and academic hierarchy</w:t>
       </w:r>
     </w:p>
@@ -6692,9 +6694,6 @@
     <w:p>
       <w:pPr>
         <w:pStyle w:val="Endpoint"/>
-        <w:rPr>
-          <w:rFonts w:hint="eastAsia"/>
-        </w:rPr>
       </w:pPr>
       <w:r>
         <w:t>GET /api/v1/schools</w:t>
@@ -6719,9 +6718,6 @@
         <w:keepNext/>
         <w:keepLines/>
         <w:shd w:val="clear" w:color="auto" w:fill="F2F5F9"/>
-        <w:rPr>
-          <w:rFonts w:hint="eastAsia"/>
-        </w:rPr>
       </w:pPr>
       <w:r>
         <w:t>[</w:t>
@@ -6733,9 +6729,6 @@
         <w:keepNext/>
         <w:keepLines/>
         <w:shd w:val="clear" w:color="auto" w:fill="F2F5F9"/>
-        <w:rPr>
-          <w:rFonts w:hint="eastAsia"/>
-        </w:rPr>
       </w:pPr>
       <w:r>
         <w:t xml:space="preserve">  {</w:t>
@@ -6747,9 +6740,6 @@
         <w:keepNext/>
         <w:keepLines/>
         <w:shd w:val="clear" w:color="auto" w:fill="F2F5F9"/>
-        <w:rPr>
-          <w:rFonts w:hint="eastAsia"/>
-        </w:rPr>
       </w:pPr>
       <w:r>
         <w:t xml:space="preserve">    "id": "institution-uuid",</w:t>
@@ -6761,9 +6751,6 @@
         <w:keepNext/>
         <w:keepLines/>
         <w:shd w:val="clear" w:color="auto" w:fill="F2F5F9"/>
-        <w:rPr>
-          <w:rFonts w:hint="eastAsia"/>
-        </w:rPr>
       </w:pPr>
       <w:r>
         <w:t xml:space="preserve">    "name": "University of Example",</w:t>
@@ -6775,9 +6762,6 @@
         <w:keepNext/>
         <w:keepLines/>
         <w:shd w:val="clear" w:color="auto" w:fill="F2F5F9"/>
-        <w:rPr>
-          <w:rFonts w:hint="eastAsia"/>
-        </w:rPr>
       </w:pPr>
       <w:r>
         <w:t xml:space="preserve">    "slug": "university-of-example",</w:t>
@@ -6789,9 +6773,6 @@
         <w:keepNext/>
         <w:keepLines/>
         <w:shd w:val="clear" w:color="auto" w:fill="F2F5F9"/>
-        <w:rPr>
-          <w:rFonts w:hint="eastAsia"/>
-        </w:rPr>
       </w:pPr>
       <w:r>
         <w:t xml:space="preserve">    "acronym": "UOE",</w:t>
@@ -6803,9 +6784,6 @@
         <w:keepNext/>
         <w:keepLines/>
         <w:shd w:val="clear" w:color="auto" w:fill="F2F5F9"/>
-        <w:rPr>
-          <w:rFonts w:hint="eastAsia"/>
-        </w:rPr>
       </w:pPr>
       <w:r>
         <w:t xml:space="preserve">    "logoUrl": "https://example.com/logo.png",</w:t>
@@ -6817,9 +6795,6 @@
         <w:keepNext/>
         <w:keepLines/>
         <w:shd w:val="clear" w:color="auto" w:fill="F2F5F9"/>
-        <w:rPr>
-          <w:rFonts w:hint="eastAsia"/>
-        </w:rPr>
       </w:pPr>
       <w:r>
         <w:t xml:space="preserve">    "faculties": [</w:t>
@@ -6831,9 +6806,6 @@
         <w:keepNext/>
         <w:keepLines/>
         <w:shd w:val="clear" w:color="auto" w:fill="F2F5F9"/>
-        <w:rPr>
-          <w:rFonts w:hint="eastAsia"/>
-        </w:rPr>
       </w:pPr>
       <w:r>
         <w:t xml:space="preserve">      {</w:t>
@@ -6845,9 +6817,6 @@
         <w:keepNext/>
         <w:keepLines/>
         <w:shd w:val="clear" w:color="auto" w:fill="F2F5F9"/>
-        <w:rPr>
-          <w:rFonts w:hint="eastAsia"/>
-        </w:rPr>
       </w:pPr>
       <w:r>
         <w:t xml:space="preserve">        "id": "faculty-uuid",</w:t>
@@ -6859,9 +6828,6 @@
         <w:keepNext/>
         <w:keepLines/>
         <w:shd w:val="clear" w:color="auto" w:fill="F2F5F9"/>
-        <w:rPr>
-          <w:rFonts w:hint="eastAsia"/>
-        </w:rPr>
       </w:pPr>
       <w:r>
         <w:t xml:space="preserve">        "name": "Faculty of Computing",</w:t>
@@ -6873,9 +6839,6 @@
         <w:keepNext/>
         <w:keepLines/>
         <w:shd w:val="clear" w:color="auto" w:fill="F2F5F9"/>
-        <w:rPr>
-          <w:rFonts w:hint="eastAsia"/>
-        </w:rPr>
       </w:pPr>
       <w:r>
         <w:t xml:space="preserve">        "code": "COMP",</w:t>
@@ -6887,9 +6850,6 @@
         <w:keepNext/>
         <w:keepLines/>
         <w:shd w:val="clear" w:color="auto" w:fill="F2F5F9"/>
-        <w:rPr>
-          <w:rFonts w:hint="eastAsia"/>
-        </w:rPr>
       </w:pPr>
       <w:r>
         <w:t xml:space="preserve">        "departments": [</w:t>
@@ -6901,9 +6861,6 @@
         <w:keepNext/>
         <w:keepLines/>
         <w:shd w:val="clear" w:color="auto" w:fill="F2F5F9"/>
-        <w:rPr>
-          <w:rFonts w:hint="eastAsia"/>
-        </w:rPr>
       </w:pPr>
       <w:r>
         <w:t xml:space="preserve">          {</w:t>
@@ -6915,9 +6872,6 @@
         <w:keepNext/>
         <w:keepLines/>
         <w:shd w:val="clear" w:color="auto" w:fill="F2F5F9"/>
-        <w:rPr>
-          <w:rFonts w:hint="eastAsia"/>
-        </w:rPr>
       </w:pPr>
       <w:r>
         <w:t xml:space="preserve">            "id": "department-uuid",</w:t>
@@ -6929,9 +6883,6 @@
         <w:keepNext/>
         <w:keepLines/>
         <w:shd w:val="clear" w:color="auto" w:fill="F2F5F9"/>
-        <w:rPr>
-          <w:rFonts w:hint="eastAsia"/>
-        </w:rPr>
       </w:pPr>
       <w:r>
         <w:t xml:space="preserve">            "name": "Computer Science",</w:t>
@@ -6943,9 +6894,6 @@
         <w:keepNext/>
         <w:keepLines/>
         <w:shd w:val="clear" w:color="auto" w:fill="F2F5F9"/>
-        <w:rPr>
-          <w:rFonts w:hint="eastAsia"/>
-        </w:rPr>
       </w:pPr>
       <w:r>
         <w:t xml:space="preserve">            "code": "CSC",</w:t>
@@ -6957,9 +6905,6 @@
         <w:keepNext/>
         <w:keepLines/>
         <w:shd w:val="clear" w:color="auto" w:fill="F2F5F9"/>
-        <w:rPr>
-          <w:rFonts w:hint="eastAsia"/>
-        </w:rPr>
       </w:pPr>
       <w:r>
         <w:t xml:space="preserve">            "programmes": [</w:t>
@@ -6971,9 +6916,6 @@
         <w:keepNext/>
         <w:keepLines/>
         <w:shd w:val="clear" w:color="auto" w:fill="F2F5F9"/>
-        <w:rPr>
-          <w:rFonts w:hint="eastAsia"/>
-        </w:rPr>
       </w:pPr>
       <w:r>
         <w:t xml:space="preserve">              {</w:t>
@@ -6985,9 +6927,6 @@
         <w:keepNext/>
         <w:keepLines/>
         <w:shd w:val="clear" w:color="auto" w:fill="F2F5F9"/>
-        <w:rPr>
-          <w:rFonts w:hint="eastAsia"/>
-        </w:rPr>
       </w:pPr>
       <w:r>
         <w:t xml:space="preserve">                "id": "programme-uuid",</w:t>
@@ -6999,9 +6938,6 @@
         <w:keepNext/>
         <w:keepLines/>
         <w:shd w:val="clear" w:color="auto" w:fill="F2F5F9"/>
-        <w:rPr>
-          <w:rFonts w:hint="eastAsia"/>
-        </w:rPr>
       </w:pPr>
       <w:r>
         <w:t xml:space="preserve">                "name": "Computer Science",</w:t>
@@ -7013,9 +6949,6 @@
         <w:keepNext/>
         <w:keepLines/>
         <w:shd w:val="clear" w:color="auto" w:fill="F2F5F9"/>
-        <w:rPr>
-          <w:rFonts w:hint="eastAsia"/>
-        </w:rPr>
       </w:pPr>
       <w:r>
         <w:t xml:space="preserve">                "code": "BSC-CS",</w:t>
@@ -7027,9 +6960,6 @@
         <w:keepNext/>
         <w:keepLines/>
         <w:shd w:val="clear" w:color="auto" w:fill="F2F5F9"/>
-        <w:rPr>
-          <w:rFonts w:hint="eastAsia"/>
-        </w:rPr>
       </w:pPr>
       <w:r>
         <w:t xml:space="preserve">                "levels": [</w:t>
@@ -7041,9 +6971,6 @@
         <w:keepNext/>
         <w:keepLines/>
         <w:shd w:val="clear" w:color="auto" w:fill="F2F5F9"/>
-        <w:rPr>
-          <w:rFonts w:hint="eastAsia"/>
-        </w:rPr>
       </w:pPr>
       <w:r>
         <w:t xml:space="preserve">                  {</w:t>
@@ -7055,9 +6982,6 @@
         <w:keepNext/>
         <w:keepLines/>
         <w:shd w:val="clear" w:color="auto" w:fill="F2F5F9"/>
-        <w:rPr>
-          <w:rFonts w:hint="eastAsia"/>
-        </w:rPr>
       </w:pPr>
       <w:r>
         <w:t xml:space="preserve">                    "id": "level-uuid",</w:t>
@@ -7069,9 +6993,6 @@
         <w:keepNext/>
         <w:keepLines/>
         <w:shd w:val="clear" w:color="auto" w:fill="F2F5F9"/>
-        <w:rPr>
-          <w:rFonts w:hint="eastAsia"/>
-        </w:rPr>
       </w:pPr>
       <w:r>
         <w:t xml:space="preserve">                    "name": "100 Level",</w:t>
@@ -7083,9 +7004,6 @@
         <w:keepNext/>
         <w:keepLines/>
         <w:shd w:val="clear" w:color="auto" w:fill="F2F5F9"/>
-        <w:rPr>
-          <w:rFonts w:hint="eastAsia"/>
-        </w:rPr>
       </w:pPr>
       <w:r>
         <w:t xml:space="preserve">                    "sortOrder": 100</w:t>
@@ -7097,9 +7015,6 @@
         <w:keepNext/>
         <w:keepLines/>
         <w:shd w:val="clear" w:color="auto" w:fill="F2F5F9"/>
-        <w:rPr>
-          <w:rFonts w:hint="eastAsia"/>
-        </w:rPr>
       </w:pPr>
       <w:r>
         <w:t xml:space="preserve">                  }</w:t>
@@ -7111,9 +7026,6 @@
         <w:keepNext/>
         <w:keepLines/>
         <w:shd w:val="clear" w:color="auto" w:fill="F2F5F9"/>
-        <w:rPr>
-          <w:rFonts w:hint="eastAsia"/>
-        </w:rPr>
       </w:pPr>
       <w:r>
         <w:t xml:space="preserve">                ]</w:t>
@@ -7125,9 +7037,6 @@
         <w:keepNext/>
         <w:keepLines/>
         <w:shd w:val="clear" w:color="auto" w:fill="F2F5F9"/>
-        <w:rPr>
-          <w:rFonts w:hint="eastAsia"/>
-        </w:rPr>
       </w:pPr>
       <w:r>
         <w:t xml:space="preserve">              }</w:t>
@@ -7139,9 +7048,6 @@
         <w:keepNext/>
         <w:keepLines/>
         <w:shd w:val="clear" w:color="auto" w:fill="F2F5F9"/>
-        <w:rPr>
-          <w:rFonts w:hint="eastAsia"/>
-        </w:rPr>
       </w:pPr>
       <w:r>
         <w:t xml:space="preserve">            ]</w:t>
@@ -7153,9 +7059,6 @@
         <w:keepNext/>
         <w:keepLines/>
         <w:shd w:val="clear" w:color="auto" w:fill="F2F5F9"/>
-        <w:rPr>
-          <w:rFonts w:hint="eastAsia"/>
-        </w:rPr>
       </w:pPr>
       <w:r>
         <w:t xml:space="preserve">          }</w:t>
@@ -7167,9 +7070,6 @@
         <w:keepNext/>
         <w:keepLines/>
         <w:shd w:val="clear" w:color="auto" w:fill="F2F5F9"/>
-        <w:rPr>
-          <w:rFonts w:hint="eastAsia"/>
-        </w:rPr>
       </w:pPr>
       <w:r>
         <w:t xml:space="preserve">        ]</w:t>
@@ -7181,9 +7081,6 @@
         <w:keepNext/>
         <w:keepLines/>
         <w:shd w:val="clear" w:color="auto" w:fill="F2F5F9"/>
-        <w:rPr>
-          <w:rFonts w:hint="eastAsia"/>
-        </w:rPr>
       </w:pPr>
       <w:r>
         <w:t xml:space="preserve">      }</w:t>
@@ -7195,9 +7092,6 @@
         <w:keepNext/>
         <w:keepLines/>
         <w:shd w:val="clear" w:color="auto" w:fill="F2F5F9"/>
-        <w:rPr>
-          <w:rFonts w:hint="eastAsia"/>
-        </w:rPr>
       </w:pPr>
       <w:r>
         <w:t xml:space="preserve">    ]</w:t>
@@ -7209,9 +7103,6 @@
         <w:keepNext/>
         <w:keepLines/>
         <w:shd w:val="clear" w:color="auto" w:fill="F2F5F9"/>
-        <w:rPr>
-          <w:rFonts w:hint="eastAsia"/>
-        </w:rPr>
       </w:pPr>
       <w:r>
         <w:t xml:space="preserve">  }</w:t>
@@ -7223,9 +7114,6 @@
         <w:keepLines/>
         <w:shd w:val="clear" w:color="auto" w:fill="F2F5F9"/>
         <w:spacing w:after="160"/>
-        <w:rPr>
-          <w:rFonts w:hint="eastAsia"/>
-        </w:rPr>
       </w:pPr>
       <w:r>
         <w:t>]</w:t>
@@ -7245,6 +7133,7 @@
         <w:pageBreakBefore/>
       </w:pPr>
       <w:r>
+        <w:lastRenderedPageBreak/>
         <w:t>8. Feed and content retrieval</w:t>
       </w:r>
     </w:p>
@@ -7259,9 +7148,6 @@
     <w:p>
       <w:pPr>
         <w:pStyle w:val="Endpoint"/>
-        <w:rPr>
-          <w:rFonts w:hint="eastAsia"/>
-        </w:rPr>
       </w:pPr>
       <w:r>
         <w:t>GET /api/v1/feed</w:t>
@@ -7800,9 +7686,6 @@
         <w:keepLines/>
         <w:shd w:val="clear" w:color="auto" w:fill="F2F5F9"/>
         <w:spacing w:after="160"/>
-        <w:rPr>
-          <w:rFonts w:hint="eastAsia"/>
-        </w:rPr>
       </w:pPr>
       <w:r>
         <w:t>GET /api/v1/feed?type=Announcement&amp;search=deadline&amp;page=1&amp;pageSize=20</w:t>
@@ -7818,6 +7701,7 @@
         <w:pStyle w:val="Heading2"/>
       </w:pPr>
       <w:r>
+        <w:lastRenderedPageBreak/>
         <w:t>Content response shape</w:t>
       </w:r>
     </w:p>
@@ -7827,9 +7711,6 @@
         <w:keepNext/>
         <w:keepLines/>
         <w:shd w:val="clear" w:color="auto" w:fill="F2F5F9"/>
-        <w:rPr>
-          <w:rFonts w:hint="eastAsia"/>
-        </w:rPr>
       </w:pPr>
       <w:r>
         <w:t>{</w:t>
@@ -7841,9 +7722,6 @@
         <w:keepNext/>
         <w:keepLines/>
         <w:shd w:val="clear" w:color="auto" w:fill="F2F5F9"/>
-        <w:rPr>
-          <w:rFonts w:hint="eastAsia"/>
-        </w:rPr>
       </w:pPr>
       <w:r>
         <w:t xml:space="preserve">  "id": "77777777-7777-4777-8777-777777777777",</w:t>
@@ -7855,9 +7733,6 @@
         <w:keepNext/>
         <w:keepLines/>
         <w:shd w:val="clear" w:color="auto" w:fill="F2F5F9"/>
-        <w:rPr>
-          <w:rFonts w:hint="eastAsia"/>
-        </w:rPr>
       </w:pPr>
       <w:r>
         <w:t xml:space="preserve">  "title": "Registration deadline",</w:t>
@@ -7869,9 +7744,6 @@
         <w:keepNext/>
         <w:keepLines/>
         <w:shd w:val="clear" w:color="auto" w:fill="F2F5F9"/>
-        <w:rPr>
-          <w:rFonts w:hint="eastAsia"/>
-        </w:rPr>
       </w:pPr>
       <w:r>
         <w:t xml:space="preserve">  "body": "Course registration closes on Friday.",</w:t>
@@ -7883,9 +7755,6 @@
         <w:keepNext/>
         <w:keepLines/>
         <w:shd w:val="clear" w:color="auto" w:fill="F2F5F9"/>
-        <w:rPr>
-          <w:rFonts w:hint="eastAsia"/>
-        </w:rPr>
       </w:pPr>
       <w:r>
         <w:t xml:space="preserve">  "type": "Announcement",</w:t>
@@ -7897,9 +7766,6 @@
         <w:keepNext/>
         <w:keepLines/>
         <w:shd w:val="clear" w:color="auto" w:fill="F2F5F9"/>
-        <w:rPr>
-          <w:rFonts w:hint="eastAsia"/>
-        </w:rPr>
       </w:pPr>
       <w:r>
         <w:t xml:space="preserve">  "status": "Published",</w:t>
@@ -7911,9 +7777,6 @@
         <w:keepNext/>
         <w:keepLines/>
         <w:shd w:val="clear" w:color="auto" w:fill="F2F5F9"/>
-        <w:rPr>
-          <w:rFonts w:hint="eastAsia"/>
-        </w:rPr>
       </w:pPr>
       <w:r>
         <w:t xml:space="preserve">  "urgency": "Urgent",</w:t>
@@ -7925,9 +7788,6 @@
         <w:keepNext/>
         <w:keepLines/>
         <w:shd w:val="clear" w:color="auto" w:fill="F2F5F9"/>
-        <w:rPr>
-          <w:rFonts w:hint="eastAsia"/>
-        </w:rPr>
       </w:pPr>
       <w:r>
         <w:t xml:space="preserve">  "sourceType": "Official",</w:t>
@@ -7939,9 +7799,6 @@
         <w:keepNext/>
         <w:keepLines/>
         <w:shd w:val="clear" w:color="auto" w:fill="F2F5F9"/>
-        <w:rPr>
-          <w:rFonts w:hint="eastAsia"/>
-        </w:rPr>
       </w:pPr>
       <w:r>
         <w:t xml:space="preserve">  "sourceName": "University Registry",</w:t>
@@ -7953,9 +7810,6 @@
         <w:keepNext/>
         <w:keepLines/>
         <w:shd w:val="clear" w:color="auto" w:fill="F2F5F9"/>
-        <w:rPr>
-          <w:rFonts w:hint="eastAsia"/>
-        </w:rPr>
       </w:pPr>
       <w:r>
         <w:t xml:space="preserve">  "publishedAt": "2026-09-26T12:00:00Z"</w:t>
@@ -7967,9 +7821,6 @@
         <w:keepNext/>
         <w:keepLines/>
         <w:shd w:val="clear" w:color="auto" w:fill="F2F5F9"/>
-        <w:rPr>
-          <w:rFonts w:hint="eastAsia"/>
-        </w:rPr>
       </w:pPr>
       <w:r>
         <w:t>"category": "Campus"</w:t>
@@ -7981,9 +7832,6 @@
         <w:keepLines/>
         <w:shd w:val="clear" w:color="auto" w:fill="F2F5F9"/>
         <w:spacing w:after="160"/>
-        <w:rPr>
-          <w:rFonts w:hint="eastAsia"/>
-        </w:rPr>
       </w:pPr>
       <w:r>
         <w:t>}</w:t>
@@ -8005,9 +7853,6 @@
     <w:p>
       <w:pPr>
         <w:pStyle w:val="Endpoint"/>
-        <w:rPr>
-          <w:rFonts w:hint="eastAsia"/>
-        </w:rPr>
       </w:pPr>
       <w:r>
         <w:t>GET /api/v1/content/{id}</w:t>
@@ -8032,6 +7877,7 @@
         <w:pageBreakBefore/>
       </w:pPr>
       <w:r>
+        <w:lastRenderedPageBreak/>
         <w:t>9. Content authoring and publishing</w:t>
       </w:r>
     </w:p>
@@ -8040,18 +7886,15 @@
         <w:pStyle w:val="Heading2"/>
       </w:pPr>
       <w:r>
-        <w:t>Create a draft</w:t>
+        <w:t>Create a draft (JSON option)</w:t>
       </w:r>
     </w:p>
     <w:p>
       <w:pPr>
         <w:pStyle w:val="Endpoint"/>
-        <w:rPr>
-          <w:rFonts w:hint="eastAsia"/>
-        </w:rPr>
-      </w:pPr>
-      <w:r>
-        <w:t>POST /api/v1/content</w:t>
+      </w:pPr>
+      <w:r>
+        <w:t>POST /api/v1/content/json</w:t>
       </w:r>
     </w:p>
     <w:p>
@@ -8059,7 +7902,7 @@
         <w:pStyle w:val="Small"/>
       </w:pPr>
       <w:r>
-        <w:t>Access: Admin  |  Success: 201 + content response; Location points to the item</w:t>
+        <w:t>Access: Admin  |  Success: 201 + content response; Location points to the item. This JSON request does not upload an image.</w:t>
       </w:r>
     </w:p>
     <w:p>
@@ -8068,9 +7911,6 @@
         <w:keepNext/>
         <w:keepLines/>
         <w:shd w:val="clear" w:color="auto" w:fill="F2F5F9"/>
-        <w:rPr>
-          <w:rFonts w:hint="eastAsia"/>
-        </w:rPr>
       </w:pPr>
       <w:r>
         <w:t>{</w:t>
@@ -8082,9 +7922,6 @@
         <w:keepNext/>
         <w:keepLines/>
         <w:shd w:val="clear" w:color="auto" w:fill="F2F5F9"/>
-        <w:rPr>
-          <w:rFonts w:hint="eastAsia"/>
-        </w:rPr>
       </w:pPr>
       <w:r>
         <w:t xml:space="preserve">  "title": "Orientation programme",</w:t>
@@ -8096,9 +7933,6 @@
         <w:keepNext/>
         <w:keepLines/>
         <w:shd w:val="clear" w:color="auto" w:fill="F2F5F9"/>
-        <w:rPr>
-          <w:rFonts w:hint="eastAsia"/>
-        </w:rPr>
       </w:pPr>
       <w:r>
         <w:t xml:space="preserve">  "body": "Orientation starts at 10:00 AM.",</w:t>
@@ -8110,9 +7944,6 @@
         <w:keepNext/>
         <w:keepLines/>
         <w:shd w:val="clear" w:color="auto" w:fill="F2F5F9"/>
-        <w:rPr>
-          <w:rFonts w:hint="eastAsia"/>
-        </w:rPr>
       </w:pPr>
       <w:r>
         <w:t xml:space="preserve">  "summary": "Orientation for new students",</w:t>
@@ -8124,9 +7955,6 @@
         <w:keepNext/>
         <w:keepLines/>
         <w:shd w:val="clear" w:color="auto" w:fill="F2F5F9"/>
-        <w:rPr>
-          <w:rFonts w:hint="eastAsia"/>
-        </w:rPr>
       </w:pPr>
       <w:r>
         <w:t xml:space="preserve">  "type": "Event",</w:t>
@@ -8138,9 +7966,6 @@
         <w:keepNext/>
         <w:keepLines/>
         <w:shd w:val="clear" w:color="auto" w:fill="F2F5F9"/>
-        <w:rPr>
-          <w:rFonts w:hint="eastAsia"/>
-        </w:rPr>
       </w:pPr>
       <w:r>
         <w:t xml:space="preserve">  "urgency": "Important",</w:t>
@@ -8152,9 +7977,6 @@
         <w:keepNext/>
         <w:keepLines/>
         <w:shd w:val="clear" w:color="auto" w:fill="F2F5F9"/>
-        <w:rPr>
-          <w:rFonts w:hint="eastAsia"/>
-        </w:rPr>
       </w:pPr>
       <w:r>
         <w:t xml:space="preserve">  "sourceType": "Official",</w:t>
@@ -8166,9 +7988,6 @@
         <w:keepNext/>
         <w:keepLines/>
         <w:shd w:val="clear" w:color="auto" w:fill="F2F5F9"/>
-        <w:rPr>
-          <w:rFonts w:hint="eastAsia"/>
-        </w:rPr>
       </w:pPr>
       <w:r>
         <w:t xml:space="preserve">  "sourceName": "Student Affairs",</w:t>
@@ -8180,9 +7999,6 @@
         <w:keepNext/>
         <w:keepLines/>
         <w:shd w:val="clear" w:color="auto" w:fill="F2F5F9"/>
-        <w:rPr>
-          <w:rFonts w:hint="eastAsia"/>
-        </w:rPr>
       </w:pPr>
       <w:r>
         <w:t xml:space="preserve">  "eventStartsAt": "2026-10-01T10:00:00Z",</w:t>
@@ -8194,9 +8010,6 @@
         <w:keepNext/>
         <w:keepLines/>
         <w:shd w:val="clear" w:color="auto" w:fill="F2F5F9"/>
-        <w:rPr>
-          <w:rFonts w:hint="eastAsia"/>
-        </w:rPr>
       </w:pPr>
       <w:r>
         <w:t xml:space="preserve">  "eventEndsAt": "2026-10-01T14:00:00Z",</w:t>
@@ -8208,9 +8021,6 @@
         <w:keepNext/>
         <w:keepLines/>
         <w:shd w:val="clear" w:color="auto" w:fill="F2F5F9"/>
-        <w:rPr>
-          <w:rFonts w:hint="eastAsia"/>
-        </w:rPr>
       </w:pPr>
       <w:r>
         <w:t xml:space="preserve">  "eventLocation": "Main Auditorium",</w:t>
@@ -8222,9 +8032,6 @@
         <w:keepNext/>
         <w:keepLines/>
         <w:shd w:val="clear" w:color="auto" w:fill="F2F5F9"/>
-        <w:rPr>
-          <w:rFonts w:hint="eastAsia"/>
-        </w:rPr>
       </w:pPr>
       <w:r>
         <w:t xml:space="preserve">  "registrationUrl": "https://example.com/register",</w:t>
@@ -8236,9 +8043,6 @@
         <w:keepNext/>
         <w:keepLines/>
         <w:shd w:val="clear" w:color="auto" w:fill="F2F5F9"/>
-        <w:rPr>
-          <w:rFonts w:hint="eastAsia"/>
-        </w:rPr>
       </w:pPr>
       <w:r>
         <w:t xml:space="preserve">  "sponsorName": null,</w:t>
@@ -8250,9 +8054,6 @@
         <w:keepNext/>
         <w:keepLines/>
         <w:shd w:val="clear" w:color="auto" w:fill="F2F5F9"/>
-        <w:rPr>
-          <w:rFonts w:hint="eastAsia"/>
-        </w:rPr>
       </w:pPr>
       <w:r>
         <w:t xml:space="preserve">  "targetUrl": null,</w:t>
@@ -8264,9 +8065,6 @@
         <w:keepNext/>
         <w:keepLines/>
         <w:shd w:val="clear" w:color="auto" w:fill="F2F5F9"/>
-        <w:rPr>
-          <w:rFonts w:hint="eastAsia"/>
-        </w:rPr>
       </w:pPr>
       <w:r>
         <w:t xml:space="preserve">  "audiences": [</w:t>
@@ -8278,9 +8076,6 @@
         <w:keepNext/>
         <w:keepLines/>
         <w:shd w:val="clear" w:color="auto" w:fill="F2F5F9"/>
-        <w:rPr>
-          <w:rFonts w:hint="eastAsia"/>
-        </w:rPr>
       </w:pPr>
       <w:r>
         <w:t xml:space="preserve">    {</w:t>
@@ -8292,9 +8087,6 @@
         <w:keepNext/>
         <w:keepLines/>
         <w:shd w:val="clear" w:color="auto" w:fill="F2F5F9"/>
-        <w:rPr>
-          <w:rFonts w:hint="eastAsia"/>
-        </w:rPr>
       </w:pPr>
       <w:r>
         <w:t xml:space="preserve">      "institutionId": "11111111-1111-4111-8111-111111111111",</w:t>
@@ -8306,9 +8098,6 @@
         <w:keepNext/>
         <w:keepLines/>
         <w:shd w:val="clear" w:color="auto" w:fill="F2F5F9"/>
-        <w:rPr>
-          <w:rFonts w:hint="eastAsia"/>
-        </w:rPr>
       </w:pPr>
       <w:r>
         <w:t xml:space="preserve">      "facultyId": null,</w:t>
@@ -8320,9 +8109,6 @@
         <w:keepNext/>
         <w:keepLines/>
         <w:shd w:val="clear" w:color="auto" w:fill="F2F5F9"/>
-        <w:rPr>
-          <w:rFonts w:hint="eastAsia"/>
-        </w:rPr>
       </w:pPr>
       <w:r>
         <w:t xml:space="preserve">      "departmentId": null,</w:t>
@@ -8334,9 +8120,6 @@
         <w:keepNext/>
         <w:keepLines/>
         <w:shd w:val="clear" w:color="auto" w:fill="F2F5F9"/>
-        <w:rPr>
-          <w:rFonts w:hint="eastAsia"/>
-        </w:rPr>
       </w:pPr>
       <w:r>
         <w:t xml:space="preserve">      "programmeId": null,</w:t>
@@ -8348,9 +8131,6 @@
         <w:keepNext/>
         <w:keepLines/>
         <w:shd w:val="clear" w:color="auto" w:fill="F2F5F9"/>
-        <w:rPr>
-          <w:rFonts w:hint="eastAsia"/>
-        </w:rPr>
       </w:pPr>
       <w:r>
         <w:t xml:space="preserve">      "academicLevelId": null</w:t>
@@ -8362,9 +8142,6 @@
         <w:keepNext/>
         <w:keepLines/>
         <w:shd w:val="clear" w:color="auto" w:fill="F2F5F9"/>
-        <w:rPr>
-          <w:rFonts w:hint="eastAsia"/>
-        </w:rPr>
       </w:pPr>
       <w:r>
         <w:t xml:space="preserve">    }</w:t>
@@ -8376,9 +8153,6 @@
         <w:keepNext/>
         <w:keepLines/>
         <w:shd w:val="clear" w:color="auto" w:fill="F2F5F9"/>
-        <w:rPr>
-          <w:rFonts w:hint="eastAsia"/>
-        </w:rPr>
       </w:pPr>
       <w:r>
         <w:t xml:space="preserve">  ]</w:t>
@@ -8390,9 +8164,6 @@
         <w:keepLines/>
         <w:shd w:val="clear" w:color="auto" w:fill="F2F5F9"/>
         <w:spacing w:after="160"/>
-        <w:rPr>
-          <w:rFonts w:hint="eastAsia"/>
-        </w:rPr>
       </w:pPr>
       <w:r>
         <w:t>}</w:t>
@@ -8701,7 +8472,11 @@
     </w:p>
     <w:p>
       <w:r>
-        <w:t>New content is Draft with publishedAt null. A school admin cannot create audiences outside their institution (403). Empty audiences, invalid hierarchy and invalid event/ad fields return 400.</w:t>
+        <w:t xml:space="preserve">The default create route is POST /api/v1/content with multipart/form-data. Send title, body, type, urgency, sourceType, sourceName, audiencesJson (the audience array above serialized as JSON), and </w:t>
+      </w:r>
+      <w:r>
+        <w:lastRenderedPageBreak/>
+        <w:t>image (required PNG, JPEG or WebP; max 5 MB and 40 megapixels). Optional fields are summary, category, eventStartsAt, eventEndsAt, eventLocation, registrationUrl, sponsorName and targetUrl. The image is stored in private B2 and returned as a signed imageUrl valid for 15 minutes. New content is Draft with publishedAt null. Use POST /api/v1/content/json for JSON creation without an image; use POST /api/v1/media/content/{contentId} to add or replace media later. Foreign-school audiences return 403; empty audiences, invalid hierarchy and invalid event/ad fields return 400.</w:t>
       </w:r>
     </w:p>
     <w:p>
@@ -8710,17 +8485,125 @@
       </w:pPr>
       <w:r>
         <w:t>Update editable content</w:t>
+      </w:r>
+    </w:p>
+    <w:p>
+      <w:pPr>
+        <w:pStyle w:val="Endpoint"/>
+      </w:pPr>
+      <w:r>
+        <w:t>PUT /api/v1/content/{id}</w:t>
+      </w:r>
+    </w:p>
+    <w:p>
+      <w:pPr>
+        <w:pStyle w:val="Small"/>
+      </w:pPr>
+      <w:r>
+        <w:t>Access: Admin  |  Success: 200 + content response</w:t>
+      </w:r>
+    </w:p>
+    <w:p>
+      <w:r>
+        <w:t>Send the full create-content object above except type and sourceType; those two fields are not editable. The audience collection is replaced. Omitted optional values can clear existing values. Draft, PendingApproval and Rejected items are editable; Published and Archived return 409.</w:t>
+      </w:r>
+    </w:p>
+    <w:p>
+      <w:r>
+        <w:t>Missing content returns 404; foreign audiences or an empty update audience list return 403. Invalid hierarchy or event date ordering returns 400. Current update validation does not repeat every event/ad requirement enforced during creation.</w:t>
+      </w:r>
+    </w:p>
+    <w:p>
+      <w:pPr>
+        <w:pStyle w:val="Note"/>
+        <w:shd w:val="clear" w:color="auto" w:fill="F2F5F9"/>
+      </w:pPr>
+      <w:r>
+        <w:t>The current 409 message suggests archiving before editing, but Archived items are also blocked by the implementation. Treat both Published and Archived as read-only until that workflow is revised.</w:t>
+      </w:r>
+    </w:p>
+    <w:p>
+      <w:pPr>
+        <w:pStyle w:val="Heading2"/>
+      </w:pPr>
+      <w:r>
+        <w:t>Submit, approve, reject or archive</w:t>
+      </w:r>
+    </w:p>
+    <w:p>
+      <w:pPr>
+        <w:pStyle w:val="Endpoint"/>
+      </w:pPr>
+      <w:r>
+        <w:t>PATCH /api/v1/content/{id}/status</w:t>
+      </w:r>
+    </w:p>
+    <w:p>
+      <w:pPr>
+        <w:pStyle w:val="Small"/>
+      </w:pPr>
+      <w:r>
+        <w:t>Access: Admin; publishing/rejection require SuperAdmin  |  Success: 200 + content response</w:t>
+      </w:r>
+    </w:p>
+    <w:p>
+      <w:pPr>
+        <w:pStyle w:val="Code"/>
+        <w:keepNext/>
+        <w:keepLines/>
+        <w:shd w:val="clear" w:color="auto" w:fill="F2F5F9"/>
+      </w:pPr>
+      <w:r>
+        <w:t>{</w:t>
+      </w:r>
+    </w:p>
+    <w:p>
+      <w:pPr>
+        <w:pStyle w:val="Code"/>
+        <w:keepNext/>
+        <w:keepLines/>
+        <w:shd w:val="clear" w:color="auto" w:fill="F2F5F9"/>
+      </w:pPr>
+      <w:r>
+        <w:t xml:space="preserve">  "status": "PendingApproval"</w:t>
+      </w:r>
+    </w:p>
+    <w:p>
+      <w:pPr>
+        <w:pStyle w:val="Code"/>
+        <w:keepLines/>
+        <w:shd w:val="clear" w:color="auto" w:fill="F2F5F9"/>
+        <w:spacing w:after="160"/>
+      </w:pPr>
+      <w:r>
+        <w:t>}</w:t>
+      </w:r>
+    </w:p>
+    <w:p>
+      <w:r>
+        <w:t>Use the transition table in section 4. Publication sets publishedAt to the server time. Invalid transitions return 400, foreign-school modifications 403, and missing content 404. Editing a rejected item does not provide a route to resubmit it under the current transition rules.</w:t>
+      </w:r>
+    </w:p>
+    <w:p>
+      <w:pPr>
+        <w:pStyle w:val="Heading2"/>
+      </w:pPr>
+      <w:r>
+        <w:t>Archive through delete</w:t>
       </w:r>
     </w:p>
     <w:p>
       <w:pPr>
         <w:pStyle w:val="Endpoint"/>
         <w:rPr>
-          <w:rFonts w:hint="eastAsia"/>
+          <w:lang w:val="it-IT"/>
         </w:rPr>
       </w:pPr>
       <w:r>
-        <w:t>PUT /api/v1/content/{id}</w:t>
+        <w:rPr>
+          <w:lang w:val="it-IT"/>
+        </w:rPr>
+        <w:t>DELETE /api/v1/content/{id}</w:t>
       </w:r>
     </w:p>
     <w:p>
@@ -8728,26 +8611,22 @@
         <w:pStyle w:val="Small"/>
       </w:pPr>
       <w:r>
-        <w:t>Access: Admin  |  Success: 200 + content response</w:t>
-      </w:r>
-    </w:p>
-    <w:p>
-      <w:r>
-        <w:t>Send the full create-content object above except type and sourceType; those two fields are not editable. The audience collection is replaced. Omitted optional values can clear existing values. Draft, PendingApproval and Rejected items are editable; Published and Archived return 409.</w:t>
-      </w:r>
-    </w:p>
-    <w:p>
-      <w:r>
-        <w:t>Missing content returns 404; foreign audiences or an empty update audience list return 403. Invalid hierarchy or event date ordering returns 400. Current update validation does not repeat every event/ad requirement enforced during creation.</w:t>
-      </w:r>
-    </w:p>
-    <w:p>
-      <w:pPr>
-        <w:pStyle w:val="Note"/>
-        <w:shd w:val="clear" w:color="auto" w:fill="F2F5F9"/>
-      </w:pPr>
-      <w:r>
-        <w:t>The current 409 message suggests archiving before editing, but Archived items are also blocked by the implementation. Treat both Published and Archived as read-only until that workflow is revised.</w:t>
+        <w:t>Access: Admin  |  Success: 204; no body</w:t>
+      </w:r>
+    </w:p>
+    <w:p>
+      <w:r>
+        <w:t>This sets status to Archived. It does not physically delete the content row, metadata or B2 objects. Missing content returns 404; attempting to modify content with audiences outside the school-admin institution returns 403.</w:t>
+      </w:r>
+    </w:p>
+    <w:p>
+      <w:pPr>
+        <w:pStyle w:val="Heading1"/>
+        <w:pageBreakBefore/>
+      </w:pPr>
+      <w:r>
+        <w:lastRenderedPageBreak/>
+        <w:t>10. Academic calendar contracts</w:t>
       </w:r>
     </w:p>
     <w:p>
@@ -8755,18 +8634,986 @@
         <w:pStyle w:val="Heading2"/>
       </w:pPr>
       <w:r>
-        <w:t>Submit, approve, reject or archive</w:t>
+        <w:t>Read the latest official calendar</w:t>
+      </w:r>
+    </w:p>
+    <w:p>
+      <w:pPr>
+        <w:pStyle w:val="Endpoint"/>
+      </w:pPr>
+      <w:r>
+        <w:t>GET /api/v1/calendar</w:t>
+      </w:r>
+      <w:r>
+        <w:br/>
+        <w:t>GET /api/v1/calendar/latest</w:t>
+      </w:r>
+    </w:p>
+    <w:p>
+      <w:pPr>
+        <w:pStyle w:val="Small"/>
+      </w:pPr>
+      <w:r>
+        <w:t>Access: Bearer  |  Success: 200 + calendar response, or 404 if absent</w:t>
+      </w:r>
+    </w:p>
+    <w:p>
+      <w:pPr>
+        <w:pStyle w:val="Code"/>
+        <w:keepNext/>
+        <w:keepLines/>
+        <w:shd w:val="clear" w:color="auto" w:fill="F2F5F9"/>
+      </w:pPr>
+      <w:r>
+        <w:t>{</w:t>
+      </w:r>
+    </w:p>
+    <w:p>
+      <w:pPr>
+        <w:pStyle w:val="Code"/>
+        <w:keepNext/>
+        <w:keepLines/>
+        <w:shd w:val="clear" w:color="auto" w:fill="F2F5F9"/>
+      </w:pPr>
+      <w:r>
+        <w:t xml:space="preserve">  "id": "77777777-7777-4777-8777-777777777777",</w:t>
+      </w:r>
+    </w:p>
+    <w:p>
+      <w:pPr>
+        <w:pStyle w:val="Code"/>
+        <w:keepNext/>
+        <w:keepLines/>
+        <w:shd w:val="clear" w:color="auto" w:fill="F2F5F9"/>
+      </w:pPr>
+      <w:r>
+        <w:t xml:space="preserve">  "institutionId": "11111111-1111-4111-8111-111111111111",</w:t>
+      </w:r>
+    </w:p>
+    <w:p>
+      <w:pPr>
+        <w:pStyle w:val="Code"/>
+        <w:keepNext/>
+        <w:keepLines/>
+        <w:shd w:val="clear" w:color="auto" w:fill="F2F5F9"/>
+      </w:pPr>
+      <w:r>
+        <w:t xml:space="preserve">  "title": "2026/2027 Academic Calendar",</w:t>
+      </w:r>
+    </w:p>
+    <w:p>
+      <w:pPr>
+        <w:pStyle w:val="Code"/>
+        <w:keepNext/>
+        <w:keepLines/>
+        <w:shd w:val="clear" w:color="auto" w:fill="F2F5F9"/>
+      </w:pPr>
+      <w:r>
+        <w:t xml:space="preserve">  "academicSession": "2026/2027",</w:t>
+      </w:r>
+    </w:p>
+    <w:p>
+      <w:pPr>
+        <w:pStyle w:val="Code"/>
+        <w:keepNext/>
+        <w:keepLines/>
+        <w:shd w:val="clear" w:color="auto" w:fill="F2F5F9"/>
+      </w:pPr>
+      <w:r>
+        <w:t xml:space="preserve">  "imageUrl": "https://example.com/calendars/2026-2027.png",</w:t>
+      </w:r>
+    </w:p>
+    <w:p>
+      <w:pPr>
+        <w:pStyle w:val="Code"/>
+        <w:keepNext/>
+        <w:keepLines/>
+        <w:shd w:val="clear" w:color="auto" w:fill="F2F5F9"/>
+      </w:pPr>
+      <w:r>
+        <w:t xml:space="preserve">  "publishedAt": "2026-09-26T09:00:00Z"</w:t>
+      </w:r>
+    </w:p>
+    <w:p>
+      <w:pPr>
+        <w:pStyle w:val="Code"/>
+        <w:keepLines/>
+        <w:shd w:val="clear" w:color="auto" w:fill="F2F5F9"/>
+        <w:spacing w:after="160"/>
+      </w:pPr>
+      <w:r>
+        <w:t>}</w:t>
+      </w:r>
+    </w:p>
+    <w:p>
+      <w:r>
+        <w:t>Reads are scoped to the authenticated user institution, including administrators. Only official calendars qualify; the most recent publishedAt wins, with createdAt as the tiebreaker.</w:t>
+      </w:r>
+    </w:p>
+    <w:p>
+      <w:pPr>
+        <w:pStyle w:val="Heading2"/>
+      </w:pPr>
+      <w:r>
+        <w:t>Create a calendar record (JSON option)</w:t>
+      </w:r>
+    </w:p>
+    <w:p>
+      <w:pPr>
+        <w:pStyle w:val="Endpoint"/>
+      </w:pPr>
+      <w:r>
+        <w:t>POST /api/v1/calendar/json</w:t>
+      </w:r>
+    </w:p>
+    <w:p>
+      <w:pPr>
+        <w:pStyle w:val="Small"/>
+      </w:pPr>
+      <w:r>
+        <w:t>Access: Admin  |  Success: 201 + calendar response. This JSON request does not upload an image.</w:t>
+      </w:r>
+    </w:p>
+    <w:p>
+      <w:pPr>
+        <w:pStyle w:val="Code"/>
+        <w:keepNext/>
+        <w:keepLines/>
+        <w:shd w:val="clear" w:color="auto" w:fill="F2F5F9"/>
+      </w:pPr>
+      <w:r>
+        <w:t>{</w:t>
+      </w:r>
+    </w:p>
+    <w:p>
+      <w:pPr>
+        <w:pStyle w:val="Code"/>
+        <w:keepNext/>
+        <w:keepLines/>
+        <w:shd w:val="clear" w:color="auto" w:fill="F2F5F9"/>
+      </w:pPr>
+      <w:r>
+        <w:t xml:space="preserve">  "institutionId": "11111111-1111-4111-8111-111111111111",</w:t>
+      </w:r>
+    </w:p>
+    <w:p>
+      <w:pPr>
+        <w:pStyle w:val="Code"/>
+        <w:keepNext/>
+        <w:keepLines/>
+        <w:shd w:val="clear" w:color="auto" w:fill="F2F5F9"/>
+      </w:pPr>
+      <w:r>
+        <w:t xml:space="preserve">  "title": "2026/2027 Academic Calendar",</w:t>
+      </w:r>
+    </w:p>
+    <w:p>
+      <w:pPr>
+        <w:pStyle w:val="Code"/>
+        <w:keepNext/>
+        <w:keepLines/>
+        <w:shd w:val="clear" w:color="auto" w:fill="F2F5F9"/>
+      </w:pPr>
+      <w:r>
+        <w:t xml:space="preserve">  "academicSession": "2026/2027",</w:t>
+      </w:r>
+    </w:p>
+    <w:p>
+      <w:pPr>
+        <w:pStyle w:val="Code"/>
+        <w:keepNext/>
+        <w:keepLines/>
+        <w:shd w:val="clear" w:color="auto" w:fill="F2F5F9"/>
+      </w:pPr>
+      <w:r>
+        <w:t xml:space="preserve">  "imageUrl": "https://example.com/calendars/2026-2027.png",</w:t>
+      </w:r>
+    </w:p>
+    <w:p>
+      <w:pPr>
+        <w:pStyle w:val="Code"/>
+        <w:keepNext/>
+        <w:keepLines/>
+        <w:shd w:val="clear" w:color="auto" w:fill="F2F5F9"/>
+      </w:pPr>
+      <w:r>
+        <w:t xml:space="preserve">  "publishedAt": "2026-09-26T09:00:00Z",</w:t>
+      </w:r>
+    </w:p>
+    <w:p>
+      <w:pPr>
+        <w:pStyle w:val="Code"/>
+        <w:keepNext/>
+        <w:keepLines/>
+        <w:shd w:val="clear" w:color="auto" w:fill="F2F5F9"/>
+      </w:pPr>
+      <w:r>
+        <w:t xml:space="preserve">  "isOfficial": false</w:t>
+      </w:r>
+    </w:p>
+    <w:p>
+      <w:pPr>
+        <w:pStyle w:val="Code"/>
+        <w:keepLines/>
+        <w:shd w:val="clear" w:color="auto" w:fill="F2F5F9"/>
+        <w:spacing w:after="160"/>
+      </w:pPr>
+      <w:r>
+        <w:t>}</w:t>
+      </w:r>
+    </w:p>
+    <w:p>
+      <w:r>
+        <w:t>The default calendar create request is POST /api/v1/calendar with multipart/form-data fields institutionId, title, academicSession and file (the calendar image). status is optional and defaults to Draft; publishedAt and calendarId are optional. Passing calendarId replaces an existing Draft or Rejected calendar. Images must be valid PNG, JPEG or WebP up to 5 MB and 40 megapixels; the API strips metadata and converts the image to WebP before private B2 storage. All calendar uploads create or retain a Draft. Submit the draft for approval before publication. Use POST /api/v1/calendar/json for JSON creation without an image; imageUrl may be omitted for a draft.</w:t>
+      </w:r>
+    </w:p>
+    <w:p>
+      <w:pPr>
+        <w:pStyle w:val="Heading2"/>
+      </w:pPr>
+      <w:r>
+        <w:lastRenderedPageBreak/>
+        <w:t>Replace calendar metadata</w:t>
+      </w:r>
+    </w:p>
+    <w:p>
+      <w:pPr>
+        <w:pStyle w:val="Endpoint"/>
+      </w:pPr>
+      <w:r>
+        <w:t>PUT /api/v1/calendar/{id}</w:t>
+      </w:r>
+    </w:p>
+    <w:p>
+      <w:pPr>
+        <w:pStyle w:val="Small"/>
+        <w:keepNext/>
+      </w:pPr>
+      <w:r>
+        <w:t>Access: Admin  |  Success: 200 + calendar response</w:t>
+      </w:r>
+    </w:p>
+    <w:p>
+      <w:r>
+        <w:t>Send the same calendar fields as creation, with status set to Draft. Only Draft or Rejected calendars can be edited; a rejected calendar returns to Draft. SchoolAdmin must match the existing and requested institution. Returns 400 for invalid fields/institution, 403 for foreign-school writes, and 404 for a missing calendar.</w:t>
+      </w:r>
+    </w:p>
+    <w:p>
+      <w:pPr>
+        <w:pStyle w:val="Small"/>
+      </w:pPr>
+      <w:r>
+        <w:t>To replace the image on an existing Draft or Rejected calendar, use POST /api/v1/calendar/{id}/media with multipart/form-data field file. The response contains the updated calendar and a signed imageUrl; publication state is unchanged. GET /api/v1/calendar/current (also /calendar and /calendar/latest) returns a signed image URL valid for 15 minutes.</w:t>
+      </w:r>
+    </w:p>
+    <w:p>
+      <w:pPr>
+        <w:pStyle w:val="Heading1"/>
+        <w:pageBreakBefore/>
+      </w:pPr>
+      <w:r>
+        <w:lastRenderedPageBreak/>
+        <w:t>11. Super-admin administration</w:t>
+      </w:r>
+    </w:p>
+    <w:p>
+      <w:pPr>
+        <w:pStyle w:val="Heading2"/>
+      </w:pPr>
+      <w:r>
+        <w:t>Create a school</w:t>
+      </w:r>
+    </w:p>
+    <w:p>
+      <w:pPr>
+        <w:pStyle w:val="Endpoint"/>
+      </w:pPr>
+      <w:r>
+        <w:t>POST /api/v1/admin/schools</w:t>
+      </w:r>
+    </w:p>
+    <w:p>
+      <w:pPr>
+        <w:pStyle w:val="Small"/>
+      </w:pPr>
+      <w:r>
+        <w:t>Access: SuperAdmin only  |  Success: 201 + school response</w:t>
+      </w:r>
+    </w:p>
+    <w:p>
+      <w:pPr>
+        <w:pStyle w:val="Code"/>
+        <w:keepNext/>
+        <w:keepLines/>
+        <w:shd w:val="clear" w:color="auto" w:fill="F2F5F9"/>
+      </w:pPr>
+      <w:r>
+        <w:t>{</w:t>
+      </w:r>
+    </w:p>
+    <w:p>
+      <w:pPr>
+        <w:pStyle w:val="Code"/>
+        <w:keepNext/>
+        <w:keepLines/>
+        <w:shd w:val="clear" w:color="auto" w:fill="F2F5F9"/>
+      </w:pPr>
+      <w:r>
+        <w:t xml:space="preserve">  "name": "University of Example",</w:t>
+      </w:r>
+    </w:p>
+    <w:p>
+      <w:pPr>
+        <w:pStyle w:val="Code"/>
+        <w:keepNext/>
+        <w:keepLines/>
+        <w:shd w:val="clear" w:color="auto" w:fill="F2F5F9"/>
+      </w:pPr>
+      <w:r>
+        <w:t xml:space="preserve">  "slug": "university-of-example",</w:t>
+      </w:r>
+    </w:p>
+    <w:p>
+      <w:pPr>
+        <w:pStyle w:val="Code"/>
+        <w:keepNext/>
+        <w:keepLines/>
+        <w:shd w:val="clear" w:color="auto" w:fill="F2F5F9"/>
+      </w:pPr>
+      <w:r>
+        <w:t xml:space="preserve">  "state": "Osun",</w:t>
+      </w:r>
+    </w:p>
+    <w:p>
+      <w:pPr>
+        <w:pStyle w:val="Code"/>
+        <w:keepNext/>
+        <w:keepLines/>
+        <w:shd w:val="clear" w:color="auto" w:fill="F2F5F9"/>
+      </w:pPr>
+      <w:r>
+        <w:t xml:space="preserve">  "isActive": true</w:t>
+      </w:r>
+    </w:p>
+    <w:p>
+      <w:pPr>
+        <w:pStyle w:val="Code"/>
+        <w:keepLines/>
+        <w:shd w:val="clear" w:color="auto" w:fill="F2F5F9"/>
+        <w:spacing w:after="160"/>
+      </w:pPr>
+      <w:r>
+        <w:t>}</w:t>
+      </w:r>
+    </w:p>
+    <w:p>
+      <w:r>
+        <w:t>name and state are required (200 and 100 characters maximum). slug is required, at most 120 characters, and uses lowercase letters/numbers separated by single hyphens. isActive defaults to true. Duplicate slug returns 409; invalid input returns 400.</w:t>
+      </w:r>
+    </w:p>
+    <w:p>
+      <w:pPr>
+        <w:pStyle w:val="Code"/>
+        <w:keepNext/>
+        <w:keepLines/>
+        <w:shd w:val="clear" w:color="auto" w:fill="F2F5F9"/>
+      </w:pPr>
+      <w:r>
+        <w:t>{</w:t>
+      </w:r>
+    </w:p>
+    <w:p>
+      <w:pPr>
+        <w:pStyle w:val="Code"/>
+        <w:keepNext/>
+        <w:keepLines/>
+        <w:shd w:val="clear" w:color="auto" w:fill="F2F5F9"/>
+      </w:pPr>
+      <w:r>
+        <w:t xml:space="preserve">  "id": "11111111-1111-4111-8111-111111111111",</w:t>
+      </w:r>
+    </w:p>
+    <w:p>
+      <w:pPr>
+        <w:pStyle w:val="Code"/>
+        <w:keepNext/>
+        <w:keepLines/>
+        <w:shd w:val="clear" w:color="auto" w:fill="F2F5F9"/>
+      </w:pPr>
+      <w:r>
+        <w:t xml:space="preserve">  "name": "University of Example",</w:t>
+      </w:r>
+    </w:p>
+    <w:p>
+      <w:pPr>
+        <w:pStyle w:val="Code"/>
+        <w:keepNext/>
+        <w:keepLines/>
+        <w:shd w:val="clear" w:color="auto" w:fill="F2F5F9"/>
+      </w:pPr>
+      <w:r>
+        <w:t xml:space="preserve">  "slug": "university-of-example",</w:t>
+      </w:r>
+    </w:p>
+    <w:p>
+      <w:pPr>
+        <w:pStyle w:val="Code"/>
+        <w:keepNext/>
+        <w:keepLines/>
+        <w:shd w:val="clear" w:color="auto" w:fill="F2F5F9"/>
+      </w:pPr>
+      <w:r>
+        <w:t xml:space="preserve">  "state": "Osun",</w:t>
+      </w:r>
+    </w:p>
+    <w:p>
+      <w:pPr>
+        <w:pStyle w:val="Code"/>
+        <w:keepNext/>
+        <w:keepLines/>
+        <w:shd w:val="clear" w:color="auto" w:fill="F2F5F9"/>
+      </w:pPr>
+      <w:r>
+        <w:t xml:space="preserve">  "isActive": true</w:t>
+      </w:r>
+    </w:p>
+    <w:p>
+      <w:pPr>
+        <w:pStyle w:val="Code"/>
+        <w:keepLines/>
+        <w:shd w:val="clear" w:color="auto" w:fill="F2F5F9"/>
+        <w:spacing w:after="160"/>
+      </w:pPr>
+      <w:r>
+        <w:t>}</w:t>
+      </w:r>
+    </w:p>
+    <w:p>
+      <w:pPr>
+        <w:pStyle w:val="Heading2"/>
+      </w:pPr>
+      <w:r>
+        <w:t>Provision the initial Lead School Admin</w:t>
+      </w:r>
+    </w:p>
+    <w:p>
+      <w:pPr>
+        <w:pStyle w:val="Endpoint"/>
+      </w:pPr>
+      <w:r>
+        <w:t>POST /api/v1/admin/users</w:t>
+      </w:r>
+    </w:p>
+    <w:p>
+      <w:pPr>
+        <w:pStyle w:val="Small"/>
+      </w:pPr>
+      <w:r>
+        <w:t>Access: SuperAdmin only  |  Success: 201 + user access response</w:t>
+      </w:r>
+    </w:p>
+    <w:p>
+      <w:pPr>
+        <w:pStyle w:val="Code"/>
+        <w:keepNext/>
+        <w:keepLines/>
+        <w:shd w:val="clear" w:color="auto" w:fill="F2F5F9"/>
+      </w:pPr>
+      <w:r>
+        <w:t>{</w:t>
+      </w:r>
+    </w:p>
+    <w:p>
+      <w:pPr>
+        <w:pStyle w:val="Code"/>
+        <w:keepNext/>
+        <w:keepLines/>
+        <w:shd w:val="clear" w:color="auto" w:fill="F2F5F9"/>
+      </w:pPr>
+      <w:r>
+        <w:t xml:space="preserve">  "email": "admin@example.com",</w:t>
+      </w:r>
+    </w:p>
+    <w:p>
+      <w:pPr>
+        <w:pStyle w:val="Code"/>
+        <w:keepNext/>
+        <w:keepLines/>
+        <w:shd w:val="clear" w:color="auto" w:fill="F2F5F9"/>
+      </w:pPr>
+      <w:r>
+        <w:t xml:space="preserve">  "password": "AdminPassword123!",</w:t>
+      </w:r>
+    </w:p>
+    <w:p>
+      <w:pPr>
+        <w:pStyle w:val="Code"/>
+        <w:keepNext/>
+        <w:keepLines/>
+        <w:shd w:val="clear" w:color="auto" w:fill="F2F5F9"/>
+      </w:pPr>
+      <w:r>
+        <w:t xml:space="preserve">  "firstName": "Jane",</w:t>
+      </w:r>
+    </w:p>
+    <w:p>
+      <w:pPr>
+        <w:pStyle w:val="Code"/>
+        <w:keepNext/>
+        <w:keepLines/>
+        <w:shd w:val="clear" w:color="auto" w:fill="F2F5F9"/>
+      </w:pPr>
+      <w:r>
+        <w:t xml:space="preserve">  "lastName": "Smith",</w:t>
+      </w:r>
+    </w:p>
+    <w:p>
+      <w:pPr>
+        <w:pStyle w:val="Code"/>
+        <w:keepNext/>
+        <w:keepLines/>
+        <w:shd w:val="clear" w:color="auto" w:fill="F2F5F9"/>
+      </w:pPr>
+      <w:r>
+        <w:t xml:space="preserve">  "institutionId": "11111111-1111-4111-8111-111111111111"</w:t>
+      </w:r>
+    </w:p>
+    <w:p>
+      <w:pPr>
+        <w:pStyle w:val="Code"/>
+        <w:keepLines/>
+        <w:shd w:val="clear" w:color="auto" w:fill="F2F5F9"/>
+        <w:spacing w:after="160"/>
+      </w:pPr>
+      <w:r>
+        <w:t>}</w:t>
+      </w:r>
+    </w:p>
+    <w:p>
+      <w:r>
+        <w:t>Password must be at least 12 characters. Email must be valid; names are required and each limited to 100 characters. The institution must be active and must not already have a LeadSchoolAdmin. Creates the initial LeadSchoolAdmin only. Duplicate email or an existing LeadSchoolAdmin returns 409; invalid input/institution returns 400.</w:t>
+      </w:r>
+    </w:p>
+    <w:p>
+      <w:pPr>
+        <w:pStyle w:val="Heading2"/>
+      </w:pPr>
+      <w:r>
+        <w:lastRenderedPageBreak/>
+        <w:t>User access response</w:t>
+      </w:r>
+    </w:p>
+    <w:p>
+      <w:pPr>
+        <w:pStyle w:val="Code"/>
+        <w:keepNext/>
+        <w:keepLines/>
+        <w:shd w:val="clear" w:color="auto" w:fill="F2F5F9"/>
+      </w:pPr>
+      <w:r>
+        <w:t>{</w:t>
+      </w:r>
+    </w:p>
+    <w:p>
+      <w:pPr>
+        <w:pStyle w:val="Code"/>
+        <w:keepNext/>
+        <w:keepLines/>
+        <w:shd w:val="clear" w:color="auto" w:fill="F2F5F9"/>
+      </w:pPr>
+      <w:r>
+        <w:t xml:space="preserve">  "id": "66666666-6666-4666-8666-666666666666",</w:t>
+      </w:r>
+    </w:p>
+    <w:p>
+      <w:pPr>
+        <w:pStyle w:val="Code"/>
+        <w:keepNext/>
+        <w:keepLines/>
+        <w:shd w:val="clear" w:color="auto" w:fill="F2F5F9"/>
+      </w:pPr>
+      <w:r>
+        <w:t xml:space="preserve">  "email": "admin@example.com",</w:t>
+      </w:r>
+    </w:p>
+    <w:p>
+      <w:pPr>
+        <w:pStyle w:val="Code"/>
+        <w:keepNext/>
+        <w:keepLines/>
+        <w:shd w:val="clear" w:color="auto" w:fill="F2F5F9"/>
+      </w:pPr>
+      <w:r>
+        <w:t xml:space="preserve">  "role": "LeadSchoolAdmin",</w:t>
+      </w:r>
+    </w:p>
+    <w:p>
+      <w:pPr>
+        <w:pStyle w:val="Code"/>
+        <w:keepNext/>
+        <w:keepLines/>
+        <w:shd w:val="clear" w:color="auto" w:fill="F2F5F9"/>
+      </w:pPr>
+      <w:r>
+        <w:t xml:space="preserve">  "institutionId": "11111111-1111-4111-8111-111111111111",</w:t>
+      </w:r>
+    </w:p>
+    <w:p>
+      <w:pPr>
+        <w:pStyle w:val="Code"/>
+        <w:keepNext/>
+        <w:keepLines/>
+        <w:shd w:val="clear" w:color="auto" w:fill="F2F5F9"/>
+      </w:pPr>
+      <w:r>
+        <w:t xml:space="preserve">  "isActive": true</w:t>
+      </w:r>
+    </w:p>
+    <w:p>
+      <w:pPr>
+        <w:pStyle w:val="Code"/>
+        <w:keepLines/>
+        <w:shd w:val="clear" w:color="auto" w:fill="F2F5F9"/>
+        <w:spacing w:after="160"/>
+      </w:pPr>
+      <w:r>
+        <w:t>}</w:t>
+      </w:r>
+    </w:p>
+    <w:p>
+      <w:pPr>
+        <w:pStyle w:val="Heading3"/>
+      </w:pPr>
+      <w:r>
+        <w:t>Provision the institution's initial Lead School Admin</w:t>
+      </w:r>
+    </w:p>
+    <w:p>
+      <w:r>
+        <w:t>POST /api/v1/admin/lead-administrators</w:t>
+      </w:r>
+    </w:p>
+    <w:p>
+      <w:r>
+        <w:t>Access: SuperAdmin only  |  Success: 201 + user access response</w:t>
+      </w:r>
+    </w:p>
+    <w:p>
+      <w:r>
+        <w:t>Uses the same request fields shown above. POST /api/v1/admin/lead-administrators is the preferred route; POST /api/v1/admin/users remains a compatibility alias. A second Lead for the same institution returns 409. LeadSchoolAdmins then manage NewsAdmin and CalendarAdmin accounts within their institution.</w:t>
+      </w:r>
+    </w:p>
+    <w:p>
+      <w:pPr>
+        <w:pStyle w:val="Heading2"/>
+      </w:pPr>
+      <w:r>
+        <w:t>Change a role or account activation</w:t>
+      </w:r>
+    </w:p>
+    <w:p>
+      <w:pPr>
+        <w:pStyle w:val="Endpoint"/>
+      </w:pPr>
+      <w:r>
+        <w:t>PATCH /api/v1/admin/users/{id}</w:t>
+      </w:r>
+    </w:p>
+    <w:p>
+      <w:pPr>
+        <w:pStyle w:val="Small"/>
+      </w:pPr>
+      <w:r>
+        <w:t>Access: SuperAdmin only  |  Success: 200 + user access response</w:t>
+      </w:r>
+    </w:p>
+    <w:p>
+      <w:pPr>
+        <w:pStyle w:val="Code"/>
+        <w:keepNext/>
+        <w:keepLines/>
+        <w:shd w:val="clear" w:color="auto" w:fill="F2F5F9"/>
+      </w:pPr>
+      <w:r>
+        <w:t>{</w:t>
+      </w:r>
+    </w:p>
+    <w:p>
+      <w:pPr>
+        <w:pStyle w:val="Code"/>
+        <w:keepNext/>
+        <w:keepLines/>
+        <w:shd w:val="clear" w:color="auto" w:fill="F2F5F9"/>
+      </w:pPr>
+      <w:r>
+        <w:t xml:space="preserve">  "role": "Staff",</w:t>
+      </w:r>
+    </w:p>
+    <w:p>
+      <w:pPr>
+        <w:pStyle w:val="Code"/>
+        <w:keepNext/>
+        <w:keepLines/>
+        <w:shd w:val="clear" w:color="auto" w:fill="F2F5F9"/>
+      </w:pPr>
+      <w:r>
+        <w:t xml:space="preserve">  "isActive": true</w:t>
+      </w:r>
+    </w:p>
+    <w:p>
+      <w:pPr>
+        <w:pStyle w:val="Code"/>
+        <w:keepLines/>
+        <w:shd w:val="clear" w:color="auto" w:fill="F2F5F9"/>
+        <w:spacing w:after="160"/>
+      </w:pPr>
+      <w:r>
+        <w:t>}</w:t>
+      </w:r>
+    </w:p>
+    <w:p>
+      <w:r>
+        <w:t>Only Student, Staff and SchoolAdmin may be assigned. Invalid role returns 400; missing user 404; attempts to modify an existing SuperAdmin return 403. The operation invalidates refresh tokens. Access tokens with a stale role or disabled account subsequently receive 401.</w:t>
+      </w:r>
+    </w:p>
+    <w:p>
+      <w:r>
+        <w:t>School creation, school-admin provisioning, account role/activation changes, and content create/edit/status/archive operations are audited. Read them through GET /api/v1/admin/audit. SuperAdmin listing routes are documented below. There is no API to create/change a SuperAdmin; initial SuperAdmin creation is an operator bootstrap task.</w:t>
+      </w:r>
+    </w:p>
+    <w:p>
+      <w:pPr>
+        <w:pStyle w:val="Heading2"/>
+      </w:pPr>
+      <w:r>
+        <w:t>Review pending content</w:t>
+      </w:r>
+    </w:p>
+    <w:p>
+      <w:pPr>
+        <w:pStyle w:val="Endpoint"/>
+      </w:pPr>
+      <w:r>
+        <w:t>GET /api/v1/admin/content/pending</w:t>
+      </w:r>
+    </w:p>
+    <w:p>
+      <w:pPr>
+        <w:pStyle w:val="Small"/>
+      </w:pPr>
+      <w:r>
+        <w:t>Access: SuperAdmin only  |  Success: 200 + paginated response</w:t>
+      </w:r>
+    </w:p>
+    <w:p>
+      <w:r>
+        <w:t>Optional query parameters: institutionId, type (News, Announcement, Event, Advertisement), search, page (default 1) and pageSize (default 20, maximum 100). The endpoint returns PendingApproval items only.</w:t>
+      </w:r>
+    </w:p>
+    <w:p>
+      <w:pPr>
+        <w:pStyle w:val="Code"/>
+        <w:keepNext/>
+        <w:keepLines/>
+        <w:shd w:val="clear" w:color="auto" w:fill="F2F5F9"/>
+      </w:pPr>
+      <w:r>
+        <w:lastRenderedPageBreak/>
+        <w:t>{</w:t>
+      </w:r>
+    </w:p>
+    <w:p>
+      <w:pPr>
+        <w:pStyle w:val="Code"/>
+        <w:keepNext/>
+        <w:keepLines/>
+        <w:shd w:val="clear" w:color="auto" w:fill="F2F5F9"/>
+      </w:pPr>
+      <w:r>
+        <w:t xml:space="preserve">  "page": 1, "pageSize": 20, "totalCount": 1,</w:t>
+      </w:r>
+    </w:p>
+    <w:p>
+      <w:pPr>
+        <w:pStyle w:val="Code"/>
+        <w:keepNext/>
+        <w:keepLines/>
+        <w:shd w:val="clear" w:color="auto" w:fill="F2F5F9"/>
+      </w:pPr>
+      <w:r>
+        <w:t xml:space="preserve">  "items": [{ "id": "&lt;content UUID&gt;", "title": "Orientation update", "body": "Review details",</w:t>
+      </w:r>
+    </w:p>
+    <w:p>
+      <w:pPr>
+        <w:pStyle w:val="Code"/>
+        <w:keepNext/>
+        <w:keepLines/>
+        <w:shd w:val="clear" w:color="auto" w:fill="F2F5F9"/>
+      </w:pPr>
+      <w:r>
+        <w:t xml:space="preserve">    "summary": null, "category": "Campus", "imageUrl": null, "type": "Event",</w:t>
+      </w:r>
+    </w:p>
+    <w:p>
+      <w:pPr>
+        <w:pStyle w:val="Code"/>
+        <w:keepNext/>
+        <w:keepLines/>
+        <w:shd w:val="clear" w:color="auto" w:fill="F2F5F9"/>
+      </w:pPr>
+      <w:r>
+        <w:t xml:space="preserve">    "status": "PendingApproval", "urgency": "Normal", "sourceType": "Official",</w:t>
+      </w:r>
+    </w:p>
+    <w:p>
+      <w:pPr>
+        <w:pStyle w:val="Code"/>
+        <w:keepNext/>
+        <w:keepLines/>
+        <w:shd w:val="clear" w:color="auto" w:fill="F2F5F9"/>
+      </w:pPr>
+      <w:r>
+        <w:t xml:space="preserve">    "sourceName": "Osun State University", "createdAt": "2026-10-13T10:00:00Z",</w:t>
+      </w:r>
+    </w:p>
+    <w:p>
+      <w:pPr>
+        <w:pStyle w:val="Code"/>
+        <w:keepNext/>
+        <w:keepLines/>
+        <w:shd w:val="clear" w:color="auto" w:fill="F2F5F9"/>
+      </w:pPr>
+      <w:r>
+        <w:t xml:space="preserve">    "eventStartsAt": "2026-10-20T09:00:00Z", "eventEndsAt": null, "eventLocation": "Main auditorium",</w:t>
+      </w:r>
+    </w:p>
+    <w:p>
+      <w:pPr>
+        <w:pStyle w:val="Code"/>
+        <w:keepNext/>
+        <w:keepLines/>
+        <w:shd w:val="clear" w:color="auto" w:fill="F2F5F9"/>
+      </w:pPr>
+      <w:r>
+        <w:t xml:space="preserve">    "registrationUrl": null, "sponsorName": null, "targetUrl": null,</w:t>
+      </w:r>
+    </w:p>
+    <w:p>
+      <w:pPr>
+        <w:pStyle w:val="Code"/>
+        <w:keepNext/>
+        <w:keepLines/>
+        <w:shd w:val="clear" w:color="auto" w:fill="F2F5F9"/>
+      </w:pPr>
+      <w:r>
+        <w:t xml:space="preserve">    "authorId": "&lt;user UUID&gt;", "authorEmail": "admin@example.test", "authorName": "Campus Admin",</w:t>
+      </w:r>
+    </w:p>
+    <w:p>
+      <w:pPr>
+        <w:pStyle w:val="Code"/>
+        <w:keepNext/>
+        <w:keepLines/>
+        <w:shd w:val="clear" w:color="auto" w:fill="F2F5F9"/>
+      </w:pPr>
+      <w:r>
+        <w:t xml:space="preserve">    "audiences": [{ "institutionId": "&lt;institution UUID&gt;", "facultyId": null,</w:t>
+      </w:r>
+    </w:p>
+    <w:p>
+      <w:pPr>
+        <w:pStyle w:val="Code"/>
+        <w:keepNext/>
+        <w:keepLines/>
+        <w:shd w:val="clear" w:color="auto" w:fill="F2F5F9"/>
+      </w:pPr>
+      <w:r>
+        <w:t xml:space="preserve">      "departmentId": null, "programmeId": null, "academicLevelId": null, "targetAudience": "All" }]</w:t>
+      </w:r>
+    </w:p>
+    <w:p>
+      <w:pPr>
+        <w:pStyle w:val="Code"/>
+        <w:keepNext/>
+        <w:keepLines/>
+        <w:shd w:val="clear" w:color="auto" w:fill="F2F5F9"/>
+      </w:pPr>
+      <w:r>
+        <w:t xml:space="preserve">  }]</w:t>
+      </w:r>
+    </w:p>
+    <w:p>
+      <w:pPr>
+        <w:pStyle w:val="Code"/>
+        <w:keepNext/>
+        <w:keepLines/>
+        <w:shd w:val="clear" w:color="auto" w:fill="F2F5F9"/>
+      </w:pPr>
+      <w:r>
+        <w:t>}</w:t>
+      </w:r>
+    </w:p>
+    <w:p>
+      <w:r>
+        <w:t>Approve or reject an item with PATCH /api/v1/content/{id}/status and {"status":"Published"} or {"status":"Rejected"}.</w:t>
+      </w:r>
+    </w:p>
+    <w:p>
+      <w:r>
+        <w:t>List schools - GET /api/v1/admin/schools (SuperAdmin). Optional filters: search, isActive, page and pageSize. Returns {page, pageSize, totalCount, items}. Each school item includes id, name, slug, state, acronym, logoUrl, isActive, studentCount, staffCount, adminCount, liveContentCount, weeklyActiveCount and viewCount. weeklyActiveCount is the distinct number of users with recorded activity in the prior seven days. viewCount is the count of recorded unique content-detail views for the institution. User counts include inactive accounts.</w:t>
+      </w:r>
+    </w:p>
+    <w:p>
+      <w:r>
+        <w:t>Get school detail ? GET /api/v1/admin/schools/{id} (SuperAdmin). Returns the school summary and counts plus its faculty, department, programme and academic-level hierarchy. Returns 404 for an unknown ID.</w:t>
+      </w:r>
+    </w:p>
+    <w:p>
+      <w:r>
+        <w:t>List users - GET /api/v1/admin/users (SuperAdmin). Optional filters: institutionId, role, isActive, search, page and pageSize. Each item includes id, email, firstName, lastName, role, institutionId, institutionName, isActive, createdAt and lastActiveAt. lastActiveAt is the latest recorded authentication/feed activity or content-detail view, and is null when no such activity exists.</w:t>
+      </w:r>
+    </w:p>
+    <w:p>
+      <w:r>
+        <w:t>Read the audit log - GET /api/v1/admin/audit (SuperAdmin). Optional filters: search, administratorId (actorId is an alias), action, actionTag, institutionId, targetId, from, to, page and pageSize. Supported action tags are Access, Advertisement, User, School and External event. Rows include actor ID/name/email/role, action text and tag, target ID/type, institution ID/name, details and createdAt. Results are newest first; from is inclusive and to is exclusive.</w:t>
+      </w:r>
+    </w:p>
+    <w:p>
+      <w:r>
+        <w:t>Content metrics: content responses expose views, uniqueReachCount and notificationOpenCount. views and uniqueReachCount count distinct authenticated student/staff accounts that opened a content detail page (one per account per item); they do not count feed-card impressions. notificationOpenCount counts opened notification records and is a separate signal.</w:t>
+      </w:r>
+    </w:p>
+    <w:p>
+      <w:pPr>
+        <w:pStyle w:val="Heading1"/>
+        <w:pageBreakBefore/>
+      </w:pPr>
+      <w:r>
+        <w:lastRenderedPageBreak/>
+        <w:t>12. Private media and Backblaze B2</w:t>
+      </w:r>
+    </w:p>
+    <w:p>
+      <w:pPr>
+        <w:pStyle w:val="Heading2"/>
+      </w:pPr>
+      <w:r>
+        <w:t>Upload a content attachment</w:t>
       </w:r>
     </w:p>
     <w:p>
       <w:pPr>
         <w:pStyle w:val="Endpoint"/>
         <w:rPr>
-          <w:rFonts w:hint="eastAsia"/>
+          <w:lang w:val="it-IT"/>
         </w:rPr>
       </w:pPr>
       <w:r>
-        <w:t>PATCH /api/v1/content/{id}/status</w:t>
+        <w:rPr>
+          <w:lang w:val="it-IT"/>
+        </w:rPr>
+        <w:t>POST /api/v1/media/content/{contentId}</w:t>
       </w:r>
     </w:p>
     <w:p>
@@ -8774,7 +9621,12 @@
         <w:pStyle w:val="Small"/>
       </w:pPr>
       <w:r>
-        <w:t>Access: Admin; publishing/rejection require SuperAdmin  |  Success: 200 + content response</w:t>
+        <w:t>Access: Admin  |  Success: 201 + media response</w:t>
+      </w:r>
+    </w:p>
+    <w:p>
+      <w:r>
+        <w:t>Send multipart/form-data with one file field named file. When using browser FormData, allow the client to generate the Content-Type boundary. The content item must already exist. Save the returned attachmentId for subsequent media requests.</w:t>
       </w:r>
     </w:p>
     <w:p>
@@ -8783,12 +9635,9 @@
         <w:keepNext/>
         <w:keepLines/>
         <w:shd w:val="clear" w:color="auto" w:fill="F2F5F9"/>
-        <w:rPr>
-          <w:rFonts w:hint="eastAsia"/>
-        </w:rPr>
-      </w:pPr>
-      <w:r>
-        <w:t>{</w:t>
+      </w:pPr>
+      <w:r>
+        <w:t>const form = new FormData();</w:t>
       </w:r>
     </w:p>
     <w:p>
@@ -8797,12 +9646,64 @@
         <w:keepNext/>
         <w:keepLines/>
         <w:shd w:val="clear" w:color="auto" w:fill="F2F5F9"/>
-        <w:rPr>
-          <w:rFonts w:hint="eastAsia"/>
-        </w:rPr>
-      </w:pPr>
-      <w:r>
-        <w:t xml:space="preserve">  "status": "PendingApproval"</w:t>
+      </w:pPr>
+      <w:r>
+        <w:t>form.append("file", selectedFile);</w:t>
+      </w:r>
+    </w:p>
+    <w:p>
+      <w:pPr>
+        <w:pStyle w:val="Code"/>
+        <w:keepNext/>
+        <w:keepLines/>
+        <w:shd w:val="clear" w:color="auto" w:fill="F2F5F9"/>
+      </w:pPr>
+      <w:r>
+        <w:t>const response = await fetch(</w:t>
+      </w:r>
+    </w:p>
+    <w:p>
+      <w:pPr>
+        <w:pStyle w:val="Code"/>
+        <w:keepNext/>
+        <w:keepLines/>
+        <w:shd w:val="clear" w:color="auto" w:fill="F2F5F9"/>
+      </w:pPr>
+      <w:r>
+        <w:t xml:space="preserve">  `${baseUrl}/api/v1/media/content/${contentId}`,</w:t>
+      </w:r>
+    </w:p>
+    <w:p>
+      <w:pPr>
+        <w:pStyle w:val="Code"/>
+        <w:keepNext/>
+        <w:keepLines/>
+        <w:shd w:val="clear" w:color="auto" w:fill="F2F5F9"/>
+      </w:pPr>
+      <w:r>
+        <w:t xml:space="preserve">  { method: "POST",</w:t>
+      </w:r>
+    </w:p>
+    <w:p>
+      <w:pPr>
+        <w:pStyle w:val="Code"/>
+        <w:keepNext/>
+        <w:keepLines/>
+        <w:shd w:val="clear" w:color="auto" w:fill="F2F5F9"/>
+      </w:pPr>
+      <w:r>
+        <w:t xml:space="preserve">    headers: { Authorization: `Bearer ${accessToken}` },</w:t>
+      </w:r>
+    </w:p>
+    <w:p>
+      <w:pPr>
+        <w:pStyle w:val="Code"/>
+        <w:keepNext/>
+        <w:keepLines/>
+        <w:shd w:val="clear" w:color="auto" w:fill="F2F5F9"/>
+      </w:pPr>
+      <w:r>
+        <w:t xml:space="preserve">    body: form }</w:t>
       </w:r>
     </w:p>
     <w:p>
@@ -8811,1336 +9712,6 @@
         <w:keepLines/>
         <w:shd w:val="clear" w:color="auto" w:fill="F2F5F9"/>
         <w:spacing w:after="160"/>
-        <w:rPr>
-          <w:rFonts w:hint="eastAsia"/>
-        </w:rPr>
-      </w:pPr>
-      <w:r>
-        <w:t>}</w:t>
-      </w:r>
-    </w:p>
-    <w:p>
-      <w:r>
-        <w:t>Use the transition table in section 4. Publication sets publishedAt to the server time. Invalid transitions return 400, foreign-school modifications 403, and missing content 404. Editing a rejected item does not provide a route to resubmit it under the current transition rules.</w:t>
-      </w:r>
-    </w:p>
-    <w:p>
-      <w:pPr>
-        <w:pStyle w:val="Heading2"/>
-      </w:pPr>
-      <w:r>
-        <w:t>Archive through delete</w:t>
-      </w:r>
-    </w:p>
-    <w:p>
-      <w:pPr>
-        <w:pStyle w:val="Endpoint"/>
-        <w:rPr>
-          <w:rFonts w:hint="eastAsia"/>
-        </w:rPr>
-      </w:pPr>
-      <w:r>
-        <w:t>DELETE /api/v1/content/{id}</w:t>
-      </w:r>
-    </w:p>
-    <w:p>
-      <w:pPr>
-        <w:pStyle w:val="Small"/>
-      </w:pPr>
-      <w:r>
-        <w:t>Access: Admin  |  Success: 204; no body</w:t>
-      </w:r>
-    </w:p>
-    <w:p>
-      <w:r>
-        <w:t>This sets status to Archived. It does not physically delete the content row, metadata or B2 objects. Missing content returns 404; attempting to modify content with audiences outside the school-admin institution returns 403.</w:t>
-      </w:r>
-    </w:p>
-    <w:p>
-      <w:pPr>
-        <w:pStyle w:val="Heading1"/>
-        <w:pageBreakBefore/>
-      </w:pPr>
-      <w:r>
-        <w:t>10. Academic calendar contracts</w:t>
-      </w:r>
-    </w:p>
-    <w:p>
-      <w:pPr>
-        <w:pStyle w:val="Heading2"/>
-      </w:pPr>
-      <w:r>
-        <w:t>Read the latest official calendar</w:t>
-      </w:r>
-    </w:p>
-    <w:p>
-      <w:pPr>
-        <w:pStyle w:val="Endpoint"/>
-        <w:rPr>
-          <w:rFonts w:hint="eastAsia"/>
-        </w:rPr>
-      </w:pPr>
-      <w:r>
-        <w:t>GET /api/v1/calendar</w:t>
-      </w:r>
-      <w:r>
-        <w:br/>
-        <w:t>GET /api/v1/calendar/latest</w:t>
-      </w:r>
-    </w:p>
-    <w:p>
-      <w:pPr>
-        <w:pStyle w:val="Small"/>
-      </w:pPr>
-      <w:r>
-        <w:t>Access: Bearer  |  Success: 200 + calendar response, or 404 if absent</w:t>
-      </w:r>
-    </w:p>
-    <w:p>
-      <w:pPr>
-        <w:pStyle w:val="Code"/>
-        <w:keepNext/>
-        <w:keepLines/>
-        <w:shd w:val="clear" w:color="auto" w:fill="F2F5F9"/>
-        <w:rPr>
-          <w:rFonts w:hint="eastAsia"/>
-        </w:rPr>
-      </w:pPr>
-      <w:r>
-        <w:t>{</w:t>
-      </w:r>
-    </w:p>
-    <w:p>
-      <w:pPr>
-        <w:pStyle w:val="Code"/>
-        <w:keepNext/>
-        <w:keepLines/>
-        <w:shd w:val="clear" w:color="auto" w:fill="F2F5F9"/>
-        <w:rPr>
-          <w:rFonts w:hint="eastAsia"/>
-        </w:rPr>
-      </w:pPr>
-      <w:r>
-        <w:t xml:space="preserve">  "id": "77777777-7777-4777-8777-777777777777",</w:t>
-      </w:r>
-    </w:p>
-    <w:p>
-      <w:pPr>
-        <w:pStyle w:val="Code"/>
-        <w:keepNext/>
-        <w:keepLines/>
-        <w:shd w:val="clear" w:color="auto" w:fill="F2F5F9"/>
-        <w:rPr>
-          <w:rFonts w:hint="eastAsia"/>
-        </w:rPr>
-      </w:pPr>
-      <w:r>
-        <w:t xml:space="preserve">  "institutionId": "11111111-1111-4111-8111-111111111111",</w:t>
-      </w:r>
-    </w:p>
-    <w:p>
-      <w:pPr>
-        <w:pStyle w:val="Code"/>
-        <w:keepNext/>
-        <w:keepLines/>
-        <w:shd w:val="clear" w:color="auto" w:fill="F2F5F9"/>
-        <w:rPr>
-          <w:rFonts w:hint="eastAsia"/>
-        </w:rPr>
-      </w:pPr>
-      <w:r>
-        <w:t xml:space="preserve">  "title": "2026/2027 Academic Calendar",</w:t>
-      </w:r>
-    </w:p>
-    <w:p>
-      <w:pPr>
-        <w:pStyle w:val="Code"/>
-        <w:keepNext/>
-        <w:keepLines/>
-        <w:shd w:val="clear" w:color="auto" w:fill="F2F5F9"/>
-        <w:rPr>
-          <w:rFonts w:hint="eastAsia"/>
-        </w:rPr>
-      </w:pPr>
-      <w:r>
-        <w:t xml:space="preserve">  "academicSession": "2026/2027",</w:t>
-      </w:r>
-    </w:p>
-    <w:p>
-      <w:pPr>
-        <w:pStyle w:val="Code"/>
-        <w:keepNext/>
-        <w:keepLines/>
-        <w:shd w:val="clear" w:color="auto" w:fill="F2F5F9"/>
-        <w:rPr>
-          <w:rFonts w:hint="eastAsia"/>
-        </w:rPr>
-      </w:pPr>
-      <w:r>
-        <w:t xml:space="preserve">  "imageUrl": "https://example.com/calendars/2026-2027.png",</w:t>
-      </w:r>
-    </w:p>
-    <w:p>
-      <w:pPr>
-        <w:pStyle w:val="Code"/>
-        <w:keepNext/>
-        <w:keepLines/>
-        <w:shd w:val="clear" w:color="auto" w:fill="F2F5F9"/>
-        <w:rPr>
-          <w:rFonts w:hint="eastAsia"/>
-        </w:rPr>
-      </w:pPr>
-      <w:r>
-        <w:t xml:space="preserve">  "publishedAt": "2026-09-26T09:00:00Z"</w:t>
-      </w:r>
-    </w:p>
-    <w:p>
-      <w:pPr>
-        <w:pStyle w:val="Code"/>
-        <w:keepLines/>
-        <w:shd w:val="clear" w:color="auto" w:fill="F2F5F9"/>
-        <w:spacing w:after="160"/>
-        <w:rPr>
-          <w:rFonts w:hint="eastAsia"/>
-        </w:rPr>
-      </w:pPr>
-      <w:r>
-        <w:t>}</w:t>
-      </w:r>
-    </w:p>
-    <w:p>
-      <w:r>
-        <w:t>Reads are scoped to the authenticated user institution, including administrators. Only official calendars qualify; the most recent publishedAt wins, with createdAt as the tiebreaker.</w:t>
-      </w:r>
-    </w:p>
-    <w:p>
-      <w:pPr>
-        <w:pStyle w:val="Heading2"/>
-      </w:pPr>
-      <w:r>
-        <w:t>Create a calendar record</w:t>
-      </w:r>
-    </w:p>
-    <w:p>
-      <w:pPr>
-        <w:pStyle w:val="Endpoint"/>
-        <w:rPr>
-          <w:rFonts w:hint="eastAsia"/>
-        </w:rPr>
-      </w:pPr>
-      <w:r>
-        <w:t>POST /api/v1/calendar</w:t>
-      </w:r>
-    </w:p>
-    <w:p>
-      <w:pPr>
-        <w:pStyle w:val="Small"/>
-      </w:pPr>
-      <w:r>
-        <w:t>Access: Admin  |  Success: 201 + calendar response</w:t>
-      </w:r>
-    </w:p>
-    <w:p>
-      <w:pPr>
-        <w:pStyle w:val="Code"/>
-        <w:keepNext/>
-        <w:keepLines/>
-        <w:shd w:val="clear" w:color="auto" w:fill="F2F5F9"/>
-        <w:rPr>
-          <w:rFonts w:hint="eastAsia"/>
-        </w:rPr>
-      </w:pPr>
-      <w:r>
-        <w:t>{</w:t>
-      </w:r>
-    </w:p>
-    <w:p>
-      <w:pPr>
-        <w:pStyle w:val="Code"/>
-        <w:keepNext/>
-        <w:keepLines/>
-        <w:shd w:val="clear" w:color="auto" w:fill="F2F5F9"/>
-        <w:rPr>
-          <w:rFonts w:hint="eastAsia"/>
-        </w:rPr>
-      </w:pPr>
-      <w:r>
-        <w:t xml:space="preserve">  "institutionId": "11111111-1111-4111-8111-111111111111",</w:t>
-      </w:r>
-    </w:p>
-    <w:p>
-      <w:pPr>
-        <w:pStyle w:val="Code"/>
-        <w:keepNext/>
-        <w:keepLines/>
-        <w:shd w:val="clear" w:color="auto" w:fill="F2F5F9"/>
-        <w:rPr>
-          <w:rFonts w:hint="eastAsia"/>
-        </w:rPr>
-      </w:pPr>
-      <w:r>
-        <w:t xml:space="preserve">  "title": "2026/2027 Academic Calendar",</w:t>
-      </w:r>
-    </w:p>
-    <w:p>
-      <w:pPr>
-        <w:pStyle w:val="Code"/>
-        <w:keepNext/>
-        <w:keepLines/>
-        <w:shd w:val="clear" w:color="auto" w:fill="F2F5F9"/>
-        <w:rPr>
-          <w:rFonts w:hint="eastAsia"/>
-        </w:rPr>
-      </w:pPr>
-      <w:r>
-        <w:t xml:space="preserve">  "academicSession": "2026/2027",</w:t>
-      </w:r>
-    </w:p>
-    <w:p>
-      <w:pPr>
-        <w:pStyle w:val="Code"/>
-        <w:keepNext/>
-        <w:keepLines/>
-        <w:shd w:val="clear" w:color="auto" w:fill="F2F5F9"/>
-        <w:rPr>
-          <w:rFonts w:hint="eastAsia"/>
-        </w:rPr>
-      </w:pPr>
-      <w:r>
-        <w:t xml:space="preserve">  "imageUrl": "https://example.com/calendars/2026-2027.png",</w:t>
-      </w:r>
-    </w:p>
-    <w:p>
-      <w:pPr>
-        <w:pStyle w:val="Code"/>
-        <w:keepNext/>
-        <w:keepLines/>
-        <w:shd w:val="clear" w:color="auto" w:fill="F2F5F9"/>
-        <w:rPr>
-          <w:rFonts w:hint="eastAsia"/>
-        </w:rPr>
-      </w:pPr>
-      <w:r>
-        <w:t xml:space="preserve">  "publishedAt": "2026-09-26T09:00:00Z",</w:t>
-      </w:r>
-    </w:p>
-    <w:p>
-      <w:pPr>
-        <w:pStyle w:val="Code"/>
-        <w:keepNext/>
-        <w:keepLines/>
-        <w:shd w:val="clear" w:color="auto" w:fill="F2F5F9"/>
-        <w:rPr>
-          <w:rFonts w:hint="eastAsia"/>
-        </w:rPr>
-      </w:pPr>
-      <w:r>
-        <w:t xml:space="preserve">  "isOfficial": true</w:t>
-      </w:r>
-    </w:p>
-    <w:p>
-      <w:pPr>
-        <w:pStyle w:val="Code"/>
-        <w:keepLines/>
-        <w:shd w:val="clear" w:color="auto" w:fill="F2F5F9"/>
-        <w:spacing w:after="160"/>
-        <w:rPr>
-          <w:rFonts w:hint="eastAsia"/>
-        </w:rPr>
-      </w:pPr>
-      <w:r>
-        <w:t>}</w:t>
-      </w:r>
-    </w:p>
-    <w:p>
-      <w:r>
-        <w:t>title is required (250 characters maximum), academicSession is required (50 maximum), and imageUrl must be a URL (2048 maximum). Supply publishedAt explicitly. isOfficial defaults to true. The institution must be active.</w:t>
-      </w:r>
-    </w:p>
-    <w:p>
-      <w:pPr>
-        <w:pStyle w:val="Heading2"/>
-      </w:pPr>
-      <w:r>
-        <w:t>Replace calendar metadata</w:t>
-      </w:r>
-    </w:p>
-    <w:p>
-      <w:pPr>
-        <w:pStyle w:val="Endpoint"/>
-        <w:rPr>
-          <w:rFonts w:hint="eastAsia"/>
-        </w:rPr>
-      </w:pPr>
-      <w:r>
-        <w:t>PUT /api/v1/calendar/{id}</w:t>
-      </w:r>
-    </w:p>
-    <w:p>
-      <w:pPr>
-        <w:pStyle w:val="Small"/>
-      </w:pPr>
-      <w:r>
-        <w:t>Access: Admin  |  Success: 200 + calendar response</w:t>
-      </w:r>
-    </w:p>
-    <w:p>
-      <w:r>
-        <w:t>Use the same request object as creation. SchoolAdmin must match both the existing and requested institution. A new/replaced official calendar deactivates other official calendars in its institution. Returns 400 for invalid fields/institution, 403 for foreign-school writes, and 404 for a missing replacement target.</w:t>
-      </w:r>
-    </w:p>
-    <w:p>
-      <w:pPr>
-        <w:pStyle w:val="Small"/>
-      </w:pPr>
-      <w:r>
-        <w:t>POST /api/v1/calendar/upload accepts multipart/form-data fields institutionId, title, academicSession and file. SchoolAdmin may upload only for their institution; SuperAdmin may upload for any active institution. PNG, JPEG and WebP files up to 5 MB and 40 megapixels are validated, re-encoded as WebP, and stored in private B2. GET /api/v1/calendar/current (also /calendar and /calendar/latest) returns a signed image URL valid for 15 minutes. Metadata POST/PUT routes continue to accept image URLs.</w:t>
-      </w:r>
-    </w:p>
-    <w:p>
-      <w:pPr>
-        <w:pStyle w:val="Heading1"/>
-        <w:pageBreakBefore/>
-      </w:pPr>
-      <w:r>
-        <w:t>11. Super-admin administration</w:t>
-      </w:r>
-    </w:p>
-    <w:p>
-      <w:pPr>
-        <w:pStyle w:val="Heading2"/>
-      </w:pPr>
-      <w:r>
-        <w:t>Create a school</w:t>
-      </w:r>
-    </w:p>
-    <w:p>
-      <w:pPr>
-        <w:pStyle w:val="Endpoint"/>
-        <w:rPr>
-          <w:rFonts w:hint="eastAsia"/>
-        </w:rPr>
-      </w:pPr>
-      <w:r>
-        <w:t>POST /api/v1/admin/schools</w:t>
-      </w:r>
-    </w:p>
-    <w:p>
-      <w:pPr>
-        <w:pStyle w:val="Small"/>
-      </w:pPr>
-      <w:r>
-        <w:t>Access: SuperAdmin only  |  Success: 201 + school response</w:t>
-      </w:r>
-    </w:p>
-    <w:p>
-      <w:pPr>
-        <w:pStyle w:val="Code"/>
-        <w:keepNext/>
-        <w:keepLines/>
-        <w:shd w:val="clear" w:color="auto" w:fill="F2F5F9"/>
-        <w:rPr>
-          <w:rFonts w:hint="eastAsia"/>
-        </w:rPr>
-      </w:pPr>
-      <w:r>
-        <w:t>{</w:t>
-      </w:r>
-    </w:p>
-    <w:p>
-      <w:pPr>
-        <w:pStyle w:val="Code"/>
-        <w:keepNext/>
-        <w:keepLines/>
-        <w:shd w:val="clear" w:color="auto" w:fill="F2F5F9"/>
-        <w:rPr>
-          <w:rFonts w:hint="eastAsia"/>
-        </w:rPr>
-      </w:pPr>
-      <w:r>
-        <w:t xml:space="preserve">  "name": "University of Example",</w:t>
-      </w:r>
-    </w:p>
-    <w:p>
-      <w:pPr>
-        <w:pStyle w:val="Code"/>
-        <w:keepNext/>
-        <w:keepLines/>
-        <w:shd w:val="clear" w:color="auto" w:fill="F2F5F9"/>
-        <w:rPr>
-          <w:rFonts w:hint="eastAsia"/>
-        </w:rPr>
-      </w:pPr>
-      <w:r>
-        <w:t xml:space="preserve">  "slug": "university-of-example",</w:t>
-      </w:r>
-    </w:p>
-    <w:p>
-      <w:pPr>
-        <w:pStyle w:val="Code"/>
-        <w:keepNext/>
-        <w:keepLines/>
-        <w:shd w:val="clear" w:color="auto" w:fill="F2F5F9"/>
-        <w:rPr>
-          <w:rFonts w:hint="eastAsia"/>
-        </w:rPr>
-      </w:pPr>
-      <w:r>
-        <w:t xml:space="preserve">  "state": "Osun",</w:t>
-      </w:r>
-    </w:p>
-    <w:p>
-      <w:pPr>
-        <w:pStyle w:val="Code"/>
-        <w:keepNext/>
-        <w:keepLines/>
-        <w:shd w:val="clear" w:color="auto" w:fill="F2F5F9"/>
-        <w:rPr>
-          <w:rFonts w:hint="eastAsia"/>
-        </w:rPr>
-      </w:pPr>
-      <w:r>
-        <w:t xml:space="preserve">  "isActive": true</w:t>
-      </w:r>
-    </w:p>
-    <w:p>
-      <w:pPr>
-        <w:pStyle w:val="Code"/>
-        <w:keepLines/>
-        <w:shd w:val="clear" w:color="auto" w:fill="F2F5F9"/>
-        <w:spacing w:after="160"/>
-        <w:rPr>
-          <w:rFonts w:hint="eastAsia"/>
-        </w:rPr>
-      </w:pPr>
-      <w:r>
-        <w:t>}</w:t>
-      </w:r>
-    </w:p>
-    <w:p>
-      <w:r>
-        <w:t>name and state are required (200 and 100 characters maximum). slug is required, at most 120 characters, and uses lowercase letters/numbers separated by single hyphens. isActive defaults to true. Duplicate slug returns 409; invalid input returns 400.</w:t>
-      </w:r>
-    </w:p>
-    <w:p>
-      <w:pPr>
-        <w:pStyle w:val="Code"/>
-        <w:keepNext/>
-        <w:keepLines/>
-        <w:shd w:val="clear" w:color="auto" w:fill="F2F5F9"/>
-        <w:rPr>
-          <w:rFonts w:hint="eastAsia"/>
-        </w:rPr>
-      </w:pPr>
-      <w:r>
-        <w:t>{</w:t>
-      </w:r>
-    </w:p>
-    <w:p>
-      <w:pPr>
-        <w:pStyle w:val="Code"/>
-        <w:keepNext/>
-        <w:keepLines/>
-        <w:shd w:val="clear" w:color="auto" w:fill="F2F5F9"/>
-        <w:rPr>
-          <w:rFonts w:hint="eastAsia"/>
-        </w:rPr>
-      </w:pPr>
-      <w:r>
-        <w:t xml:space="preserve">  "id": "11111111-1111-4111-8111-111111111111",</w:t>
-      </w:r>
-    </w:p>
-    <w:p>
-      <w:pPr>
-        <w:pStyle w:val="Code"/>
-        <w:keepNext/>
-        <w:keepLines/>
-        <w:shd w:val="clear" w:color="auto" w:fill="F2F5F9"/>
-        <w:rPr>
-          <w:rFonts w:hint="eastAsia"/>
-        </w:rPr>
-      </w:pPr>
-      <w:r>
-        <w:t xml:space="preserve">  "name": "University of Example",</w:t>
-      </w:r>
-    </w:p>
-    <w:p>
-      <w:pPr>
-        <w:pStyle w:val="Code"/>
-        <w:keepNext/>
-        <w:keepLines/>
-        <w:shd w:val="clear" w:color="auto" w:fill="F2F5F9"/>
-        <w:rPr>
-          <w:rFonts w:hint="eastAsia"/>
-        </w:rPr>
-      </w:pPr>
-      <w:r>
-        <w:t xml:space="preserve">  "slug": "university-of-example",</w:t>
-      </w:r>
-    </w:p>
-    <w:p>
-      <w:pPr>
-        <w:pStyle w:val="Code"/>
-        <w:keepNext/>
-        <w:keepLines/>
-        <w:shd w:val="clear" w:color="auto" w:fill="F2F5F9"/>
-        <w:rPr>
-          <w:rFonts w:hint="eastAsia"/>
-        </w:rPr>
-      </w:pPr>
-      <w:r>
-        <w:t xml:space="preserve">  "state": "Osun",</w:t>
-      </w:r>
-    </w:p>
-    <w:p>
-      <w:pPr>
-        <w:pStyle w:val="Code"/>
-        <w:keepNext/>
-        <w:keepLines/>
-        <w:shd w:val="clear" w:color="auto" w:fill="F2F5F9"/>
-        <w:rPr>
-          <w:rFonts w:hint="eastAsia"/>
-        </w:rPr>
-      </w:pPr>
-      <w:r>
-        <w:t xml:space="preserve">  "isActive": true</w:t>
-      </w:r>
-    </w:p>
-    <w:p>
-      <w:pPr>
-        <w:pStyle w:val="Code"/>
-        <w:keepLines/>
-        <w:shd w:val="clear" w:color="auto" w:fill="F2F5F9"/>
-        <w:spacing w:after="160"/>
-        <w:rPr>
-          <w:rFonts w:hint="eastAsia"/>
-        </w:rPr>
-      </w:pPr>
-      <w:r>
-        <w:t>}</w:t>
-      </w:r>
-    </w:p>
-    <w:p>
-      <w:pPr>
-        <w:pStyle w:val="Heading2"/>
-      </w:pPr>
-      <w:r>
-        <w:t>Provision a school administrator</w:t>
-      </w:r>
-    </w:p>
-    <w:p>
-      <w:pPr>
-        <w:pStyle w:val="Endpoint"/>
-        <w:rPr>
-          <w:rFonts w:hint="eastAsia"/>
-        </w:rPr>
-      </w:pPr>
-      <w:r>
-        <w:t>POST /api/v1/admin/users</w:t>
-      </w:r>
-    </w:p>
-    <w:p>
-      <w:pPr>
-        <w:pStyle w:val="Small"/>
-      </w:pPr>
-      <w:r>
-        <w:t>Access: SuperAdmin only  |  Success: 201 + user access response</w:t>
-      </w:r>
-    </w:p>
-    <w:p>
-      <w:pPr>
-        <w:pStyle w:val="Code"/>
-        <w:keepNext/>
-        <w:keepLines/>
-        <w:shd w:val="clear" w:color="auto" w:fill="F2F5F9"/>
-        <w:rPr>
-          <w:rFonts w:hint="eastAsia"/>
-        </w:rPr>
-      </w:pPr>
-      <w:r>
-        <w:t>{</w:t>
-      </w:r>
-    </w:p>
-    <w:p>
-      <w:pPr>
-        <w:pStyle w:val="Code"/>
-        <w:keepNext/>
-        <w:keepLines/>
-        <w:shd w:val="clear" w:color="auto" w:fill="F2F5F9"/>
-        <w:rPr>
-          <w:rFonts w:hint="eastAsia"/>
-        </w:rPr>
-      </w:pPr>
-      <w:r>
-        <w:t xml:space="preserve">  "email": "admin@example.com",</w:t>
-      </w:r>
-    </w:p>
-    <w:p>
-      <w:pPr>
-        <w:pStyle w:val="Code"/>
-        <w:keepNext/>
-        <w:keepLines/>
-        <w:shd w:val="clear" w:color="auto" w:fill="F2F5F9"/>
-        <w:rPr>
-          <w:rFonts w:hint="eastAsia"/>
-        </w:rPr>
-      </w:pPr>
-      <w:r>
-        <w:t xml:space="preserve">  "password": "AdminPassword123!",</w:t>
-      </w:r>
-    </w:p>
-    <w:p>
-      <w:pPr>
-        <w:pStyle w:val="Code"/>
-        <w:keepNext/>
-        <w:keepLines/>
-        <w:shd w:val="clear" w:color="auto" w:fill="F2F5F9"/>
-        <w:rPr>
-          <w:rFonts w:hint="eastAsia"/>
-        </w:rPr>
-      </w:pPr>
-      <w:r>
-        <w:t xml:space="preserve">  "firstName": "Jane",</w:t>
-      </w:r>
-    </w:p>
-    <w:p>
-      <w:pPr>
-        <w:pStyle w:val="Code"/>
-        <w:keepNext/>
-        <w:keepLines/>
-        <w:shd w:val="clear" w:color="auto" w:fill="F2F5F9"/>
-        <w:rPr>
-          <w:rFonts w:hint="eastAsia"/>
-        </w:rPr>
-      </w:pPr>
-      <w:r>
-        <w:t xml:space="preserve">  "lastName": "Smith",</w:t>
-      </w:r>
-    </w:p>
-    <w:p>
-      <w:pPr>
-        <w:pStyle w:val="Code"/>
-        <w:keepNext/>
-        <w:keepLines/>
-        <w:shd w:val="clear" w:color="auto" w:fill="F2F5F9"/>
-        <w:rPr>
-          <w:rFonts w:hint="eastAsia"/>
-        </w:rPr>
-      </w:pPr>
-      <w:r>
-        <w:t xml:space="preserve">  "institutionId": "11111111-1111-4111-8111-111111111111"</w:t>
-      </w:r>
-    </w:p>
-    <w:p>
-      <w:pPr>
-        <w:pStyle w:val="Code"/>
-        <w:keepLines/>
-        <w:shd w:val="clear" w:color="auto" w:fill="F2F5F9"/>
-        <w:spacing w:after="160"/>
-        <w:rPr>
-          <w:rFonts w:hint="eastAsia"/>
-        </w:rPr>
-      </w:pPr>
-      <w:r>
-        <w:t>}</w:t>
-      </w:r>
-    </w:p>
-    <w:p>
-      <w:r>
-        <w:t>Password must be at least 12 characters. Email must be valid; names are required and each limited to 100 characters. The institution must be active. Creates the SchoolAdmin role only. Duplicate email returns 409; invalid input/institution returns 400.</w:t>
-      </w:r>
-    </w:p>
-    <w:p>
-      <w:pPr>
-        <w:pStyle w:val="Heading2"/>
-      </w:pPr>
-      <w:r>
-        <w:t>User access response</w:t>
-      </w:r>
-    </w:p>
-    <w:p>
-      <w:pPr>
-        <w:pStyle w:val="Code"/>
-        <w:keepNext/>
-        <w:keepLines/>
-        <w:shd w:val="clear" w:color="auto" w:fill="F2F5F9"/>
-        <w:rPr>
-          <w:rFonts w:hint="eastAsia"/>
-        </w:rPr>
-      </w:pPr>
-      <w:r>
-        <w:t>{</w:t>
-      </w:r>
-    </w:p>
-    <w:p>
-      <w:pPr>
-        <w:pStyle w:val="Code"/>
-        <w:keepNext/>
-        <w:keepLines/>
-        <w:shd w:val="clear" w:color="auto" w:fill="F2F5F9"/>
-        <w:rPr>
-          <w:rFonts w:hint="eastAsia"/>
-        </w:rPr>
-      </w:pPr>
-      <w:r>
-        <w:t xml:space="preserve">  "id": "66666666-6666-4666-8666-666666666666",</w:t>
-      </w:r>
-    </w:p>
-    <w:p>
-      <w:pPr>
-        <w:pStyle w:val="Code"/>
-        <w:keepNext/>
-        <w:keepLines/>
-        <w:shd w:val="clear" w:color="auto" w:fill="F2F5F9"/>
-        <w:rPr>
-          <w:rFonts w:hint="eastAsia"/>
-        </w:rPr>
-      </w:pPr>
-      <w:r>
-        <w:t xml:space="preserve">  "email": "admin@example.com",</w:t>
-      </w:r>
-    </w:p>
-    <w:p>
-      <w:pPr>
-        <w:pStyle w:val="Code"/>
-        <w:keepNext/>
-        <w:keepLines/>
-        <w:shd w:val="clear" w:color="auto" w:fill="F2F5F9"/>
-        <w:rPr>
-          <w:rFonts w:hint="eastAsia"/>
-        </w:rPr>
-      </w:pPr>
-      <w:r>
-        <w:t xml:space="preserve">  "role": "SchoolAdmin",</w:t>
-      </w:r>
-    </w:p>
-    <w:p>
-      <w:pPr>
-        <w:pStyle w:val="Code"/>
-        <w:keepNext/>
-        <w:keepLines/>
-        <w:shd w:val="clear" w:color="auto" w:fill="F2F5F9"/>
-        <w:rPr>
-          <w:rFonts w:hint="eastAsia"/>
-        </w:rPr>
-      </w:pPr>
-      <w:r>
-        <w:t xml:space="preserve">  "institutionId": "11111111-1111-4111-8111-111111111111",</w:t>
-      </w:r>
-    </w:p>
-    <w:p>
-      <w:pPr>
-        <w:pStyle w:val="Code"/>
-        <w:keepNext/>
-        <w:keepLines/>
-        <w:shd w:val="clear" w:color="auto" w:fill="F2F5F9"/>
-        <w:rPr>
-          <w:rFonts w:hint="eastAsia"/>
-        </w:rPr>
-      </w:pPr>
-      <w:r>
-        <w:t xml:space="preserve">  "isActive": true</w:t>
-      </w:r>
-    </w:p>
-    <w:p>
-      <w:pPr>
-        <w:pStyle w:val="Code"/>
-        <w:keepLines/>
-        <w:shd w:val="clear" w:color="auto" w:fill="F2F5F9"/>
-        <w:spacing w:after="160"/>
-        <w:rPr>
-          <w:rFonts w:hint="eastAsia"/>
-        </w:rPr>
-      </w:pPr>
-      <w:r>
-        <w:t>}</w:t>
-      </w:r>
-    </w:p>
-    <w:p>
-      <w:pPr>
-        <w:pStyle w:val="Heading2"/>
-      </w:pPr>
-      <w:r>
-        <w:t>Change a role or account activation</w:t>
-      </w:r>
-    </w:p>
-    <w:p>
-      <w:pPr>
-        <w:pStyle w:val="Endpoint"/>
-        <w:rPr>
-          <w:rFonts w:hint="eastAsia"/>
-        </w:rPr>
-      </w:pPr>
-      <w:r>
-        <w:t>PATCH /api/v1/admin/users/{id}</w:t>
-      </w:r>
-    </w:p>
-    <w:p>
-      <w:pPr>
-        <w:pStyle w:val="Small"/>
-      </w:pPr>
-      <w:r>
-        <w:t>Access: SuperAdmin only  |  Success: 200 + user access response</w:t>
-      </w:r>
-    </w:p>
-    <w:p>
-      <w:pPr>
-        <w:pStyle w:val="Code"/>
-        <w:keepNext/>
-        <w:keepLines/>
-        <w:shd w:val="clear" w:color="auto" w:fill="F2F5F9"/>
-        <w:rPr>
-          <w:rFonts w:hint="eastAsia"/>
-        </w:rPr>
-      </w:pPr>
-      <w:r>
-        <w:t>{</w:t>
-      </w:r>
-    </w:p>
-    <w:p>
-      <w:pPr>
-        <w:pStyle w:val="Code"/>
-        <w:keepNext/>
-        <w:keepLines/>
-        <w:shd w:val="clear" w:color="auto" w:fill="F2F5F9"/>
-        <w:rPr>
-          <w:rFonts w:hint="eastAsia"/>
-        </w:rPr>
-      </w:pPr>
-      <w:r>
-        <w:t xml:space="preserve">  "role": "Staff",</w:t>
-      </w:r>
-    </w:p>
-    <w:p>
-      <w:pPr>
-        <w:pStyle w:val="Code"/>
-        <w:keepNext/>
-        <w:keepLines/>
-        <w:shd w:val="clear" w:color="auto" w:fill="F2F5F9"/>
-        <w:rPr>
-          <w:rFonts w:hint="eastAsia"/>
-        </w:rPr>
-      </w:pPr>
-      <w:r>
-        <w:t xml:space="preserve">  "isActive": true</w:t>
-      </w:r>
-    </w:p>
-    <w:p>
-      <w:pPr>
-        <w:pStyle w:val="Code"/>
-        <w:keepLines/>
-        <w:shd w:val="clear" w:color="auto" w:fill="F2F5F9"/>
-        <w:spacing w:after="160"/>
-        <w:rPr>
-          <w:rFonts w:hint="eastAsia"/>
-        </w:rPr>
-      </w:pPr>
-      <w:r>
-        <w:t>}</w:t>
-      </w:r>
-    </w:p>
-    <w:p>
-      <w:r>
-        <w:t>Only Student, Staff and SchoolAdmin may be assigned. Invalid role returns 400; missing user 404; attempts to modify an existing SuperAdmin return 403. The operation invalidates refresh tokens. Access tokens with a stale role or disabled account subsequently receive 401.</w:t>
-      </w:r>
-    </w:p>
-    <w:p>
-      <w:r>
-        <w:t>School creation, school-admin provisioning, account role/activation changes, and content create/edit/status/archive operations are audited. Read them through GET /api/v1/admin/audit. SuperAdmin listing routes are documented below. There is no API to create/change a SuperAdmin; initial SuperAdmin creation is an operator bootstrap task.</w:t>
-      </w:r>
-    </w:p>
-    <w:p>
-      <w:pPr>
-        <w:pStyle w:val="Heading2"/>
-      </w:pPr>
-      <w:r>
-        <w:t>Review pending content</w:t>
-      </w:r>
-    </w:p>
-    <w:p>
-      <w:pPr>
-        <w:pStyle w:val="Endpoint"/>
-        <w:rPr>
-          <w:rFonts w:hint="eastAsia"/>
-        </w:rPr>
-      </w:pPr>
-      <w:r>
-        <w:t>GET /api/v1/admin/content/pending</w:t>
-      </w:r>
-    </w:p>
-    <w:p>
-      <w:pPr>
-        <w:pStyle w:val="Small"/>
-      </w:pPr>
-      <w:r>
-        <w:t>Access: SuperAdmin only  |  Success: 200 + paginated response</w:t>
-      </w:r>
-    </w:p>
-    <w:p>
-      <w:r>
-        <w:t>Optional query parameters: institutionId, type (News, Announcement, Event, Advertisement), search, page (default 1) and pageSize (default 20, maximum 100). The endpoint returns PendingApproval items only.</w:t>
-      </w:r>
-    </w:p>
-    <w:p>
-      <w:pPr>
-        <w:pStyle w:val="Code"/>
-        <w:keepNext/>
-        <w:keepLines/>
-        <w:shd w:val="clear" w:color="auto" w:fill="F2F5F9"/>
-        <w:rPr>
-          <w:rFonts w:hint="eastAsia"/>
-        </w:rPr>
-      </w:pPr>
-      <w:r>
-        <w:t>{</w:t>
-      </w:r>
-    </w:p>
-    <w:p>
-      <w:pPr>
-        <w:pStyle w:val="Code"/>
-        <w:keepNext/>
-        <w:keepLines/>
-        <w:shd w:val="clear" w:color="auto" w:fill="F2F5F9"/>
-        <w:rPr>
-          <w:rFonts w:hint="eastAsia"/>
-        </w:rPr>
-      </w:pPr>
-      <w:r>
-        <w:t xml:space="preserve">  "page": 1, "pageSize": 20, "totalCount": 1,</w:t>
-      </w:r>
-    </w:p>
-    <w:p>
-      <w:pPr>
-        <w:pStyle w:val="Code"/>
-        <w:keepNext/>
-        <w:keepLines/>
-        <w:shd w:val="clear" w:color="auto" w:fill="F2F5F9"/>
-        <w:rPr>
-          <w:rFonts w:hint="eastAsia"/>
-        </w:rPr>
-      </w:pPr>
-      <w:r>
-        <w:t xml:space="preserve">  "items": [{ "id": "&lt;content UUID&gt;", "title": "Orientation update", "body": "Review details",</w:t>
-      </w:r>
-    </w:p>
-    <w:p>
-      <w:pPr>
-        <w:pStyle w:val="Code"/>
-        <w:keepNext/>
-        <w:keepLines/>
-        <w:shd w:val="clear" w:color="auto" w:fill="F2F5F9"/>
-        <w:rPr>
-          <w:rFonts w:hint="eastAsia"/>
-        </w:rPr>
-      </w:pPr>
-      <w:r>
-        <w:t xml:space="preserve">    "summary": null, "category": "Campus", "imageUrl": null, "type": "Event",</w:t>
-      </w:r>
-    </w:p>
-    <w:p>
-      <w:pPr>
-        <w:pStyle w:val="Code"/>
-        <w:keepNext/>
-        <w:keepLines/>
-        <w:shd w:val="clear" w:color="auto" w:fill="F2F5F9"/>
-        <w:rPr>
-          <w:rFonts w:hint="eastAsia"/>
-        </w:rPr>
-      </w:pPr>
-      <w:r>
-        <w:t xml:space="preserve">    "status": "PendingApproval", "urgency": "Normal", "sourceType": "Official",</w:t>
-      </w:r>
-    </w:p>
-    <w:p>
-      <w:pPr>
-        <w:pStyle w:val="Code"/>
-        <w:keepNext/>
-        <w:keepLines/>
-        <w:shd w:val="clear" w:color="auto" w:fill="F2F5F9"/>
-        <w:rPr>
-          <w:rFonts w:hint="eastAsia"/>
-        </w:rPr>
-      </w:pPr>
-      <w:r>
-        <w:t xml:space="preserve">    "sourceName": "Osun State University", "createdAt": "2026-10-13T10:00:00Z",</w:t>
-      </w:r>
-    </w:p>
-    <w:p>
-      <w:pPr>
-        <w:pStyle w:val="Code"/>
-        <w:keepNext/>
-        <w:keepLines/>
-        <w:shd w:val="clear" w:color="auto" w:fill="F2F5F9"/>
-        <w:rPr>
-          <w:rFonts w:hint="eastAsia"/>
-        </w:rPr>
-      </w:pPr>
-      <w:r>
-        <w:t xml:space="preserve">    "eventStartsAt": "2026-10-20T09:00:00Z", "eventEndsAt": null, "eventLocation": "Main auditorium",</w:t>
-      </w:r>
-    </w:p>
-    <w:p>
-      <w:pPr>
-        <w:pStyle w:val="Code"/>
-        <w:keepNext/>
-        <w:keepLines/>
-        <w:shd w:val="clear" w:color="auto" w:fill="F2F5F9"/>
-        <w:rPr>
-          <w:rFonts w:hint="eastAsia"/>
-        </w:rPr>
-      </w:pPr>
-      <w:r>
-        <w:t xml:space="preserve">    "registrationUrl": null, "sponsorName": null, "targetUrl": null,</w:t>
-      </w:r>
-    </w:p>
-    <w:p>
-      <w:pPr>
-        <w:pStyle w:val="Code"/>
-        <w:keepNext/>
-        <w:keepLines/>
-        <w:shd w:val="clear" w:color="auto" w:fill="F2F5F9"/>
-        <w:rPr>
-          <w:rFonts w:hint="eastAsia"/>
-        </w:rPr>
-      </w:pPr>
-      <w:r>
-        <w:t xml:space="preserve">    "authorId": "&lt;user UUID&gt;", "authorEmail": "admin@example.test", "authorName": "Campus Admin",</w:t>
-      </w:r>
-    </w:p>
-    <w:p>
-      <w:pPr>
-        <w:pStyle w:val="Code"/>
-        <w:keepNext/>
-        <w:keepLines/>
-        <w:shd w:val="clear" w:color="auto" w:fill="F2F5F9"/>
-        <w:rPr>
-          <w:rFonts w:hint="eastAsia"/>
-        </w:rPr>
-      </w:pPr>
-      <w:r>
-        <w:t xml:space="preserve">    "audiences": [{ "institutionId": "&lt;institution UUID&gt;", "facultyId": null,</w:t>
-      </w:r>
-    </w:p>
-    <w:p>
-      <w:pPr>
-        <w:pStyle w:val="Code"/>
-        <w:keepNext/>
-        <w:keepLines/>
-        <w:shd w:val="clear" w:color="auto" w:fill="F2F5F9"/>
-        <w:rPr>
-          <w:rFonts w:hint="eastAsia"/>
-        </w:rPr>
-      </w:pPr>
-      <w:r>
-        <w:t xml:space="preserve">      "departmentId": null, "programmeId": null, "academicLevelId": null, "targetAudience": "All" }]</w:t>
-      </w:r>
-    </w:p>
-    <w:p>
-      <w:pPr>
-        <w:pStyle w:val="Code"/>
-        <w:keepNext/>
-        <w:keepLines/>
-        <w:shd w:val="clear" w:color="auto" w:fill="F2F5F9"/>
-        <w:rPr>
-          <w:rFonts w:hint="eastAsia"/>
-        </w:rPr>
-      </w:pPr>
-      <w:r>
-        <w:t xml:space="preserve">  }]</w:t>
-      </w:r>
-    </w:p>
-    <w:p>
-      <w:pPr>
-        <w:pStyle w:val="Code"/>
-        <w:keepNext/>
-        <w:keepLines/>
-        <w:shd w:val="clear" w:color="auto" w:fill="F2F5F9"/>
-        <w:rPr>
-          <w:rFonts w:hint="eastAsia"/>
-        </w:rPr>
-      </w:pPr>
-      <w:r>
-        <w:t>}</w:t>
-      </w:r>
-    </w:p>
-    <w:p>
-      <w:r>
-        <w:t>Approve or reject an item with PATCH /api/v1/content/{id}/status and {"status":"Published"} or {"status":"Rejected"}.</w:t>
-      </w:r>
-    </w:p>
-    <w:p>
-      <w:r>
-        <w:t>List schools - GET /api/v1/admin/schools (SuperAdmin). Optional filters: search, isActive, page and pageSize. Returns {page, pageSize, totalCount, items}. Each school item includes id, name, slug, state, acronym, logoUrl, isActive, studentCount, staffCount, adminCount, liveContentCount, weeklyActiveCount and viewCount. weeklyActiveCount is the distinct number of users with recorded activity in the prior seven days. viewCount is the count of recorded unique content-detail views for the institution. User counts include inactive accounts.</w:t>
-      </w:r>
-    </w:p>
-    <w:p>
-      <w:r>
-        <w:t>Get school detail ? GET /api/v1/admin/schools/{id} (SuperAdmin). Returns the school summary and counts plus its faculty, department, programme and academic-level hierarchy. Returns 404 for an unknown ID.</w:t>
-      </w:r>
-    </w:p>
-    <w:p>
-      <w:r>
-        <w:t>List users - GET /api/v1/admin/users (SuperAdmin). Optional filters: institutionId, role, isActive, search, page and pageSize. Each item includes id, email, firstName, lastName, role, institutionId, institutionName, isActive, createdAt and lastActiveAt. lastActiveAt is the latest recorded authentication/feed activity or content-detail view, and is null when no such activity exists.</w:t>
-      </w:r>
-    </w:p>
-    <w:p>
-      <w:r>
-        <w:t>Read the audit log - GET /api/v1/admin/audit (SuperAdmin). Optional filters: search, administratorId (actorId is an alias), action, actionTag, institutionId, targetId, from, to, page and pageSize. Supported action tags are Access, Advertisement, User, School and External event. Rows include actor ID/name/email/role, action text and tag, target ID/type, institution ID/name, details and createdAt. Results are newest first; from is inclusive and to is exclusive.</w:t>
-      </w:r>
-    </w:p>
-    <w:p>
-      <w:r>
-        <w:t>Content metrics: content responses expose views, uniqueReachCount and notificationOpenCount. views and uniqueReachCount count distinct authenticated student/staff accounts that opened a content detail page (one per account per item); they do not count feed-card impressions. notificationOpenCount counts opened notification records and is a separate signal.</w:t>
-      </w:r>
-    </w:p>
-    <w:p>
-      <w:pPr>
-        <w:pStyle w:val="Heading1"/>
-        <w:pageBreakBefore/>
-      </w:pPr>
-      <w:r>
-        <w:t>12. Private media and Backblaze B2</w:t>
-      </w:r>
-    </w:p>
-    <w:p>
-      <w:pPr>
-        <w:pStyle w:val="Heading2"/>
-      </w:pPr>
-      <w:r>
-        <w:t>Upload a content attachment</w:t>
-      </w:r>
-    </w:p>
-    <w:p>
-      <w:pPr>
-        <w:pStyle w:val="Endpoint"/>
-        <w:rPr>
-          <w:rFonts w:hint="eastAsia"/>
-        </w:rPr>
-      </w:pPr>
-      <w:r>
-        <w:t>POST /api/v1/media/content/{contentId}</w:t>
-      </w:r>
-    </w:p>
-    <w:p>
-      <w:pPr>
-        <w:pStyle w:val="Small"/>
-      </w:pPr>
-      <w:r>
-        <w:t>Access: Admin  |  Success: 201 + media response</w:t>
-      </w:r>
-    </w:p>
-    <w:p>
-      <w:r>
-        <w:t>Send multipart/form-data with one file field named file. When using browser FormData, allow the client to generate the Content-Type boundary. The content item must already exist. Save the returned attachmentId for subsequent media requests.</w:t>
-      </w:r>
-    </w:p>
-    <w:p>
-      <w:pPr>
-        <w:pStyle w:val="Code"/>
-        <w:keepNext/>
-        <w:keepLines/>
-        <w:shd w:val="clear" w:color="auto" w:fill="F2F5F9"/>
-        <w:rPr>
-          <w:rFonts w:hint="eastAsia"/>
-        </w:rPr>
-      </w:pPr>
-      <w:r>
-        <w:t>const form = new FormData();</w:t>
-      </w:r>
-    </w:p>
-    <w:p>
-      <w:pPr>
-        <w:pStyle w:val="Code"/>
-        <w:keepNext/>
-        <w:keepLines/>
-        <w:shd w:val="clear" w:color="auto" w:fill="F2F5F9"/>
-        <w:rPr>
-          <w:rFonts w:hint="eastAsia"/>
-        </w:rPr>
-      </w:pPr>
-      <w:r>
-        <w:t>form.append("file", selectedFile);</w:t>
-      </w:r>
-    </w:p>
-    <w:p>
-      <w:pPr>
-        <w:pStyle w:val="Code"/>
-        <w:keepNext/>
-        <w:keepLines/>
-        <w:shd w:val="clear" w:color="auto" w:fill="F2F5F9"/>
-        <w:rPr>
-          <w:rFonts w:hint="eastAsia"/>
-        </w:rPr>
-      </w:pPr>
-      <w:r>
-        <w:t>const response = await fetch(</w:t>
-      </w:r>
-    </w:p>
-    <w:p>
-      <w:pPr>
-        <w:pStyle w:val="Code"/>
-        <w:keepNext/>
-        <w:keepLines/>
-        <w:shd w:val="clear" w:color="auto" w:fill="F2F5F9"/>
-        <w:rPr>
-          <w:rFonts w:hint="eastAsia"/>
-        </w:rPr>
-      </w:pPr>
-      <w:r>
-        <w:t xml:space="preserve">  `${baseUrl}/api/v1/media/content/${contentId}`,</w:t>
-      </w:r>
-    </w:p>
-    <w:p>
-      <w:pPr>
-        <w:pStyle w:val="Code"/>
-        <w:keepNext/>
-        <w:keepLines/>
-        <w:shd w:val="clear" w:color="auto" w:fill="F2F5F9"/>
-        <w:rPr>
-          <w:rFonts w:hint="eastAsia"/>
-        </w:rPr>
-      </w:pPr>
-      <w:r>
-        <w:t xml:space="preserve">  { method: "POST",</w:t>
-      </w:r>
-    </w:p>
-    <w:p>
-      <w:pPr>
-        <w:pStyle w:val="Code"/>
-        <w:keepNext/>
-        <w:keepLines/>
-        <w:shd w:val="clear" w:color="auto" w:fill="F2F5F9"/>
-        <w:rPr>
-          <w:rFonts w:hint="eastAsia"/>
-        </w:rPr>
-      </w:pPr>
-      <w:r>
-        <w:t xml:space="preserve">    headers: { Authorization: `Bearer ${accessToken}` },</w:t>
-      </w:r>
-    </w:p>
-    <w:p>
-      <w:pPr>
-        <w:pStyle w:val="Code"/>
-        <w:keepNext/>
-        <w:keepLines/>
-        <w:shd w:val="clear" w:color="auto" w:fill="F2F5F9"/>
-        <w:rPr>
-          <w:rFonts w:hint="eastAsia"/>
-        </w:rPr>
-      </w:pPr>
-      <w:r>
-        <w:t xml:space="preserve">    body: form }</w:t>
-      </w:r>
-    </w:p>
-    <w:p>
-      <w:pPr>
-        <w:pStyle w:val="Code"/>
-        <w:keepLines/>
-        <w:shd w:val="clear" w:color="auto" w:fill="F2F5F9"/>
-        <w:spacing w:after="160"/>
-        <w:rPr>
-          <w:rFonts w:hint="eastAsia"/>
-        </w:rPr>
       </w:pPr>
       <w:r>
         <w:t>);</w:t>
@@ -10301,9 +9872,6 @@
         <w:keepNext/>
         <w:keepLines/>
         <w:shd w:val="clear" w:color="auto" w:fill="F2F5F9"/>
-        <w:rPr>
-          <w:rFonts w:hint="eastAsia"/>
-        </w:rPr>
       </w:pPr>
       <w:r>
         <w:t>{</w:t>
@@ -10315,9 +9883,6 @@
         <w:keepNext/>
         <w:keepLines/>
         <w:shd w:val="clear" w:color="auto" w:fill="F2F5F9"/>
-        <w:rPr>
-          <w:rFonts w:hint="eastAsia"/>
-        </w:rPr>
       </w:pPr>
       <w:r>
         <w:t xml:space="preserve">  "attachmentId": "88888888-8888-4888-8888-888888888888",</w:t>
@@ -10329,9 +9894,6 @@
         <w:keepNext/>
         <w:keepLines/>
         <w:shd w:val="clear" w:color="auto" w:fill="F2F5F9"/>
-        <w:rPr>
-          <w:rFonts w:hint="eastAsia"/>
-        </w:rPr>
       </w:pPr>
       <w:r>
         <w:t xml:space="preserve">  "fileName": "orientation.png",</w:t>
@@ -10343,9 +9905,6 @@
         <w:keepNext/>
         <w:keepLines/>
         <w:shd w:val="clear" w:color="auto" w:fill="F2F5F9"/>
-        <w:rPr>
-          <w:rFonts w:hint="eastAsia"/>
-        </w:rPr>
       </w:pPr>
       <w:r>
         <w:t xml:space="preserve">  "contentType": "image/png",</w:t>
@@ -10357,9 +9916,6 @@
         <w:keepNext/>
         <w:keepLines/>
         <w:shd w:val="clear" w:color="auto" w:fill="F2F5F9"/>
-        <w:rPr>
-          <w:rFonts w:hint="eastAsia"/>
-        </w:rPr>
       </w:pPr>
       <w:r>
         <w:t xml:space="preserve">  "sizeBytes": 245760,</w:t>
@@ -10371,9 +9927,6 @@
         <w:keepNext/>
         <w:keepLines/>
         <w:shd w:val="clear" w:color="auto" w:fill="F2F5F9"/>
-        <w:rPr>
-          <w:rFonts w:hint="eastAsia"/>
-        </w:rPr>
       </w:pPr>
       <w:r>
         <w:t xml:space="preserve">  "downloadUrl": "SIGNED_DOWNLOAD_URL"</w:t>
@@ -10385,9 +9938,6 @@
         <w:keepLines/>
         <w:shd w:val="clear" w:color="auto" w:fill="F2F5F9"/>
         <w:spacing w:after="160"/>
-        <w:rPr>
-          <w:rFonts w:hint="eastAsia"/>
-        </w:rPr>
       </w:pPr>
       <w:r>
         <w:t>}</w:t>
@@ -10403,18 +9953,70 @@
         <w:pStyle w:val="Heading2"/>
       </w:pPr>
       <w:r>
+        <w:lastRenderedPageBreak/>
         <w:t>Request a fresh download URL</w:t>
+      </w:r>
+    </w:p>
+    <w:p>
+      <w:pPr>
+        <w:pStyle w:val="Endpoint"/>
+      </w:pPr>
+      <w:r>
+        <w:t>GET /api/v1/media/{attachmentId}</w:t>
+      </w:r>
+    </w:p>
+    <w:p>
+      <w:pPr>
+        <w:pStyle w:val="Small"/>
+      </w:pPr>
+      <w:r>
+        <w:t>Access: Admin in the current implementation  |  Success: 200 + media response</w:t>
+      </w:r>
+    </w:p>
+    <w:p>
+      <w:r>
+        <w:t>Any authenticated user can request an attachment URL only when its content is visible to that user: SuperAdmin can access any attachment; SchoolAdmin must target their institution; students/staff must have access to the published content under their audience and academic-scope settings. Otherwise the endpoint returns 404. It returns JSON, not image bytes or a redirect.</w:t>
+      </w:r>
+    </w:p>
+    <w:p>
+      <w:pPr>
+        <w:pStyle w:val="Note"/>
+        <w:shd w:val="clear" w:color="auto" w:fill="F2F5F9"/>
+      </w:pPr>
+      <w:r>
+        <w:t>The media download endpoint enforces content visibility for student/staff readers. Content visibility checks use institution, student/staff audience, and faculty/department/programme/level placement (or the user?s all-campus preference).</w:t>
+      </w:r>
+    </w:p>
+    <w:p>
+      <w:r>
+        <w:t>The content create image field validates PNG, JPEG and WebP image data and sets the content cover image. Existing content attachments can be added or replaced through POST /api/v1/media/content/{contentId}; it accepts JPEG, PNG, WebP and PDF with MIME and size checks. Calendar image replacement uses POST /api/v1/calendar/{id}/media and validates/converts PNG, JPEG or WebP. No attachment-list/delete route exists; retain attachmentId returned by content media upload.</w:t>
+      </w:r>
+    </w:p>
+    <w:p>
+      <w:r>
+        <w:t>Admin settings routes are available: PUT /api/v1/admin/platform-settings and PUT /api/v1/auth/notification-preferences. Notification preferences persist email/push toggles and summary cadence; platform settings are restricted to SuperAdmin.</w:t>
+      </w:r>
+    </w:p>
+    <w:p>
+      <w:pPr>
+        <w:pStyle w:val="Heading2"/>
+      </w:pPr>
+      <w:r>
+        <w:t>Upload or replace a calendar image</w:t>
       </w:r>
     </w:p>
     <w:p>
       <w:pPr>
         <w:pStyle w:val="Endpoint"/>
         <w:rPr>
-          <w:rFonts w:hint="eastAsia"/>
+          <w:lang w:val="it-IT"/>
         </w:rPr>
       </w:pPr>
       <w:r>
-        <w:t>GET /api/v1/media/{attachmentId}</w:t>
+        <w:rPr>
+          <w:lang w:val="it-IT"/>
+        </w:rPr>
+        <w:t>POST /api/v1/calendar/{id}/media</w:t>
       </w:r>
     </w:p>
     <w:p>
@@ -10422,31 +10024,101 @@
         <w:pStyle w:val="Small"/>
       </w:pPr>
       <w:r>
-        <w:t>Access: Admin in the current implementation  |  Success: 200 + media response</w:t>
-      </w:r>
-    </w:p>
-    <w:p>
-      <w:r>
-        <w:t>Any authenticated user can request an attachment URL only when its content is visible to that user: SuperAdmin can access any attachment; SchoolAdmin must target their institution; students/staff must have access to the published content under their audience and academic-scope settings. Otherwise the endpoint returns 404. It returns JSON, not image bytes or a redirect.</w:t>
-      </w:r>
-    </w:p>
-    <w:p>
-      <w:pPr>
-        <w:pStyle w:val="Note"/>
-        <w:shd w:val="clear" w:color="auto" w:fill="F2F5F9"/>
-      </w:pPr>
-      <w:r>
-        <w:t>The media download endpoint enforces content visibility for student/staff readers. Content visibility checks use institution, student/staff audience, and faculty/department/programme/level placement (or the user?s all-campus preference).</w:t>
-      </w:r>
-    </w:p>
-    <w:p>
-      <w:r>
-        <w:t>Content attachment upload accepts JPEG, PNG, WebP and PDF with type and size checks; signature inspection and image compression are not implemented for these attachments. Calendar image upload is a separate route that verifies and compresses PNG, JPEG or WebP images. No attachment-list/delete route exists, and content responses do not expose attachment IDs; retain the attachmentId returned by upload.</w:t>
-      </w:r>
-    </w:p>
-    <w:p>
-      <w:r>
-        <w:t>Optional settings routes requested by the admin UI are not implemented: PUT /api/v1/admin/platform-settings and PUT /api/v1/auth/notification-preferences. They require persistent platform settings and additional email/push and summary-cadence preference fields.</w:t>
+        <w:t>Access: SchoolAdmin, CalendarAdmin or SuperAdmin  |  Success: 200 + updated calendar response</w:t>
+      </w:r>
+    </w:p>
+    <w:p>
+      <w:r>
+        <w:t>Send multipart/form-data with the file field named file. The calendar must already exist and be Draft or Rejected. SchoolAdmins and CalendarAdmins can upload only to their own institution; SuperAdmins can manage calendars across institutions. The upload accepts PNG, JPEG or WebP images up to 5 MiB and 40 megapixels, strips metadata, converts the image to WebP and stores it in private B2. Replacing the image does not change calendar status or publication state.</w:t>
+      </w:r>
+    </w:p>
+    <w:p>
+      <w:pPr>
+        <w:pStyle w:val="Code"/>
+      </w:pPr>
+      <w:r>
+        <w:t>{</w:t>
+      </w:r>
+    </w:p>
+    <w:p>
+      <w:pPr>
+        <w:pStyle w:val="Code"/>
+      </w:pPr>
+      <w:r>
+        <w:t xml:space="preserve">  "id": "77777777-7777-4777-8777-777777777777",</w:t>
+      </w:r>
+    </w:p>
+    <w:p>
+      <w:pPr>
+        <w:pStyle w:val="Code"/>
+      </w:pPr>
+      <w:r>
+        <w:t xml:space="preserve">  "institutionId": "11111111-1111-4111-8111-111111111111",</w:t>
+      </w:r>
+    </w:p>
+    <w:p>
+      <w:pPr>
+        <w:pStyle w:val="Code"/>
+      </w:pPr>
+      <w:r>
+        <w:t xml:space="preserve">  "title": "2026/2027 Academic Calendar",</w:t>
+      </w:r>
+    </w:p>
+    <w:p>
+      <w:pPr>
+        <w:pStyle w:val="Code"/>
+      </w:pPr>
+      <w:r>
+        <w:t xml:space="preserve">  "academicSession": "2026/2027",</w:t>
+      </w:r>
+    </w:p>
+    <w:p>
+      <w:pPr>
+        <w:pStyle w:val="Code"/>
+      </w:pPr>
+      <w:r>
+        <w:t xml:space="preserve">  "imageUrl": "SIGNED_DOWNLOAD_URL",</w:t>
+      </w:r>
+    </w:p>
+    <w:p>
+      <w:pPr>
+        <w:pStyle w:val="Code"/>
+      </w:pPr>
+      <w:r>
+        <w:t xml:space="preserve">  "publishedAt": "2026-09-26T09:00:00Z",</w:t>
+      </w:r>
+    </w:p>
+    <w:p>
+      <w:pPr>
+        <w:pStyle w:val="Code"/>
+      </w:pPr>
+      <w:r>
+        <w:t xml:space="preserve">  "status": "Draft",</w:t>
+      </w:r>
+    </w:p>
+    <w:p>
+      <w:pPr>
+        <w:pStyle w:val="Code"/>
+      </w:pPr>
+      <w:r>
+        <w:t xml:space="preserve">  "isOfficial": false</w:t>
+      </w:r>
+    </w:p>
+    <w:p>
+      <w:pPr>
+        <w:pStyle w:val="Code"/>
+      </w:pPr>
+      <w:r>
+        <w:t>}</w:t>
+      </w:r>
+    </w:p>
+    <w:p>
+      <w:pPr>
+        <w:pStyle w:val="Small"/>
+      </w:pPr>
+      <w:r>
+        <w:lastRenderedPageBreak/>
+        <w:t>imageUrl is a signed B2 URL valid for approximately 15 minutes. Unsupported, invalid or oversized images return 400; foreign-school uploads return 403; an unknown calendar returns 404. The HTTP request is capped at 6 MiB, so oversized multipart requests may be rejected with 413.</w:t>
       </w:r>
     </w:p>
     <w:p>
@@ -10455,6 +10127,7 @@
         <w:pageBreakBefore/>
       </w:pPr>
       <w:r>
+        <w:lastRenderedPageBreak/>
         <w:t>13. Notifications, analytics, payments and errors</w:t>
       </w:r>
     </w:p>
@@ -10888,9 +10561,6 @@
         <w:keepNext/>
         <w:keepLines/>
         <w:shd w:val="clear" w:color="auto" w:fill="F2F5F9"/>
-        <w:rPr>
-          <w:rFonts w:hint="eastAsia"/>
-        </w:rPr>
       </w:pPr>
       <w:r>
         <w:t>{</w:t>
@@ -10902,9 +10572,6 @@
         <w:keepNext/>
         <w:keepLines/>
         <w:shd w:val="clear" w:color="auto" w:fill="F2F5F9"/>
-        <w:rPr>
-          <w:rFonts w:hint="eastAsia"/>
-        </w:rPr>
       </w:pPr>
       <w:r>
         <w:t xml:space="preserve">  "title": "The selected academic hierarchy is invalid.",</w:t>
@@ -10916,9 +10583,6 @@
         <w:keepNext/>
         <w:keepLines/>
         <w:shd w:val="clear" w:color="auto" w:fill="F2F5F9"/>
-        <w:rPr>
-          <w:rFonts w:hint="eastAsia"/>
-        </w:rPr>
       </w:pPr>
       <w:r>
         <w:t xml:space="preserve">  "status": 400</w:t>
@@ -10930,9 +10594,6 @@
         <w:keepLines/>
         <w:shd w:val="clear" w:color="auto" w:fill="F2F5F9"/>
         <w:spacing w:after="160"/>
-        <w:rPr>
-          <w:rFonts w:hint="eastAsia"/>
-        </w:rPr>
       </w:pPr>
       <w:r>
         <w:t>}</w:t>
@@ -10971,6 +10632,7 @@
         <w:pStyle w:val="Heading2"/>
       </w:pPr>
       <w:r>
+        <w:lastRenderedPageBreak/>
         <w:t>SuperAdmin analytics and delivery retries</w:t>
       </w:r>
     </w:p>
@@ -11008,6 +10670,7 @@
         <w:pageBreakBefore/>
       </w:pPr>
       <w:r>
+        <w:lastRenderedPageBreak/>
         <w:t>14. Backend structure</w:t>
       </w:r>
     </w:p>
@@ -11232,9 +10895,6 @@
         <w:keepNext/>
         <w:keepLines/>
         <w:shd w:val="clear" w:color="auto" w:fill="F2F5F9"/>
-        <w:rPr>
-          <w:rFonts w:hint="eastAsia"/>
-        </w:rPr>
       </w:pPr>
       <w:r>
         <w:t>Institution</w:t>
@@ -11246,9 +10906,6 @@
         <w:keepNext/>
         <w:keepLines/>
         <w:shd w:val="clear" w:color="auto" w:fill="F2F5F9"/>
-        <w:rPr>
-          <w:rFonts w:hint="eastAsia"/>
-        </w:rPr>
       </w:pPr>
       <w:r>
         <w:t xml:space="preserve">  Faculty</w:t>
@@ -11260,9 +10917,6 @@
         <w:keepNext/>
         <w:keepLines/>
         <w:shd w:val="clear" w:color="auto" w:fill="F2F5F9"/>
-        <w:rPr>
-          <w:rFonts w:hint="eastAsia"/>
-        </w:rPr>
       </w:pPr>
       <w:r>
         <w:t xml:space="preserve">    Department</w:t>
@@ -11274,9 +10928,6 @@
         <w:keepNext/>
         <w:keepLines/>
         <w:shd w:val="clear" w:color="auto" w:fill="F2F5F9"/>
-        <w:rPr>
-          <w:rFonts w:hint="eastAsia"/>
-        </w:rPr>
       </w:pPr>
       <w:r>
         <w:t xml:space="preserve">      Programme</w:t>
@@ -11288,9 +10939,6 @@
         <w:keepNext/>
         <w:keepLines/>
         <w:shd w:val="clear" w:color="auto" w:fill="F2F5F9"/>
-        <w:rPr>
-          <w:rFonts w:hint="eastAsia"/>
-        </w:rPr>
       </w:pPr>
       <w:r>
         <w:t xml:space="preserve">        AcademicLevel</w:t>
@@ -11302,9 +10950,6 @@
         <w:keepNext/>
         <w:keepLines/>
         <w:shd w:val="clear" w:color="auto" w:fill="F2F5F9"/>
-        <w:rPr>
-          <w:rFonts w:hint="eastAsia"/>
-        </w:rPr>
       </w:pPr>
     </w:p>
     <w:p>
@@ -11313,9 +10958,6 @@
         <w:keepNext/>
         <w:keepLines/>
         <w:shd w:val="clear" w:color="auto" w:fill="F2F5F9"/>
-        <w:rPr>
-          <w:rFonts w:hint="eastAsia"/>
-        </w:rPr>
       </w:pPr>
       <w:r>
         <w:t>AppUser -&gt; Institution + optional academic assignments</w:t>
@@ -11327,9 +10969,6 @@
         <w:keepNext/>
         <w:keepLines/>
         <w:shd w:val="clear" w:color="auto" w:fill="F2F5F9"/>
-        <w:rPr>
-          <w:rFonts w:hint="eastAsia"/>
-        </w:rPr>
       </w:pPr>
       <w:r>
         <w:t>AppUser -&gt; FeedPreference</w:t>
@@ -11341,9 +10980,6 @@
         <w:keepNext/>
         <w:keepLines/>
         <w:shd w:val="clear" w:color="auto" w:fill="F2F5F9"/>
-        <w:rPr>
-          <w:rFonts w:hint="eastAsia"/>
-        </w:rPr>
       </w:pPr>
       <w:r>
         <w:t>ContentItem -&gt; Author + Audiences + Attachments</w:t>
@@ -11355,9 +10991,6 @@
         <w:keepNext/>
         <w:keepLines/>
         <w:shd w:val="clear" w:color="auto" w:fill="F2F5F9"/>
-        <w:rPr>
-          <w:rFonts w:hint="eastAsia"/>
-        </w:rPr>
       </w:pPr>
       <w:r>
         <w:t>AcademicCalendar -&gt; Institution</w:t>
@@ -11369,9 +11002,6 @@
         <w:keepLines/>
         <w:shd w:val="clear" w:color="auto" w:fill="F2F5F9"/>
         <w:spacing w:after="160"/>
-        <w:rPr>
-          <w:rFonts w:hint="eastAsia"/>
-        </w:rPr>
       </w:pPr>
       <w:r>
         <w:t>AuditLog -&gt; actor / action / target / institution metadata</w:t>
@@ -11396,6 +11026,7 @@
         <w:pageBreakBefore/>
       </w:pPr>
       <w:r>
+        <w:lastRenderedPageBreak/>
         <w:t>15. Environment and operator notes</w:t>
       </w:r>
     </w:p>
@@ -11689,9 +11320,6 @@
         <w:keepNext/>
         <w:keepLines/>
         <w:shd w:val="clear" w:color="auto" w:fill="F2F5F9"/>
-        <w:rPr>
-          <w:rFonts w:hint="eastAsia"/>
-        </w:rPr>
       </w:pPr>
       <w:r>
         <w:t>postgresql://ROLE:PASSWORD@</w:t>
@@ -11703,9 +11331,6 @@
         <w:keepLines/>
         <w:shd w:val="clear" w:color="auto" w:fill="F2F5F9"/>
         <w:spacing w:after="160"/>
-        <w:rPr>
-          <w:rFonts w:hint="eastAsia"/>
-        </w:rPr>
       </w:pPr>
       <w:r>
         <w:t>ep-fancy-rice-auynnkyz-pooler.c-10.us-east-1.aws.neon.tech/neondb?sslmode=require</w:t>
@@ -11727,6 +11352,7 @@
         <w:pageBreakBefore/>
       </w:pPr>
       <w:r>
+        <w:lastRenderedPageBreak/>
         <w:t>16. Frontend checklist and open work</w:t>
       </w:r>
     </w:p>
@@ -11827,6 +11453,78 @@
       </w:pPr>
       <w:r>
         <w:t>This guide describes the current API implementation and identifies remaining integration and release limitations. Staging and production deployments must be checked independently; source-code presence alone does not confirm deployment.</w:t>
+      </w:r>
+    </w:p>
+    <w:p>
+      <w:pPr>
+        <w:pStyle w:val="Heading1"/>
+      </w:pPr>
+      <w:r>
+        <w:lastRenderedPageBreak/>
+        <w:t>17. Delegated administrator and emergency-alert workflows</w:t>
+      </w:r>
+    </w:p>
+    <w:p>
+      <w:r>
+        <w:t>JWT roles now include LeadSchoolAdmin, NewsAdmin, and CalendarAdmin in addition to the existing Student, Staff, SchoolAdmin, and SuperAdmin roles. Existing SchoolAdmin workflows remain available for backward compatibility.</w:t>
+      </w:r>
+    </w:p>
+    <w:p>
+      <w:pPr>
+        <w:pStyle w:val="Heading2"/>
+      </w:pPr>
+      <w:r>
+        <w:t>Delegated administrator management</w:t>
+      </w:r>
+    </w:p>
+    <w:p>
+      <w:r>
+        <w:t>LeadSchoolAdmins can list, read, create, reassign, activate, and deactivate NewsAdmin and CalendarAdmin accounts only within their own institution. SuperAdmins can manage these delegated roles across institutions. Delegated administrator creation uses POST /api/v1/admin/administrators with email, password, firstName, lastName, institutionId, and role. Passwords must contain at least 12 characters. PATCH /api/v1/admin/administrators/{id} updates role and active status and invalidates the target user refresh token. LeadSchoolAdmins cannot create or promote another LeadSchoolAdmin.</w:t>
+      </w:r>
+    </w:p>
+    <w:p>
+      <w:pPr>
+        <w:pStyle w:val="Heading2"/>
+      </w:pPr>
+      <w:r>
+        <w:t>News and announcement approvals</w:t>
+      </w:r>
+    </w:p>
+    <w:p>
+      <w:r>
+        <w:t>NewsAdmins can create and edit News and Announcement content and submit drafts with PATCH /api/v1/content/{id}/status using status PendingApproval. Only LeadSchoolAdmins can designate an Announcement as Urgent. LeadSchoolAdmins can review their institution queue at GET /api/v1/content/pending-approval and approve or reject pending items using the same status route with Published or Rejected. CalendarAdmins can create and submit Event content; LeadSchoolAdmins provide the approval decision. SuperAdmins retain global moderation access.</w:t>
+      </w:r>
+    </w:p>
+    <w:p>
+      <w:pPr>
+        <w:pStyle w:val="Heading2"/>
+      </w:pPr>
+      <w:r>
+        <w:t>Calendar approval</w:t>
+      </w:r>
+    </w:p>
+    <w:p>
+      <w:r>
+        <w:t>CalendarAdmins, SchoolAdmins, and SuperAdmins create calendar drafts and submit them with POST /api/v1/calendar/{id}/submit. The calendar enters PendingApproval. LeadSchoolAdmins or SuperAdmins can publish it with POST /api/v1/calendar/{id}/publish or reject it with POST /api/v1/calendar/{id}/reject and a required reason. Rejected calendars can be revised and submitted again. SchoolAdmins no longer publish calendars directly.</w:t>
+      </w:r>
+    </w:p>
+    <w:p>
+      <w:pPr>
+        <w:pStyle w:val="Heading2"/>
+      </w:pPr>
+      <w:r>
+        <w:t>Emergency alerts</w:t>
+      </w:r>
+    </w:p>
+    <w:p>
+      <w:r>
+        <w:t>Only LeadSchoolAdmins and SuperAdmins can publish an emergency alert through POST /api/v1/emergency-alerts. The request contains title, body, and optional summary. The API creates a published Urgent Announcement for active students and staff in the sender's institution, records an audit event, and immediately queues notifications. Emergency alerts bypass announcement and push-notification preferences. Delivery still depends on configured Firebase credentials and registered devices; undelivered notifications remain available to the retry worker.</w:t>
+      </w:r>
+    </w:p>
+    <w:p>
+      <w:r>
+        <w:lastRenderedPageBreak/>
+        <w:t>Apply the AdminWorkflowAndEmergencyAlerts EF migration before deploying. The generated OpenAPI/Swagger contract includes the added roles, endpoints, and calendar states. The Flutter client-side screens and emergency-alert button are outside this backend contract update.</w:t>
       </w:r>
     </w:p>
     <w:sectPr>
